--- a/Week 2 ICT Fundamentals/Documents/ICT Security Fundamentals Workbook 1 - Workplace Information and Impact Scenario.docx
+++ b/Week 2 ICT Fundamentals/Documents/ICT Security Fundamentals Workbook 1 - Workplace Information and Impact Scenario.docx
@@ -519,7 +519,7 @@
               <w:szCs w:val="40"/>
             </w:rPr>
             <w:drawing>
-              <wp:anchor distT="0" distB="0" distL="114300" distR="114300" simplePos="0" relativeHeight="251670528" behindDoc="1" locked="0" layoutInCell="1" allowOverlap="1" wp14:anchorId="36A479DA" wp14:editId="3B1C4571">
+              <wp:anchor distT="0" distB="0" distL="114300" distR="114300" simplePos="0" relativeHeight="251670528" behindDoc="1" locked="0" layoutInCell="1" allowOverlap="1" wp14:anchorId="36A479DA" wp14:editId="59FF3EBC">
                 <wp:simplePos x="0" y="0"/>
                 <wp:positionH relativeFrom="margin">
                   <wp:align>center</wp:align>
@@ -2782,7 +2782,7 @@
           </mc:Choice>
           <mc:Fallback>
             <w:pict>
-              <v:line w14:anchorId="2AE05237" id="Straight Connector 1" o:spid="_x0000_s1026" style="position:absolute;z-index:251672576;visibility:visible;mso-wrap-style:square;mso-wrap-distance-left:9pt;mso-wrap-distance-top:0;mso-wrap-distance-right:9pt;mso-wrap-distance-bottom:0;mso-position-horizontal:absolute;mso-position-horizontal-relative:text;mso-position-vertical:absolute;mso-position-vertical-relative:text" from="0,1.45pt" to="457.1pt,1.45pt" o:gfxdata="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" strokecolor="#81bc00" strokeweight="3pt"/>
+              <v:line w14:anchorId="19C7D0F1" id="Straight Connector 1" o:spid="_x0000_s1026" style="position:absolute;z-index:251672576;visibility:visible;mso-wrap-style:square;mso-wrap-distance-left:9pt;mso-wrap-distance-top:0;mso-wrap-distance-right:9pt;mso-wrap-distance-bottom:0;mso-position-horizontal:absolute;mso-position-horizontal-relative:text;mso-position-vertical:absolute;mso-position-vertical-relative:text" from="0,1.45pt" to="457.1pt,1.45pt" o:gfxdata="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" strokecolor="#81bc00" strokeweight="3pt"/>
             </w:pict>
           </mc:Fallback>
         </mc:AlternateContent>
@@ -2920,6 +2920,9 @@
             <w:pPr>
               <w:spacing w:after="200" w:line="276" w:lineRule="auto"/>
             </w:pPr>
+            <w:r>
+              <w:t>Australian Privacy Principles</w:t>
+            </w:r>
           </w:p>
           <w:p>
             <w:pPr>
@@ -2998,6 +3001,14 @@
             <w:pPr>
               <w:spacing w:after="200" w:line="276" w:lineRule="auto"/>
             </w:pPr>
+            <w:proofErr w:type="gramStart"/>
+            <w:r>
+              <w:t>Yes</w:t>
+            </w:r>
+            <w:proofErr w:type="gramEnd"/>
+            <w:r>
+              <w:t xml:space="preserve"> as its annual turnover is over 3 million dollars.</w:t>
+            </w:r>
           </w:p>
           <w:p>
             <w:pPr>
@@ -3274,11 +3285,69 @@
           </w:tcPr>
           <w:p>
             <w:pPr>
+              <w:pStyle w:val="ListParagraph"/>
+              <w:numPr>
+                <w:ilvl w:val="0"/>
+                <w:numId w:val="16"/>
+              </w:numPr>
+            </w:pPr>
+            <w:r>
+              <w:t xml:space="preserve">Release/ announced </w:t>
+            </w:r>
+            <w:r>
+              <w:t>Title of the game</w:t>
+            </w:r>
+          </w:p>
+          <w:p>
+            <w:pPr>
+              <w:pStyle w:val="ListParagraph"/>
+              <w:numPr>
+                <w:ilvl w:val="0"/>
+                <w:numId w:val="16"/>
+              </w:numPr>
+            </w:pPr>
+            <w:r>
+              <w:t>Public analytics</w:t>
+            </w:r>
+          </w:p>
+          <w:p>
+            <w:pPr>
+              <w:pStyle w:val="ListParagraph"/>
+              <w:numPr>
+                <w:ilvl w:val="0"/>
+                <w:numId w:val="16"/>
+              </w:numPr>
+            </w:pPr>
+            <w:r>
+              <w:t>Public partnerships</w:t>
+            </w:r>
+          </w:p>
+          <w:p>
+            <w:pPr>
+              <w:pStyle w:val="ListParagraph"/>
+              <w:numPr>
+                <w:ilvl w:val="0"/>
+                <w:numId w:val="16"/>
+              </w:numPr>
+            </w:pPr>
+            <w:r>
+              <w:t>Publicly displayed information</w:t>
+            </w:r>
+          </w:p>
+          <w:p>
+            <w:pPr>
               <w:spacing w:after="200" w:line="276" w:lineRule="auto"/>
             </w:pPr>
-            <w:r>
-              <w:t xml:space="preserve">- </w:t>
-            </w:r>
+          </w:p>
+          <w:p>
+            <w:pPr>
+              <w:spacing w:after="200" w:line="276" w:lineRule="auto"/>
+            </w:pPr>
+          </w:p>
+          <w:p>
+            <w:pPr>
+              <w:spacing w:after="200" w:line="276" w:lineRule="auto"/>
+            </w:pPr>
           </w:p>
           <w:p>
             <w:pPr>
@@ -3299,14 +3368,106 @@
           </w:tcPr>
           <w:p>
             <w:pPr>
+              <w:pStyle w:val="ListParagraph"/>
+              <w:numPr>
+                <w:ilvl w:val="0"/>
+                <w:numId w:val="17"/>
+              </w:numPr>
+            </w:pPr>
+            <w:r>
+              <w:t>project source code</w:t>
+            </w:r>
+          </w:p>
+          <w:p>
+            <w:pPr>
+              <w:pStyle w:val="ListParagraph"/>
+              <w:numPr>
+                <w:ilvl w:val="0"/>
+                <w:numId w:val="17"/>
+              </w:numPr>
+            </w:pPr>
+            <w:r>
+              <w:t>Game designs</w:t>
+            </w:r>
+            <w:r>
+              <w:br/>
+            </w:r>
+            <w:r>
+              <w:t>WIP/unannounced game name</w:t>
+            </w:r>
+          </w:p>
+          <w:p>
+            <w:pPr>
+              <w:pStyle w:val="ListParagraph"/>
+              <w:numPr>
+                <w:ilvl w:val="0"/>
+                <w:numId w:val="17"/>
+              </w:numPr>
+            </w:pPr>
+            <w:r>
+              <w:t>M</w:t>
+            </w:r>
+            <w:r>
+              <w:t>arketing</w:t>
+            </w:r>
+          </w:p>
+          <w:p>
+            <w:pPr>
+              <w:pStyle w:val="ListParagraph"/>
+              <w:numPr>
+                <w:ilvl w:val="0"/>
+                <w:numId w:val="17"/>
+              </w:numPr>
+            </w:pPr>
+            <w:r>
+              <w:t>Development lifecycle</w:t>
+            </w:r>
+          </w:p>
+          <w:p>
+            <w:pPr>
+              <w:pStyle w:val="ListParagraph"/>
+              <w:numPr>
+                <w:ilvl w:val="0"/>
+                <w:numId w:val="17"/>
+              </w:numPr>
+            </w:pPr>
+            <w:r>
+              <w:t>User metrics</w:t>
+            </w:r>
+          </w:p>
+          <w:p>
+            <w:pPr>
+              <w:pStyle w:val="ListParagraph"/>
+              <w:numPr>
+                <w:ilvl w:val="0"/>
+                <w:numId w:val="17"/>
+              </w:numPr>
+            </w:pPr>
+            <w:r>
+              <w:t>Gameplay assets</w:t>
+            </w:r>
+          </w:p>
+          <w:p>
+            <w:pPr>
+              <w:pStyle w:val="ListParagraph"/>
+              <w:numPr>
+                <w:ilvl w:val="0"/>
+                <w:numId w:val="17"/>
+              </w:numPr>
+            </w:pPr>
+            <w:r>
+              <w:t>Expected revenue</w:t>
+            </w:r>
+          </w:p>
+          <w:p>
+            <w:pPr>
               <w:spacing w:after="200" w:line="276" w:lineRule="auto"/>
             </w:pPr>
-            <w:r>
-              <w:t>- project source code</w:t>
-            </w:r>
-            <w:r>
-              <w:br/>
-            </w:r>
+          </w:p>
+          <w:p>
+            <w:pPr>
+              <w:spacing w:after="200" w:line="276" w:lineRule="auto"/>
+            </w:pPr>
           </w:p>
         </w:tc>
         <w:tc>
@@ -3321,8 +3482,99 @@
           </w:tcPr>
           <w:p>
             <w:pPr>
-              <w:spacing w:after="200" w:line="276" w:lineRule="auto"/>
-            </w:pPr>
+              <w:pStyle w:val="ListParagraph"/>
+              <w:numPr>
+                <w:ilvl w:val="0"/>
+                <w:numId w:val="18"/>
+              </w:numPr>
+            </w:pPr>
+            <w:r>
+              <w:t>Customer database</w:t>
+            </w:r>
+          </w:p>
+          <w:p>
+            <w:pPr>
+              <w:pStyle w:val="ListParagraph"/>
+              <w:numPr>
+                <w:ilvl w:val="0"/>
+                <w:numId w:val="18"/>
+              </w:numPr>
+            </w:pPr>
+            <w:r>
+              <w:t>Email addresses</w:t>
+            </w:r>
+          </w:p>
+          <w:p>
+            <w:pPr>
+              <w:pStyle w:val="ListParagraph"/>
+              <w:numPr>
+                <w:ilvl w:val="0"/>
+                <w:numId w:val="18"/>
+              </w:numPr>
+            </w:pPr>
+            <w:r>
+              <w:t>Payment data</w:t>
+            </w:r>
+          </w:p>
+          <w:p>
+            <w:pPr>
+              <w:pStyle w:val="ListParagraph"/>
+              <w:numPr>
+                <w:ilvl w:val="0"/>
+                <w:numId w:val="18"/>
+              </w:numPr>
+            </w:pPr>
+            <w:r>
+              <w:t>User passwords (consumer and employee)</w:t>
+            </w:r>
+          </w:p>
+          <w:p>
+            <w:pPr>
+              <w:pStyle w:val="ListParagraph"/>
+              <w:numPr>
+                <w:ilvl w:val="0"/>
+                <w:numId w:val="18"/>
+              </w:numPr>
+            </w:pPr>
+            <w:r>
+              <w:t>Phone numbers</w:t>
+            </w:r>
+          </w:p>
+          <w:p>
+            <w:pPr>
+              <w:pStyle w:val="ListParagraph"/>
+              <w:numPr>
+                <w:ilvl w:val="0"/>
+                <w:numId w:val="18"/>
+              </w:numPr>
+            </w:pPr>
+            <w:r>
+              <w:t>Name</w:t>
+            </w:r>
+          </w:p>
+          <w:p>
+            <w:pPr>
+              <w:pStyle w:val="ListParagraph"/>
+              <w:numPr>
+                <w:ilvl w:val="0"/>
+                <w:numId w:val="18"/>
+              </w:numPr>
+            </w:pPr>
+            <w:r>
+              <w:t>Age</w:t>
+            </w:r>
+          </w:p>
+          <w:p>
+            <w:pPr>
+              <w:pStyle w:val="ListParagraph"/>
+              <w:numPr>
+                <w:ilvl w:val="0"/>
+                <w:numId w:val="18"/>
+              </w:numPr>
+            </w:pPr>
+            <w:r>
+              <w:t>Gender</w:t>
+            </w:r>
           </w:p>
         </w:tc>
       </w:tr>
@@ -3527,6 +3779,9 @@
             <w:pPr>
               <w:spacing w:after="200" w:line="276" w:lineRule="auto"/>
             </w:pPr>
+            <w:r>
+              <w:t>Payment processing</w:t>
+            </w:r>
           </w:p>
         </w:tc>
         <w:tc>
@@ -3544,6 +3799,107 @@
               <w:spacing w:after="200" w:line="276" w:lineRule="auto"/>
               <w:cnfStyle w:val="000000000000" w:firstRow="0" w:lastRow="0" w:firstColumn="0" w:lastColumn="0" w:oddVBand="0" w:evenVBand="0" w:oddHBand="0" w:evenHBand="0" w:firstRowFirstColumn="0" w:firstRowLastColumn="0" w:lastRowFirstColumn="0" w:lastRowLastColumn="0"/>
             </w:pPr>
+            <w:r>
+              <w:t>Payment information (credit card information, name, address</w:t>
+            </w:r>
+            <w:r>
+              <w:t>, phone number</w:t>
+            </w:r>
+            <w:r>
+              <w:t>)</w:t>
+            </w:r>
+          </w:p>
+        </w:tc>
+      </w:tr>
+      <w:tr>
+        <w:trPr>
+          <w:cnfStyle w:val="000000100000" w:firstRow="0" w:lastRow="0" w:firstColumn="0" w:lastColumn="0" w:oddVBand="0" w:evenVBand="0" w:oddHBand="1" w:evenHBand="0" w:firstRowFirstColumn="0" w:firstRowLastColumn="0" w:lastRowFirstColumn="0" w:lastRowLastColumn="0"/>
+          <w:trHeight w:val="398"/>
+        </w:trPr>
+        <w:tc>
+          <w:tcPr>
+            <w:cnfStyle w:val="001000000000" w:firstRow="0" w:lastRow="0" w:firstColumn="1" w:lastColumn="0" w:oddVBand="0" w:evenVBand="0" w:oddHBand="0" w:evenHBand="0" w:firstRowFirstColumn="0" w:firstRowLastColumn="0" w:lastRowFirstColumn="0" w:lastRowLastColumn="0"/>
+            <w:tcW w:w="3969" w:type="dxa"/>
+            <w:tcBorders>
+              <w:top w:val="single" w:sz="2" w:space="0" w:color="95B3D7" w:themeColor="accent1" w:themeTint="99"/>
+              <w:left w:val="nil"/>
+              <w:bottom w:val="single" w:sz="2" w:space="0" w:color="95B3D7" w:themeColor="accent1" w:themeTint="99"/>
+              <w:right w:val="single" w:sz="2" w:space="0" w:color="95B3D7" w:themeColor="accent1" w:themeTint="99"/>
+            </w:tcBorders>
+          </w:tcPr>
+          <w:p>
+            <w:pPr>
+              <w:spacing w:after="200" w:line="276" w:lineRule="auto"/>
+            </w:pPr>
+            <w:r>
+              <w:t>preorders</w:t>
+            </w:r>
+          </w:p>
+        </w:tc>
+        <w:tc>
+          <w:tcPr>
+            <w:tcW w:w="5047" w:type="dxa"/>
+            <w:tcBorders>
+              <w:top w:val="single" w:sz="2" w:space="0" w:color="95B3D7" w:themeColor="accent1" w:themeTint="99"/>
+              <w:left w:val="single" w:sz="2" w:space="0" w:color="95B3D7" w:themeColor="accent1" w:themeTint="99"/>
+              <w:bottom w:val="single" w:sz="2" w:space="0" w:color="95B3D7" w:themeColor="accent1" w:themeTint="99"/>
+              <w:right w:val="nil"/>
+            </w:tcBorders>
+          </w:tcPr>
+          <w:p>
+            <w:pPr>
+              <w:spacing w:after="200" w:line="276" w:lineRule="auto"/>
+              <w:cnfStyle w:val="000000100000" w:firstRow="0" w:lastRow="0" w:firstColumn="0" w:lastColumn="0" w:oddVBand="0" w:evenVBand="0" w:oddHBand="1" w:evenHBand="0" w:firstRowFirstColumn="0" w:firstRowLastColumn="0" w:lastRowFirstColumn="0" w:lastRowLastColumn="0"/>
+            </w:pPr>
+            <w:r>
+              <w:t>Personal information</w:t>
+            </w:r>
+          </w:p>
+        </w:tc>
+      </w:tr>
+      <w:tr>
+        <w:tc>
+          <w:tcPr>
+            <w:cnfStyle w:val="001000000000" w:firstRow="0" w:lastRow="0" w:firstColumn="1" w:lastColumn="0" w:oddVBand="0" w:evenVBand="0" w:oddHBand="0" w:evenHBand="0" w:firstRowFirstColumn="0" w:firstRowLastColumn="0" w:lastRowFirstColumn="0" w:lastRowLastColumn="0"/>
+            <w:tcW w:w="3969" w:type="dxa"/>
+            <w:tcBorders>
+              <w:top w:val="single" w:sz="2" w:space="0" w:color="95B3D7" w:themeColor="accent1" w:themeTint="99"/>
+              <w:left w:val="nil"/>
+              <w:bottom w:val="single" w:sz="2" w:space="0" w:color="95B3D7" w:themeColor="accent1" w:themeTint="99"/>
+              <w:right w:val="single" w:sz="2" w:space="0" w:color="95B3D7" w:themeColor="accent1" w:themeTint="99"/>
+            </w:tcBorders>
+          </w:tcPr>
+          <w:p>
+            <w:pPr>
+              <w:spacing w:after="200" w:line="276" w:lineRule="auto"/>
+              <w:rPr>
+                <w:b w:val="0"/>
+                <w:bCs w:val="0"/>
+              </w:rPr>
+            </w:pPr>
+            <w:r>
+              <w:t>Game licensing</w:t>
+            </w:r>
+          </w:p>
+        </w:tc>
+        <w:tc>
+          <w:tcPr>
+            <w:tcW w:w="5047" w:type="dxa"/>
+            <w:tcBorders>
+              <w:top w:val="single" w:sz="2" w:space="0" w:color="95B3D7" w:themeColor="accent1" w:themeTint="99"/>
+              <w:left w:val="single" w:sz="2" w:space="0" w:color="95B3D7" w:themeColor="accent1" w:themeTint="99"/>
+              <w:bottom w:val="single" w:sz="2" w:space="0" w:color="95B3D7" w:themeColor="accent1" w:themeTint="99"/>
+              <w:right w:val="nil"/>
+            </w:tcBorders>
+          </w:tcPr>
+          <w:p>
+            <w:pPr>
+              <w:spacing w:after="200" w:line="276" w:lineRule="auto"/>
+              <w:cnfStyle w:val="000000000000" w:firstRow="0" w:lastRow="0" w:firstColumn="0" w:lastColumn="0" w:oddVBand="0" w:evenVBand="0" w:oddHBand="0" w:evenHBand="0" w:firstRowFirstColumn="0" w:firstRowLastColumn="0" w:lastRowFirstColumn="0" w:lastRowLastColumn="0"/>
+            </w:pPr>
+            <w:r>
+              <w:t>Associated accounts (Steam, GoG, epic), Email</w:t>
+            </w:r>
           </w:p>
         </w:tc>
       </w:tr>
@@ -3566,6 +3922,19 @@
             <w:pPr>
               <w:spacing w:after="200" w:line="276" w:lineRule="auto"/>
             </w:pPr>
+            <w:r>
+              <w:t>Identifyin</w:t>
+            </w:r>
+            <w:r>
+              <w:rPr>
+                <w:b w:val="0"/>
+                <w:bCs w:val="0"/>
+              </w:rPr>
+              <w:t>g</w:t>
+            </w:r>
+            <w:r>
+              <w:t xml:space="preserve"> underage players</w:t>
+            </w:r>
           </w:p>
         </w:tc>
         <w:tc>
@@ -3583,6 +3952,9 @@
               <w:spacing w:after="200" w:line="276" w:lineRule="auto"/>
               <w:cnfStyle w:val="000000100000" w:firstRow="0" w:lastRow="0" w:firstColumn="0" w:lastColumn="0" w:oddVBand="0" w:evenVBand="0" w:oddHBand="1" w:evenHBand="0" w:firstRowFirstColumn="0" w:firstRowLastColumn="0" w:lastRowFirstColumn="0" w:lastRowLastColumn="0"/>
             </w:pPr>
+            <w:r>
+              <w:t>Age</w:t>
+            </w:r>
           </w:p>
         </w:tc>
       </w:tr>
@@ -3602,6 +3974,9 @@
             <w:pPr>
               <w:spacing w:after="200" w:line="276" w:lineRule="auto"/>
             </w:pPr>
+            <w:r>
+              <w:t>Analytics</w:t>
+            </w:r>
           </w:p>
         </w:tc>
         <w:tc>
@@ -3619,81 +3994,9 @@
               <w:spacing w:after="200" w:line="276" w:lineRule="auto"/>
               <w:cnfStyle w:val="000000000000" w:firstRow="0" w:lastRow="0" w:firstColumn="0" w:lastColumn="0" w:oddVBand="0" w:evenVBand="0" w:oddHBand="0" w:evenHBand="0" w:firstRowFirstColumn="0" w:firstRowLastColumn="0" w:lastRowFirstColumn="0" w:lastRowLastColumn="0"/>
             </w:pPr>
-          </w:p>
-        </w:tc>
-      </w:tr>
-      <w:tr>
-        <w:trPr>
-          <w:cnfStyle w:val="000000100000" w:firstRow="0" w:lastRow="0" w:firstColumn="0" w:lastColumn="0" w:oddVBand="0" w:evenVBand="0" w:oddHBand="1" w:evenHBand="0" w:firstRowFirstColumn="0" w:firstRowLastColumn="0" w:lastRowFirstColumn="0" w:lastRowLastColumn="0"/>
-        </w:trPr>
-        <w:tc>
-          <w:tcPr>
-            <w:cnfStyle w:val="001000000000" w:firstRow="0" w:lastRow="0" w:firstColumn="1" w:lastColumn="0" w:oddVBand="0" w:evenVBand="0" w:oddHBand="0" w:evenHBand="0" w:firstRowFirstColumn="0" w:firstRowLastColumn="0" w:lastRowFirstColumn="0" w:lastRowLastColumn="0"/>
-            <w:tcW w:w="3969" w:type="dxa"/>
-            <w:tcBorders>
-              <w:top w:val="single" w:sz="2" w:space="0" w:color="95B3D7" w:themeColor="accent1" w:themeTint="99"/>
-              <w:left w:val="nil"/>
-              <w:bottom w:val="single" w:sz="2" w:space="0" w:color="95B3D7" w:themeColor="accent1" w:themeTint="99"/>
-              <w:right w:val="single" w:sz="2" w:space="0" w:color="95B3D7" w:themeColor="accent1" w:themeTint="99"/>
-            </w:tcBorders>
-          </w:tcPr>
-          <w:p>
-            <w:pPr>
-              <w:spacing w:after="200" w:line="276" w:lineRule="auto"/>
-            </w:pPr>
-          </w:p>
-        </w:tc>
-        <w:tc>
-          <w:tcPr>
-            <w:tcW w:w="5047" w:type="dxa"/>
-            <w:tcBorders>
-              <w:top w:val="single" w:sz="2" w:space="0" w:color="95B3D7" w:themeColor="accent1" w:themeTint="99"/>
-              <w:left w:val="single" w:sz="2" w:space="0" w:color="95B3D7" w:themeColor="accent1" w:themeTint="99"/>
-              <w:bottom w:val="single" w:sz="2" w:space="0" w:color="95B3D7" w:themeColor="accent1" w:themeTint="99"/>
-              <w:right w:val="nil"/>
-            </w:tcBorders>
-          </w:tcPr>
-          <w:p>
-            <w:pPr>
-              <w:spacing w:after="200" w:line="276" w:lineRule="auto"/>
-              <w:cnfStyle w:val="000000100000" w:firstRow="0" w:lastRow="0" w:firstColumn="0" w:lastColumn="0" w:oddVBand="0" w:evenVBand="0" w:oddHBand="1" w:evenHBand="0" w:firstRowFirstColumn="0" w:firstRowLastColumn="0" w:lastRowFirstColumn="0" w:lastRowLastColumn="0"/>
-            </w:pPr>
-          </w:p>
-        </w:tc>
-      </w:tr>
-      <w:tr>
-        <w:tc>
-          <w:tcPr>
-            <w:cnfStyle w:val="001000000000" w:firstRow="0" w:lastRow="0" w:firstColumn="1" w:lastColumn="0" w:oddVBand="0" w:evenVBand="0" w:oddHBand="0" w:evenHBand="0" w:firstRowFirstColumn="0" w:firstRowLastColumn="0" w:lastRowFirstColumn="0" w:lastRowLastColumn="0"/>
-            <w:tcW w:w="3969" w:type="dxa"/>
-            <w:tcBorders>
-              <w:top w:val="single" w:sz="2" w:space="0" w:color="95B3D7" w:themeColor="accent1" w:themeTint="99"/>
-              <w:left w:val="nil"/>
-              <w:bottom w:val="single" w:sz="2" w:space="0" w:color="95B3D7" w:themeColor="accent1" w:themeTint="99"/>
-              <w:right w:val="single" w:sz="2" w:space="0" w:color="95B3D7" w:themeColor="accent1" w:themeTint="99"/>
-            </w:tcBorders>
-          </w:tcPr>
-          <w:p>
-            <w:pPr>
-              <w:spacing w:after="200" w:line="276" w:lineRule="auto"/>
-            </w:pPr>
-          </w:p>
-        </w:tc>
-        <w:tc>
-          <w:tcPr>
-            <w:tcW w:w="5047" w:type="dxa"/>
-            <w:tcBorders>
-              <w:top w:val="single" w:sz="2" w:space="0" w:color="95B3D7" w:themeColor="accent1" w:themeTint="99"/>
-              <w:left w:val="single" w:sz="2" w:space="0" w:color="95B3D7" w:themeColor="accent1" w:themeTint="99"/>
-              <w:bottom w:val="single" w:sz="2" w:space="0" w:color="95B3D7" w:themeColor="accent1" w:themeTint="99"/>
-              <w:right w:val="nil"/>
-            </w:tcBorders>
-          </w:tcPr>
-          <w:p>
-            <w:pPr>
-              <w:spacing w:after="200" w:line="276" w:lineRule="auto"/>
-              <w:cnfStyle w:val="000000000000" w:firstRow="0" w:lastRow="0" w:firstColumn="0" w:lastColumn="0" w:oddVBand="0" w:evenVBand="0" w:oddHBand="0" w:evenHBand="0" w:firstRowFirstColumn="0" w:firstRowLastColumn="0" w:lastRowFirstColumn="0" w:lastRowLastColumn="0"/>
-            </w:pPr>
+            <w:r>
+              <w:t>IP address, location data, Device information</w:t>
+            </w:r>
           </w:p>
         </w:tc>
       </w:tr>
@@ -3863,6 +4166,9 @@
             <w:pPr>
               <w:spacing w:after="200" w:line="276" w:lineRule="auto"/>
             </w:pPr>
+            <w:r>
+              <w:t xml:space="preserve">Payment information </w:t>
+            </w:r>
           </w:p>
         </w:tc>
         <w:tc>
@@ -3880,6 +4186,12 @@
               <w:spacing w:after="200" w:line="276" w:lineRule="auto"/>
               <w:cnfStyle w:val="000000000000" w:firstRow="0" w:lastRow="0" w:firstColumn="0" w:lastColumn="0" w:oddVBand="0" w:evenVBand="0" w:oddHBand="0" w:evenHBand="0" w:firstRowFirstColumn="0" w:firstRowLastColumn="0" w:lastRowFirstColumn="0" w:lastRowLastColumn="0"/>
             </w:pPr>
+            <w:r>
+              <w:t>Store on internal database</w:t>
+            </w:r>
+            <w:r>
+              <w:t>. Access restricted to qualifying persons (finance department), password required to access</w:t>
+            </w:r>
           </w:p>
         </w:tc>
       </w:tr>
@@ -3902,6 +4214,9 @@
             <w:pPr>
               <w:spacing w:after="200" w:line="276" w:lineRule="auto"/>
             </w:pPr>
+            <w:r>
+              <w:t>Billing address</w:t>
+            </w:r>
           </w:p>
         </w:tc>
         <w:tc>
@@ -3919,6 +4234,15 @@
               <w:spacing w:after="200" w:line="276" w:lineRule="auto"/>
               <w:cnfStyle w:val="000000100000" w:firstRow="0" w:lastRow="0" w:firstColumn="0" w:lastColumn="0" w:oddVBand="0" w:evenVBand="0" w:oddHBand="1" w:evenHBand="0" w:firstRowFirstColumn="0" w:firstRowLastColumn="0" w:lastRowFirstColumn="0" w:lastRowLastColumn="0"/>
             </w:pPr>
+            <w:r>
+              <w:t>Store on internal database. Access restricted to qualifying persons (finance department), password required to access. Shipping/distribution</w:t>
+            </w:r>
+            <w:r>
+              <w:t xml:space="preserve"> as required.</w:t>
+            </w:r>
+            <w:r>
+              <w:t xml:space="preserve"> (when buying a physical product)</w:t>
+            </w:r>
           </w:p>
         </w:tc>
       </w:tr>
@@ -3935,9 +4259,9 @@
             </w:tcBorders>
           </w:tcPr>
           <w:p>
-            <w:pPr>
-              <w:spacing w:after="200" w:line="276" w:lineRule="auto"/>
-            </w:pPr>
+            <w:r>
+              <w:t>Billing name</w:t>
+            </w:r>
           </w:p>
         </w:tc>
         <w:tc>
@@ -3952,9 +4276,11 @@
           </w:tcPr>
           <w:p>
             <w:pPr>
-              <w:spacing w:after="200" w:line="276" w:lineRule="auto"/>
               <w:cnfStyle w:val="000000000000" w:firstRow="0" w:lastRow="0" w:firstColumn="0" w:lastColumn="0" w:oddVBand="0" w:evenVBand="0" w:oddHBand="0" w:evenHBand="0" w:firstRowFirstColumn="0" w:firstRowLastColumn="0" w:lastRowFirstColumn="0" w:lastRowLastColumn="0"/>
             </w:pPr>
+            <w:r>
+              <w:t>Store on internal database. Access restricted to qualifying persons (finance department), password required to access. Shipping/distribution as required. (when buying a physical product)</w:t>
+            </w:r>
           </w:p>
         </w:tc>
       </w:tr>
@@ -3977,6 +4303,9 @@
             <w:pPr>
               <w:spacing w:after="200" w:line="276" w:lineRule="auto"/>
             </w:pPr>
+            <w:r>
+              <w:t>Login email</w:t>
+            </w:r>
           </w:p>
         </w:tc>
         <w:tc>
@@ -3994,6 +4323,9 @@
               <w:spacing w:after="200" w:line="276" w:lineRule="auto"/>
               <w:cnfStyle w:val="000000100000" w:firstRow="0" w:lastRow="0" w:firstColumn="0" w:lastColumn="0" w:oddVBand="0" w:evenVBand="0" w:oddHBand="1" w:evenHBand="0" w:firstRowFirstColumn="0" w:firstRowLastColumn="0" w:lastRowFirstColumn="0" w:lastRowLastColumn="0"/>
             </w:pPr>
+            <w:r>
+              <w:t>Stored database (internal) with customer info (used for account/game)</w:t>
+            </w:r>
           </w:p>
         </w:tc>
       </w:tr>
@@ -4013,6 +4345,9 @@
             <w:pPr>
               <w:spacing w:after="200" w:line="276" w:lineRule="auto"/>
             </w:pPr>
+            <w:r>
+              <w:t>Age</w:t>
+            </w:r>
           </w:p>
         </w:tc>
         <w:tc>
@@ -4030,6 +4365,141 @@
               <w:spacing w:after="200" w:line="276" w:lineRule="auto"/>
               <w:cnfStyle w:val="000000000000" w:firstRow="0" w:lastRow="0" w:firstColumn="0" w:lastColumn="0" w:oddVBand="0" w:evenVBand="0" w:oddHBand="0" w:evenHBand="0" w:firstRowFirstColumn="0" w:firstRowLastColumn="0" w:lastRowFirstColumn="0" w:lastRowLastColumn="0"/>
             </w:pPr>
+            <w:r>
+              <w:t>Stored database (internal) with customer info (used for account/game)</w:t>
+            </w:r>
+          </w:p>
+        </w:tc>
+      </w:tr>
+      <w:tr>
+        <w:trPr>
+          <w:cnfStyle w:val="000000100000" w:firstRow="0" w:lastRow="0" w:firstColumn="0" w:lastColumn="0" w:oddVBand="0" w:evenVBand="0" w:oddHBand="1" w:evenHBand="0" w:firstRowFirstColumn="0" w:firstRowLastColumn="0" w:lastRowFirstColumn="0" w:lastRowLastColumn="0"/>
+        </w:trPr>
+        <w:tc>
+          <w:tcPr>
+            <w:cnfStyle w:val="001000000000" w:firstRow="0" w:lastRow="0" w:firstColumn="1" w:lastColumn="0" w:oddVBand="0" w:evenVBand="0" w:oddHBand="0" w:evenHBand="0" w:firstRowFirstColumn="0" w:firstRowLastColumn="0" w:lastRowFirstColumn="0" w:lastRowLastColumn="0"/>
+            <w:tcW w:w="3544" w:type="dxa"/>
+            <w:tcBorders>
+              <w:top w:val="single" w:sz="2" w:space="0" w:color="95B3D7" w:themeColor="accent1" w:themeTint="99"/>
+              <w:left w:val="nil"/>
+              <w:bottom w:val="single" w:sz="2" w:space="0" w:color="95B3D7" w:themeColor="accent1" w:themeTint="99"/>
+              <w:right w:val="single" w:sz="2" w:space="0" w:color="95B3D7" w:themeColor="accent1" w:themeTint="99"/>
+            </w:tcBorders>
+          </w:tcPr>
+          <w:p>
+            <w:pPr>
+              <w:spacing w:after="200" w:line="276" w:lineRule="auto"/>
+            </w:pPr>
+            <w:r>
+              <w:t>IP, Location</w:t>
+            </w:r>
+          </w:p>
+        </w:tc>
+        <w:tc>
+          <w:tcPr>
+            <w:tcW w:w="5472" w:type="dxa"/>
+            <w:tcBorders>
+              <w:top w:val="single" w:sz="2" w:space="0" w:color="95B3D7" w:themeColor="accent1" w:themeTint="99"/>
+              <w:left w:val="single" w:sz="2" w:space="0" w:color="95B3D7" w:themeColor="accent1" w:themeTint="99"/>
+              <w:bottom w:val="single" w:sz="2" w:space="0" w:color="95B3D7" w:themeColor="accent1" w:themeTint="99"/>
+              <w:right w:val="nil"/>
+            </w:tcBorders>
+          </w:tcPr>
+          <w:p>
+            <w:pPr>
+              <w:spacing w:after="200" w:line="276" w:lineRule="auto"/>
+              <w:cnfStyle w:val="000000100000" w:firstRow="0" w:lastRow="0" w:firstColumn="0" w:lastColumn="0" w:oddVBand="0" w:evenVBand="0" w:oddHBand="1" w:evenHBand="0" w:firstRowFirstColumn="0" w:firstRowLastColumn="0" w:lastRowFirstColumn="0" w:lastRowLastColumn="0"/>
+            </w:pPr>
+            <w:r>
+              <w:t>Stored database (internal) with customer info (used for account/game) Third party analytic service</w:t>
+            </w:r>
+            <w:r>
+              <w:t>s</w:t>
+            </w:r>
+          </w:p>
+          <w:p>
+            <w:pPr>
+              <w:spacing w:after="200" w:line="276" w:lineRule="auto"/>
+              <w:cnfStyle w:val="000000100000" w:firstRow="0" w:lastRow="0" w:firstColumn="0" w:lastColumn="0" w:oddVBand="0" w:evenVBand="0" w:oddHBand="1" w:evenHBand="0" w:firstRowFirstColumn="0" w:firstRowLastColumn="0" w:lastRowFirstColumn="0" w:lastRowLastColumn="0"/>
+            </w:pPr>
+          </w:p>
+        </w:tc>
+      </w:tr>
+      <w:tr>
+        <w:tc>
+          <w:tcPr>
+            <w:cnfStyle w:val="001000000000" w:firstRow="0" w:lastRow="0" w:firstColumn="1" w:lastColumn="0" w:oddVBand="0" w:evenVBand="0" w:oddHBand="0" w:evenHBand="0" w:firstRowFirstColumn="0" w:firstRowLastColumn="0" w:lastRowFirstColumn="0" w:lastRowLastColumn="0"/>
+            <w:tcW w:w="3544" w:type="dxa"/>
+            <w:tcBorders>
+              <w:top w:val="single" w:sz="2" w:space="0" w:color="95B3D7" w:themeColor="accent1" w:themeTint="99"/>
+              <w:left w:val="nil"/>
+              <w:bottom w:val="single" w:sz="2" w:space="0" w:color="95B3D7" w:themeColor="accent1" w:themeTint="99"/>
+              <w:right w:val="single" w:sz="2" w:space="0" w:color="95B3D7" w:themeColor="accent1" w:themeTint="99"/>
+            </w:tcBorders>
+          </w:tcPr>
+          <w:p>
+            <w:r>
+              <w:t>Device Data</w:t>
+            </w:r>
+          </w:p>
+        </w:tc>
+        <w:tc>
+          <w:tcPr>
+            <w:tcW w:w="5472" w:type="dxa"/>
+            <w:tcBorders>
+              <w:top w:val="single" w:sz="2" w:space="0" w:color="95B3D7" w:themeColor="accent1" w:themeTint="99"/>
+              <w:left w:val="single" w:sz="2" w:space="0" w:color="95B3D7" w:themeColor="accent1" w:themeTint="99"/>
+              <w:bottom w:val="single" w:sz="2" w:space="0" w:color="95B3D7" w:themeColor="accent1" w:themeTint="99"/>
+              <w:right w:val="nil"/>
+            </w:tcBorders>
+          </w:tcPr>
+          <w:p>
+            <w:pPr>
+              <w:spacing w:after="200" w:line="276" w:lineRule="auto"/>
+              <w:cnfStyle w:val="000000000000" w:firstRow="0" w:lastRow="0" w:firstColumn="0" w:lastColumn="0" w:oddVBand="0" w:evenVBand="0" w:oddHBand="0" w:evenHBand="0" w:firstRowFirstColumn="0" w:firstRowLastColumn="0" w:lastRowFirstColumn="0" w:lastRowLastColumn="0"/>
+            </w:pPr>
+            <w:r>
+              <w:t>Stored database (internal) with customer info (used for account/game) Third party analytic services</w:t>
+            </w:r>
+          </w:p>
+          <w:p>
+            <w:pPr>
+              <w:cnfStyle w:val="000000000000" w:firstRow="0" w:lastRow="0" w:firstColumn="0" w:lastColumn="0" w:oddVBand="0" w:evenVBand="0" w:oddHBand="0" w:evenHBand="0" w:firstRowFirstColumn="0" w:firstRowLastColumn="0" w:lastRowFirstColumn="0" w:lastRowLastColumn="0"/>
+            </w:pPr>
+          </w:p>
+        </w:tc>
+      </w:tr>
+      <w:tr>
+        <w:trPr>
+          <w:cnfStyle w:val="000000100000" w:firstRow="0" w:lastRow="0" w:firstColumn="0" w:lastColumn="0" w:oddVBand="0" w:evenVBand="0" w:oddHBand="1" w:evenHBand="0" w:firstRowFirstColumn="0" w:firstRowLastColumn="0" w:lastRowFirstColumn="0" w:lastRowLastColumn="0"/>
+        </w:trPr>
+        <w:tc>
+          <w:tcPr>
+            <w:cnfStyle w:val="001000000000" w:firstRow="0" w:lastRow="0" w:firstColumn="1" w:lastColumn="0" w:oddVBand="0" w:evenVBand="0" w:oddHBand="0" w:evenHBand="0" w:firstRowFirstColumn="0" w:firstRowLastColumn="0" w:lastRowFirstColumn="0" w:lastRowLastColumn="0"/>
+            <w:tcW w:w="3544" w:type="dxa"/>
+            <w:tcBorders>
+              <w:top w:val="single" w:sz="2" w:space="0" w:color="95B3D7" w:themeColor="accent1" w:themeTint="99"/>
+              <w:left w:val="nil"/>
+              <w:bottom w:val="single" w:sz="2" w:space="0" w:color="95B3D7" w:themeColor="accent1" w:themeTint="99"/>
+              <w:right w:val="single" w:sz="2" w:space="0" w:color="95B3D7" w:themeColor="accent1" w:themeTint="99"/>
+            </w:tcBorders>
+          </w:tcPr>
+          <w:p/>
+        </w:tc>
+        <w:tc>
+          <w:tcPr>
+            <w:tcW w:w="5472" w:type="dxa"/>
+            <w:tcBorders>
+              <w:top w:val="single" w:sz="2" w:space="0" w:color="95B3D7" w:themeColor="accent1" w:themeTint="99"/>
+              <w:left w:val="single" w:sz="2" w:space="0" w:color="95B3D7" w:themeColor="accent1" w:themeTint="99"/>
+              <w:bottom w:val="single" w:sz="2" w:space="0" w:color="95B3D7" w:themeColor="accent1" w:themeTint="99"/>
+              <w:right w:val="nil"/>
+            </w:tcBorders>
+          </w:tcPr>
+          <w:p>
+            <w:pPr>
+              <w:cnfStyle w:val="000000100000" w:firstRow="0" w:lastRow="0" w:firstColumn="0" w:lastColumn="0" w:oddVBand="0" w:evenVBand="0" w:oddHBand="1" w:evenHBand="0" w:firstRowFirstColumn="0" w:firstRowLastColumn="0" w:lastRowFirstColumn="0" w:lastRowLastColumn="0"/>
+            </w:pPr>
           </w:p>
         </w:tc>
       </w:tr>
@@ -4069,6 +4539,7 @@
         <w:pStyle w:val="AIEStandard"/>
       </w:pPr>
       <w:r>
+        <w:lastRenderedPageBreak/>
         <w:t xml:space="preserve">Review </w:t>
       </w:r>
       <w:r>
@@ -4079,18 +4550,13 @@
         <w:t xml:space="preserve">Derivative Game’s </w:t>
       </w:r>
       <w:r>
-        <w:t xml:space="preserve">privacy policy in </w:t>
-      </w:r>
-      <w:proofErr w:type="spellStart"/>
-      <w:r>
-        <w:t>the</w:t>
-      </w:r>
-      <w:r>
-        <w:t>Appendix</w:t>
-      </w:r>
-      <w:proofErr w:type="spellEnd"/>
-      <w:r>
-        <w:t xml:space="preserve"> 1: Derivative Games Scenario and Policies: </w:t>
+        <w:t>privacy policy in the</w:t>
+      </w:r>
+      <w:r>
+        <w:t xml:space="preserve"> </w:t>
+      </w:r>
+      <w:r>
+        <w:t xml:space="preserve">Appendix 1: Derivative Games Scenario and Policies: </w:t>
       </w:r>
       <w:r>
         <w:t xml:space="preserve">2 </w:t>
@@ -4101,17 +4567,12 @@
       <w:r>
         <w:t xml:space="preserve"> </w:t>
       </w:r>
-      <w:proofErr w:type="gramStart"/>
       <w:r>
         <w:t>Policy</w:t>
       </w:r>
       <w:r>
-        <w:t xml:space="preserve"> </w:t>
-      </w:r>
-      <w:r>
         <w:t>.</w:t>
       </w:r>
-      <w:proofErr w:type="gramEnd"/>
     </w:p>
     <w:p>
       <w:pPr>
@@ -4136,7 +4597,53 @@
             <w:tcW w:w="9016" w:type="dxa"/>
           </w:tcPr>
           <w:p/>
+          <w:p>
+            <w:r>
+              <w:t>The policy needs to be changed to inform consumers that their email addresses will be used for marketing purposes if opted in</w:t>
+            </w:r>
+            <w:r>
+              <w:t xml:space="preserve"> only. </w:t>
+            </w:r>
+          </w:p>
           <w:p/>
+          <w:p>
+            <w:r>
+              <w:t xml:space="preserve"> </w:t>
+            </w:r>
+            <w:r>
+              <w:t>Additionally,</w:t>
+            </w:r>
+            <w:r>
+              <w:t xml:space="preserve"> there is no policy on direct marketing or any policy that states that Derivative Games have the intention </w:t>
+            </w:r>
+            <w:r>
+              <w:t xml:space="preserve">or customer consent </w:t>
+            </w:r>
+            <w:r>
+              <w:t>to send marketing materials directly to customers</w:t>
+            </w:r>
+            <w:r>
+              <w:t xml:space="preserve"> emails</w:t>
+            </w:r>
+            <w:r>
+              <w:t xml:space="preserve"> or how that data will be used for marketing </w:t>
+            </w:r>
+            <w:r>
+              <w:t>purposes.</w:t>
+            </w:r>
+          </w:p>
+          <w:p/>
+          <w:p>
+            <w:r>
+              <w:t xml:space="preserve">The policy also does not mention payment at all within the legislation </w:t>
+            </w:r>
+            <w:r>
+              <w:t xml:space="preserve">and does not outline payment options and billing information and how that data is stored and </w:t>
+            </w:r>
+            <w:r>
+              <w:t>used.</w:t>
+            </w:r>
+          </w:p>
           <w:p/>
           <w:p/>
           <w:p/>
@@ -4157,7 +4664,6 @@
       </w:pPr>
       <w:bookmarkStart w:id="8" w:name="_Toc234246541"/>
       <w:r>
-        <w:lastRenderedPageBreak/>
         <w:t>Question 8:</w:t>
       </w:r>
       <w:r>
@@ -4203,21 +4709,12 @@
       <w:r>
         <w:t>Your team is considering using an external marketing company, ‘</w:t>
       </w:r>
-      <w:proofErr w:type="spellStart"/>
       <w:r>
         <w:rPr>
           <w:i/>
           <w:iCs/>
         </w:rPr>
-        <w:t>Spawnpoint</w:t>
-      </w:r>
-      <w:proofErr w:type="spellEnd"/>
-      <w:r>
-        <w:rPr>
-          <w:i/>
-          <w:iCs/>
-        </w:rPr>
-        <w:t xml:space="preserve"> Marketing’</w:t>
+        <w:t>Spawnpoint Marketing’</w:t>
       </w:r>
       <w:r>
         <w:t xml:space="preserve">, to conduct marketing activities on behalf of </w:t>
@@ -4242,21 +4739,12 @@
       <w:r>
         <w:t xml:space="preserve"> will need to give ‘</w:t>
       </w:r>
-      <w:proofErr w:type="spellStart"/>
       <w:r>
         <w:rPr>
           <w:i/>
           <w:iCs/>
         </w:rPr>
-        <w:t>Spawnpoint</w:t>
-      </w:r>
-      <w:proofErr w:type="spellEnd"/>
-      <w:r>
-        <w:rPr>
-          <w:i/>
-          <w:iCs/>
-        </w:rPr>
-        <w:t xml:space="preserve">’ </w:t>
+        <w:t xml:space="preserve">Spawnpoint’ </w:t>
       </w:r>
       <w:r>
         <w:t xml:space="preserve">access to some personal information of customers, like names and email addresses. </w:t>
@@ -4317,6 +4805,74 @@
             <w:pPr>
               <w:spacing w:after="200" w:line="276" w:lineRule="auto"/>
             </w:pPr>
+            <w:r>
+              <w:t xml:space="preserve">Derivative Games would need to consider </w:t>
+            </w:r>
+            <w:r>
+              <w:t xml:space="preserve">APP 7 which states that they can only use personal information in this case: email address </w:t>
+            </w:r>
+            <w:r>
+              <w:t>if certain conditions are met.</w:t>
+            </w:r>
+          </w:p>
+          <w:p>
+            <w:pPr>
+              <w:spacing w:after="200" w:line="276" w:lineRule="auto"/>
+            </w:pPr>
+            <w:r>
+              <w:t xml:space="preserve">These conditions include </w:t>
+            </w:r>
+            <w:r>
+              <w:t xml:space="preserve">transparency from Derivative Games on their </w:t>
+            </w:r>
+            <w:r>
+              <w:t>marketing intentions as well as having customer consent</w:t>
+            </w:r>
+            <w:r>
+              <w:t xml:space="preserve"> (through opting in or out at </w:t>
+            </w:r>
+            <w:r>
+              <w:t>any time</w:t>
+            </w:r>
+            <w:r>
+              <w:t>)</w:t>
+            </w:r>
+            <w:r>
+              <w:t xml:space="preserve"> to receive direct marketing via email.</w:t>
+            </w:r>
+          </w:p>
+          <w:p>
+            <w:pPr>
+              <w:spacing w:after="200" w:line="276" w:lineRule="auto"/>
+            </w:pPr>
+            <w:r>
+              <w:t xml:space="preserve">Additionally, APP 8 is relevant as they intend to work with Spawnpoint Marketing </w:t>
+            </w:r>
+            <w:r>
+              <w:t>a US based company</w:t>
+            </w:r>
+            <w:r>
+              <w:t xml:space="preserve"> for their marketing purposes. Therefore,</w:t>
+            </w:r>
+            <w:r>
+              <w:t xml:space="preserve"> steps must be taken to ensure personal </w:t>
+            </w:r>
+            <w:r>
+              <w:lastRenderedPageBreak/>
+              <w:t xml:space="preserve">information </w:t>
+            </w:r>
+            <w:r>
+              <w:t>is protected when disclosed oversea</w:t>
+            </w:r>
+            <w:r>
+              <w:t xml:space="preserve">s to ensure there are no breaches </w:t>
+            </w:r>
+            <w:r>
+              <w:t>of personal data.</w:t>
+            </w:r>
+            <w:r>
+              <w:t xml:space="preserve"> </w:t>
+            </w:r>
           </w:p>
           <w:p>
             <w:pPr>
@@ -4394,6 +4950,9 @@
             <w:pPr>
               <w:spacing w:after="200" w:line="276" w:lineRule="auto"/>
             </w:pPr>
+            <w:r>
+              <w:t>Expired software &amp; applications</w:t>
+            </w:r>
           </w:p>
         </w:tc>
       </w:tr>
@@ -4412,6 +4971,9 @@
             <w:pPr>
               <w:spacing w:after="200" w:line="276" w:lineRule="auto"/>
             </w:pPr>
+            <w:r>
+              <w:t>Unsecure data storage</w:t>
+            </w:r>
           </w:p>
         </w:tc>
       </w:tr>
@@ -4430,6 +4992,45 @@
             <w:pPr>
               <w:spacing w:after="200" w:line="276" w:lineRule="auto"/>
             </w:pPr>
+            <w:r>
+              <w:t>Poor passwords</w:t>
+            </w:r>
+          </w:p>
+        </w:tc>
+      </w:tr>
+      <w:tr>
+        <w:tc>
+          <w:tcPr>
+            <w:tcW w:w="9016" w:type="dxa"/>
+            <w:tcBorders>
+              <w:top w:val="single" w:sz="4" w:space="0" w:color="auto"/>
+              <w:left w:val="single" w:sz="4" w:space="0" w:color="auto"/>
+              <w:bottom w:val="single" w:sz="4" w:space="0" w:color="auto"/>
+              <w:right w:val="single" w:sz="4" w:space="0" w:color="auto"/>
+            </w:tcBorders>
+          </w:tcPr>
+          <w:p>
+            <w:r>
+              <w:t>Improper security networks</w:t>
+            </w:r>
+          </w:p>
+        </w:tc>
+      </w:tr>
+      <w:tr>
+        <w:tc>
+          <w:tcPr>
+            <w:tcW w:w="9016" w:type="dxa"/>
+            <w:tcBorders>
+              <w:top w:val="single" w:sz="4" w:space="0" w:color="auto"/>
+              <w:left w:val="single" w:sz="4" w:space="0" w:color="auto"/>
+              <w:bottom w:val="single" w:sz="4" w:space="0" w:color="auto"/>
+              <w:right w:val="single" w:sz="4" w:space="0" w:color="auto"/>
+            </w:tcBorders>
+          </w:tcPr>
+          <w:p>
+            <w:r>
+              <w:t>Inadequate backup and recovery of data.</w:t>
+            </w:r>
           </w:p>
         </w:tc>
       </w:tr>
@@ -4464,6 +5065,128 @@
             <w:pPr>
               <w:spacing w:after="200" w:line="276" w:lineRule="auto"/>
             </w:pPr>
+            <w:r>
+              <w:rPr>
+                <w:b/>
+                <w:bCs/>
+              </w:rPr>
+              <w:t>Use strong passwords and secure logins with 2FA</w:t>
+            </w:r>
+            <w:r>
+              <w:rPr>
+                <w:b/>
+                <w:bCs/>
+              </w:rPr>
+              <w:t>.</w:t>
+            </w:r>
+            <w:r>
+              <w:t xml:space="preserve"> Make sure that the staff use stronger passwords and not the default made by IT. </w:t>
+            </w:r>
+            <w:r>
+              <w:t xml:space="preserve">Multi/2FA would heighten the security and help with enforcing those with access to </w:t>
+            </w:r>
+            <w:r>
+              <w:t>sensitive</w:t>
+            </w:r>
+            <w:r>
+              <w:t xml:space="preserve"> data </w:t>
+            </w:r>
+            <w:r>
+              <w:t>are the only ones that can.</w:t>
+            </w:r>
+          </w:p>
+          <w:p>
+            <w:pPr>
+              <w:spacing w:after="200" w:line="276" w:lineRule="auto"/>
+            </w:pPr>
+            <w:r>
+              <w:rPr>
+                <w:b/>
+                <w:bCs/>
+              </w:rPr>
+              <w:t>Update the Software to a secure/latest version.</w:t>
+            </w:r>
+            <w:r>
+              <w:t xml:space="preserve"> </w:t>
+            </w:r>
+            <w:r>
+              <w:t>IT will update the software that staff members use regularly and constantly.</w:t>
+            </w:r>
+            <w:r>
+              <w:t xml:space="preserve"> This is for both the applications developed and the applications and structures used (Server, website, payment methods)</w:t>
+            </w:r>
+            <w:r>
+              <w:t>. Removal of outdated applications is also required.</w:t>
+            </w:r>
+          </w:p>
+          <w:p>
+            <w:pPr>
+              <w:spacing w:after="200" w:line="276" w:lineRule="auto"/>
+            </w:pPr>
+            <w:r>
+              <w:rPr>
+                <w:b/>
+                <w:bCs/>
+              </w:rPr>
+              <w:t xml:space="preserve">Back up data regularly </w:t>
+            </w:r>
+            <w:r>
+              <w:rPr>
+                <w:b/>
+                <w:bCs/>
+              </w:rPr>
+              <w:t>and to multiple locations that are all secure.</w:t>
+            </w:r>
+            <w:r>
+              <w:t xml:space="preserve"> Customer data is regularly updated </w:t>
+            </w:r>
+            <w:r>
+              <w:t>to secure locations and enable a clear plan in case of a data breach or system failure.</w:t>
+            </w:r>
+          </w:p>
+          <w:p>
+            <w:pPr>
+              <w:spacing w:after="200" w:line="276" w:lineRule="auto"/>
+            </w:pPr>
+            <w:r>
+              <w:rPr>
+                <w:b/>
+                <w:bCs/>
+              </w:rPr>
+              <w:t>Encrypt customer data.</w:t>
+            </w:r>
+            <w:r>
+              <w:rPr>
+                <w:b/>
+                <w:bCs/>
+              </w:rPr>
+              <w:t xml:space="preserve"> </w:t>
+            </w:r>
+            <w:r>
+              <w:t>Lock (</w:t>
+            </w:r>
+            <w:r>
+              <w:t>encrypt) customer data like emails and payment info to make it more challenging to steal the data. For their website, make sure that there is a valid HTTPS connection for consumers.</w:t>
+            </w:r>
+          </w:p>
+          <w:p>
+            <w:pPr>
+              <w:spacing w:after="200" w:line="276" w:lineRule="auto"/>
+              <w:rPr>
+                <w:b/>
+                <w:bCs/>
+              </w:rPr>
+            </w:pPr>
+          </w:p>
+          <w:p>
+            <w:pPr>
+              <w:spacing w:after="200" w:line="276" w:lineRule="auto"/>
+            </w:pPr>
+          </w:p>
+          <w:p>
+            <w:pPr>
+              <w:spacing w:after="200" w:line="276" w:lineRule="auto"/>
+            </w:pPr>
           </w:p>
           <w:p>
             <w:pPr>
@@ -4505,7 +5228,6 @@
       </w:pPr>
       <w:bookmarkStart w:id="10" w:name="_Toc234246543"/>
       <w:r>
-        <w:lastRenderedPageBreak/>
         <w:t>Section 2</w:t>
       </w:r>
       <w:r>
@@ -4578,7 +5300,7 @@
           </mc:Choice>
           <mc:Fallback>
             <w:pict>
-              <v:line w14:anchorId="365CDC66" id="Straight Connector 182553129" o:spid="_x0000_s1026" style="position:absolute;z-index:251678720;visibility:visible;mso-wrap-style:square;mso-wrap-distance-left:9pt;mso-wrap-distance-top:0;mso-wrap-distance-right:9pt;mso-wrap-distance-bottom:0;mso-position-horizontal:absolute;mso-position-horizontal-relative:text;mso-position-vertical:absolute;mso-position-vertical-relative:text" from="0,1.45pt" to="457.1pt,1.45pt" o:gfxdata="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" strokecolor="#81bc00" strokeweight="3pt"/>
+              <v:line w14:anchorId="04F8C776" id="Straight Connector 182553129" o:spid="_x0000_s1026" style="position:absolute;z-index:251678720;visibility:visible;mso-wrap-style:square;mso-wrap-distance-left:9pt;mso-wrap-distance-top:0;mso-wrap-distance-right:9pt;mso-wrap-distance-bottom:0;mso-position-horizontal:absolute;mso-position-horizontal-relative:text;mso-position-vertical:absolute;mso-position-vertical-relative:text" from="0,1.45pt" to="457.1pt,1.45pt" o:gfxdata="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" strokecolor="#81bc00" strokeweight="3pt"/>
             </w:pict>
           </mc:Fallback>
         </mc:AlternateContent>
@@ -4656,11 +5378,17 @@
       </w:r>
       <w:r>
         <w:rPr>
+          <w:b/>
+          <w:bCs/>
           <w:highlight w:val="yellow"/>
         </w:rPr>
         <w:t>not your personal projects</w:t>
       </w:r>
       <w:r>
+        <w:rPr>
+          <w:b/>
+          <w:bCs/>
+        </w:rPr>
         <w:t>.</w:t>
       </w:r>
     </w:p>
@@ -4718,6 +5446,15 @@
             <w:pPr>
               <w:spacing w:after="200" w:line="276" w:lineRule="auto"/>
             </w:pPr>
+            <w:r>
+              <w:t>Yes</w:t>
+            </w:r>
+            <w:r>
+              <w:t xml:space="preserve">, personal information will be used, stored, sent and disclosed as part of the development of </w:t>
+            </w:r>
+            <w:r>
+              <w:t>Diavolo 3.</w:t>
+            </w:r>
           </w:p>
           <w:p>
             <w:pPr>
@@ -4768,8 +5505,363 @@
           </w:tcPr>
           <w:p>
             <w:pPr>
-              <w:spacing w:after="200" w:line="276" w:lineRule="auto"/>
-            </w:pPr>
+              <w:rPr>
+                <w:b/>
+                <w:bCs/>
+              </w:rPr>
+            </w:pPr>
+            <w:r>
+              <w:rPr>
+                <w:b/>
+                <w:bCs/>
+              </w:rPr>
+              <w:t>From Existing Customer Database</w:t>
+            </w:r>
+          </w:p>
+          <w:p>
+            <w:pPr>
+              <w:pStyle w:val="ListParagraph"/>
+              <w:numPr>
+                <w:ilvl w:val="0"/>
+                <w:numId w:val="20"/>
+              </w:numPr>
+            </w:pPr>
+            <w:r>
+              <w:t>Email address</w:t>
+            </w:r>
+          </w:p>
+          <w:p>
+            <w:pPr>
+              <w:pStyle w:val="ListParagraph"/>
+              <w:numPr>
+                <w:ilvl w:val="0"/>
+                <w:numId w:val="20"/>
+              </w:numPr>
+            </w:pPr>
+            <w:r>
+              <w:t>Purchase history</w:t>
+            </w:r>
+          </w:p>
+          <w:p>
+            <w:pPr>
+              <w:pStyle w:val="ListParagraph"/>
+              <w:numPr>
+                <w:ilvl w:val="0"/>
+                <w:numId w:val="20"/>
+              </w:numPr>
+            </w:pPr>
+            <w:r>
+              <w:t>Engagement data</w:t>
+            </w:r>
+          </w:p>
+          <w:p>
+            <w:pPr>
+              <w:rPr>
+                <w:b/>
+                <w:bCs/>
+              </w:rPr>
+            </w:pPr>
+            <w:r>
+              <w:rPr>
+                <w:b/>
+                <w:bCs/>
+              </w:rPr>
+              <w:t xml:space="preserve">During </w:t>
+            </w:r>
+            <w:r>
+              <w:rPr>
+                <w:b/>
+                <w:bCs/>
+              </w:rPr>
+              <w:t>preorder and purchase period</w:t>
+            </w:r>
+          </w:p>
+          <w:p>
+            <w:pPr>
+              <w:pStyle w:val="ListParagraph"/>
+              <w:numPr>
+                <w:ilvl w:val="0"/>
+                <w:numId w:val="21"/>
+              </w:numPr>
+            </w:pPr>
+            <w:r>
+              <w:t>Associated account</w:t>
+            </w:r>
+          </w:p>
+          <w:p>
+            <w:pPr>
+              <w:pStyle w:val="ListParagraph"/>
+              <w:numPr>
+                <w:ilvl w:val="0"/>
+                <w:numId w:val="21"/>
+              </w:numPr>
+            </w:pPr>
+            <w:r>
+              <w:t>Email address</w:t>
+            </w:r>
+          </w:p>
+          <w:p>
+            <w:pPr>
+              <w:pStyle w:val="ListParagraph"/>
+              <w:numPr>
+                <w:ilvl w:val="0"/>
+                <w:numId w:val="21"/>
+              </w:numPr>
+            </w:pPr>
+            <w:r>
+              <w:t>Billing address</w:t>
+            </w:r>
+          </w:p>
+          <w:p>
+            <w:pPr>
+              <w:pStyle w:val="ListParagraph"/>
+              <w:numPr>
+                <w:ilvl w:val="0"/>
+                <w:numId w:val="21"/>
+              </w:numPr>
+            </w:pPr>
+            <w:r>
+              <w:t>Shipping address (if physical goods are sold</w:t>
+            </w:r>
+            <w:r>
+              <w:t>)</w:t>
+            </w:r>
+          </w:p>
+          <w:p>
+            <w:pPr>
+              <w:pStyle w:val="ListParagraph"/>
+              <w:numPr>
+                <w:ilvl w:val="0"/>
+                <w:numId w:val="21"/>
+              </w:numPr>
+            </w:pPr>
+            <w:r>
+              <w:lastRenderedPageBreak/>
+              <w:t>Phone number (delivery purposes, 2FA, marketing)</w:t>
+            </w:r>
+          </w:p>
+          <w:p>
+            <w:pPr>
+              <w:pStyle w:val="ListParagraph"/>
+              <w:numPr>
+                <w:ilvl w:val="0"/>
+                <w:numId w:val="21"/>
+              </w:numPr>
+            </w:pPr>
+            <w:r>
+              <w:t>DOB (opt-in)</w:t>
+            </w:r>
+          </w:p>
+          <w:p>
+            <w:pPr>
+              <w:pStyle w:val="ListParagraph"/>
+              <w:numPr>
+                <w:ilvl w:val="0"/>
+                <w:numId w:val="21"/>
+              </w:numPr>
+            </w:pPr>
+            <w:r>
+              <w:t>Order history</w:t>
+            </w:r>
+            <w:r>
+              <w:t xml:space="preserve"> (added to old accounts, created for new accounts)</w:t>
+            </w:r>
+          </w:p>
+          <w:p>
+            <w:pPr>
+              <w:pStyle w:val="ListParagraph"/>
+              <w:numPr>
+                <w:ilvl w:val="0"/>
+                <w:numId w:val="21"/>
+              </w:numPr>
+            </w:pPr>
+            <w:r>
+              <w:t>Payment info (debit/credit card</w:t>
+            </w:r>
+            <w:r>
+              <w:t xml:space="preserve"> details</w:t>
+            </w:r>
+            <w:r>
+              <w:t>)</w:t>
+            </w:r>
+          </w:p>
+          <w:p>
+            <w:pPr>
+              <w:pStyle w:val="ListParagraph"/>
+            </w:pPr>
+          </w:p>
+          <w:p>
+            <w:pPr>
+              <w:pStyle w:val="ListParagraph"/>
+            </w:pPr>
+          </w:p>
+          <w:p>
+            <w:pPr>
+              <w:rPr>
+                <w:b/>
+                <w:bCs/>
+              </w:rPr>
+            </w:pPr>
+          </w:p>
+          <w:p>
+            <w:pPr>
+              <w:rPr>
+                <w:b/>
+                <w:bCs/>
+              </w:rPr>
+            </w:pPr>
+            <w:r>
+              <w:rPr>
+                <w:b/>
+                <w:bCs/>
+              </w:rPr>
+              <w:t>From gameplay and analytics</w:t>
+            </w:r>
+          </w:p>
+          <w:p>
+            <w:pPr>
+              <w:pStyle w:val="ListParagraph"/>
+              <w:numPr>
+                <w:ilvl w:val="0"/>
+                <w:numId w:val="22"/>
+              </w:numPr>
+            </w:pPr>
+            <w:r>
+              <w:t>IP address</w:t>
+            </w:r>
+          </w:p>
+          <w:p>
+            <w:pPr>
+              <w:pStyle w:val="ListParagraph"/>
+              <w:numPr>
+                <w:ilvl w:val="0"/>
+                <w:numId w:val="22"/>
+              </w:numPr>
+            </w:pPr>
+            <w:r>
+              <w:t>Town/city/location</w:t>
+            </w:r>
+          </w:p>
+          <w:p>
+            <w:pPr>
+              <w:pStyle w:val="ListParagraph"/>
+              <w:numPr>
+                <w:ilvl w:val="0"/>
+                <w:numId w:val="22"/>
+              </w:numPr>
+            </w:pPr>
+            <w:r>
+              <w:t>Playtime/play session durations</w:t>
+            </w:r>
+            <w:r>
+              <w:t xml:space="preserve"> (in game behaviours)</w:t>
+            </w:r>
+          </w:p>
+          <w:p>
+            <w:pPr>
+              <w:pStyle w:val="ListParagraph"/>
+              <w:numPr>
+                <w:ilvl w:val="0"/>
+                <w:numId w:val="22"/>
+              </w:numPr>
+            </w:pPr>
+            <w:r>
+              <w:t>Device information</w:t>
+            </w:r>
+            <w:r>
+              <w:t xml:space="preserve"> (opt in or on request)</w:t>
+            </w:r>
+          </w:p>
+          <w:p>
+            <w:pPr>
+              <w:rPr>
+                <w:b/>
+                <w:bCs/>
+              </w:rPr>
+            </w:pPr>
+          </w:p>
+          <w:p>
+            <w:pPr>
+              <w:rPr>
+                <w:b/>
+                <w:bCs/>
+              </w:rPr>
+            </w:pPr>
+          </w:p>
+          <w:p>
+            <w:pPr>
+              <w:rPr>
+                <w:b/>
+                <w:bCs/>
+              </w:rPr>
+            </w:pPr>
+            <w:r>
+              <w:rPr>
+                <w:b/>
+                <w:bCs/>
+              </w:rPr>
+              <w:t>From website interactions</w:t>
+            </w:r>
+          </w:p>
+          <w:p>
+            <w:pPr>
+              <w:pStyle w:val="ListParagraph"/>
+              <w:numPr>
+                <w:ilvl w:val="0"/>
+                <w:numId w:val="23"/>
+              </w:numPr>
+            </w:pPr>
+            <w:r>
+              <w:t>Cursor location</w:t>
+            </w:r>
+          </w:p>
+          <w:p>
+            <w:pPr>
+              <w:pStyle w:val="ListParagraph"/>
+              <w:numPr>
+                <w:ilvl w:val="0"/>
+                <w:numId w:val="23"/>
+              </w:numPr>
+            </w:pPr>
+            <w:r>
+              <w:t>Pages visited</w:t>
+            </w:r>
+          </w:p>
+          <w:p>
+            <w:pPr>
+              <w:pStyle w:val="ListParagraph"/>
+              <w:numPr>
+                <w:ilvl w:val="0"/>
+                <w:numId w:val="23"/>
+              </w:numPr>
+            </w:pPr>
+            <w:r>
+              <w:t>IP address</w:t>
+            </w:r>
+          </w:p>
+          <w:p>
+            <w:pPr>
+              <w:pStyle w:val="ListParagraph"/>
+              <w:numPr>
+                <w:ilvl w:val="0"/>
+                <w:numId w:val="23"/>
+              </w:numPr>
+            </w:pPr>
+            <w:r>
+              <w:t>Cookies/Tracking data</w:t>
+            </w:r>
+          </w:p>
+          <w:p>
+            <w:pPr>
+              <w:pStyle w:val="ListParagraph"/>
+              <w:numPr>
+                <w:ilvl w:val="0"/>
+                <w:numId w:val="23"/>
+              </w:numPr>
+            </w:pPr>
+            <w:r>
+              <w:t>Device/Browser Info</w:t>
+            </w:r>
           </w:p>
           <w:p>
             <w:pPr>
@@ -4804,6 +5896,7 @@
         <w:t>c) If no, record the reasons for your decision</w:t>
       </w:r>
     </w:p>
+    <w:p/>
     <w:tbl>
       <w:tblPr>
         <w:tblStyle w:val="TableGrid"/>
@@ -4832,6 +5925,12 @@
                 <w:iCs/>
               </w:rPr>
             </w:pPr>
+            <w:r>
+              <w:rPr>
+                <w:iCs/>
+              </w:rPr>
+              <w:t>N/A</w:t>
+            </w:r>
           </w:p>
           <w:p>
             <w:pPr>
@@ -4910,6 +6009,10 @@
     <w:p>
       <w:pPr>
         <w:pStyle w:val="AIEStandard"/>
+        <w:rPr>
+          <w:b/>
+          <w:bCs/>
+        </w:rPr>
       </w:pPr>
       <w:r>
         <w:t xml:space="preserve">Write </w:t>
@@ -4918,13 +6021,11 @@
         <w:t xml:space="preserve">a brief description of the privacy impact project from the scenario. </w:t>
       </w:r>
       <w:r>
-        <w:t>Note, t</w:t>
-      </w:r>
-      <w:r>
-        <w:t>his is NOT the game project!</w:t>
-      </w:r>
-      <w:r>
-        <w:t xml:space="preserve"> </w:t>
+        <w:rPr>
+          <w:b/>
+          <w:bCs/>
+        </w:rPr>
+        <w:t xml:space="preserve">Note, this is NOT the game project! </w:t>
       </w:r>
     </w:p>
     <w:p>
@@ -4965,7 +6066,15 @@
         <w:spacing w:before="0" w:after="0"/>
       </w:pPr>
       <w:r>
-        <w:t>How do these aims fit within the organisation’s broader objectives?</w:t>
+        <w:t xml:space="preserve">How do these </w:t>
+      </w:r>
+      <w:proofErr w:type="gramStart"/>
+      <w:r>
+        <w:t>aims</w:t>
+      </w:r>
+      <w:proofErr w:type="gramEnd"/>
+      <w:r>
+        <w:t xml:space="preserve"> fit within the organisation’s broader objectives?</w:t>
       </w:r>
     </w:p>
     <w:p>
@@ -5074,16 +6183,105 @@
             <w:pPr>
               <w:spacing w:after="200" w:line="276" w:lineRule="auto"/>
             </w:pPr>
+            <w:r>
+              <w:t xml:space="preserve">The goals of this project are for </w:t>
+            </w:r>
+            <w:r>
+              <w:t xml:space="preserve">Derivative Games to collect personal information for marketing and preordering purposes for their game Diavolo 3. </w:t>
+            </w:r>
+            <w:r>
+              <w:t xml:space="preserve">They aim to use this data to boost sales of their game through the implementation of direct </w:t>
+            </w:r>
+            <w:r>
+              <w:t>marketing via email and preordering (</w:t>
+            </w:r>
+            <w:r>
+              <w:t xml:space="preserve">debit/credit card info, </w:t>
+            </w:r>
+            <w:r>
+              <w:t>billing and shipping address).</w:t>
+            </w:r>
+            <w:r>
+              <w:t xml:space="preserve"> </w:t>
+            </w:r>
           </w:p>
           <w:p>
             <w:pPr>
               <w:spacing w:after="200" w:line="276" w:lineRule="auto"/>
             </w:pPr>
+            <w:r>
+              <w:t>They must review:</w:t>
+            </w:r>
+          </w:p>
+          <w:p>
+            <w:pPr>
+              <w:pStyle w:val="ListParagraph"/>
+              <w:numPr>
+                <w:ilvl w:val="0"/>
+                <w:numId w:val="24"/>
+              </w:numPr>
+            </w:pPr>
+            <w:r>
+              <w:t>Use of existing customer database to send direct marketing emails about Diavolo 3</w:t>
+            </w:r>
+            <w:r>
+              <w:t xml:space="preserve">, however there is no current opt in for this mailing list </w:t>
+            </w:r>
+            <w:r>
+              <w:t>or opt out.</w:t>
+            </w:r>
+          </w:p>
+          <w:p>
+            <w:pPr>
+              <w:pStyle w:val="ListParagraph"/>
+              <w:numPr>
+                <w:ilvl w:val="0"/>
+                <w:numId w:val="24"/>
+              </w:numPr>
+            </w:pPr>
+            <w:r>
+              <w:t xml:space="preserve">Derivative Games wants to offer preorders to customers </w:t>
+            </w:r>
+            <w:r>
+              <w:t xml:space="preserve">once they have reached the beta stage of development. This will require </w:t>
+            </w:r>
+            <w:r>
+              <w:t>storage of PII in a secure method, including payment info and shipping address.</w:t>
+            </w:r>
+          </w:p>
+          <w:p>
+            <w:pPr>
+              <w:pStyle w:val="ListParagraph"/>
+              <w:numPr>
+                <w:ilvl w:val="0"/>
+                <w:numId w:val="24"/>
+              </w:numPr>
+            </w:pPr>
+            <w:r>
+              <w:t xml:space="preserve">Disclosure of info </w:t>
+            </w:r>
+            <w:r>
+              <w:t>being sent overseas for marketing is required.</w:t>
+            </w:r>
           </w:p>
           <w:p>
             <w:pPr>
               <w:spacing w:after="200" w:line="276" w:lineRule="auto"/>
             </w:pPr>
+          </w:p>
+          <w:p>
+            <w:pPr>
+              <w:spacing w:after="200" w:line="276" w:lineRule="auto"/>
+            </w:pPr>
+            <w:r>
+              <w:t xml:space="preserve">The project will require for the company to update its privacy practices and </w:t>
+            </w:r>
+            <w:r>
+              <w:t xml:space="preserve">to ensure it is compliant with the Australian Privacy Laws and Principles. They </w:t>
+            </w:r>
+            <w:r>
+              <w:t>wish to maintain customer trust on how their PII is handled.</w:t>
+            </w:r>
           </w:p>
           <w:p>
             <w:pPr>
@@ -5211,18 +6409,104 @@
           <w:tcPr>
             <w:tcW w:w="4678" w:type="dxa"/>
           </w:tcPr>
-          <w:p/>
-          <w:p/>
-          <w:p/>
-          <w:p/>
+          <w:p>
+            <w:r>
+              <w:t>Owner</w:t>
+            </w:r>
+          </w:p>
+          <w:p>
+            <w:r>
+              <w:t>team leads</w:t>
+            </w:r>
+          </w:p>
+          <w:p>
+            <w:r>
+              <w:lastRenderedPageBreak/>
+              <w:t>accounting</w:t>
+            </w:r>
+          </w:p>
+          <w:p>
+            <w:r>
+              <w:t>legal department</w:t>
+            </w:r>
+          </w:p>
+          <w:p>
+            <w:r>
+              <w:t>IT</w:t>
+            </w:r>
+          </w:p>
+          <w:p>
+            <w:r>
+              <w:t>customer support team</w:t>
+            </w:r>
+          </w:p>
+          <w:p>
+            <w:r>
+              <w:t>contractors</w:t>
+            </w:r>
+          </w:p>
+          <w:p>
+            <w:r>
+              <w:t xml:space="preserve"> publisher</w:t>
+            </w:r>
+          </w:p>
+          <w:p>
+            <w:r>
+              <w:t>manager</w:t>
+            </w:r>
+          </w:p>
         </w:tc>
         <w:tc>
           <w:tcPr>
             <w:tcW w:w="3487" w:type="dxa"/>
           </w:tcPr>
-          <w:p/>
-          <w:p/>
-          <w:p/>
+          <w:p>
+            <w:r>
+              <w:lastRenderedPageBreak/>
+              <w:t>All</w:t>
+            </w:r>
+          </w:p>
+          <w:p>
+            <w:r>
+              <w:t>Targeted</w:t>
+            </w:r>
+          </w:p>
+          <w:p>
+            <w:r>
+              <w:lastRenderedPageBreak/>
+              <w:t>All</w:t>
+            </w:r>
+          </w:p>
+          <w:p>
+            <w:r>
+              <w:t>All</w:t>
+            </w:r>
+          </w:p>
+          <w:p>
+            <w:r>
+              <w:t>All</w:t>
+            </w:r>
+          </w:p>
+          <w:p>
+            <w:r>
+              <w:t>All</w:t>
+            </w:r>
+          </w:p>
+          <w:p>
+            <w:r>
+              <w:t>All</w:t>
+            </w:r>
+          </w:p>
+          <w:p>
+            <w:r>
+              <w:t>All</w:t>
+            </w:r>
+          </w:p>
+          <w:p>
+            <w:r>
+              <w:t>All</w:t>
+            </w:r>
+          </w:p>
         </w:tc>
       </w:tr>
       <w:tr>
@@ -5242,6 +6526,7 @@
                 <w:b/>
                 <w:bCs/>
               </w:rPr>
+              <w:lastRenderedPageBreak/>
               <w:t>External Stakeholders</w:t>
             </w:r>
           </w:p>
@@ -5262,16 +6547,93 @@
           <w:tcPr>
             <w:tcW w:w="4678" w:type="dxa"/>
           </w:tcPr>
-          <w:p/>
-          <w:p/>
-          <w:p/>
-          <w:p/>
+          <w:p>
+            <w:r>
+              <w:t>government agencies</w:t>
+            </w:r>
+          </w:p>
+          <w:p>
+            <w:r>
+              <w:t>marketing team</w:t>
+            </w:r>
+          </w:p>
+          <w:p>
+            <w:r>
+              <w:t>board of directors</w:t>
+            </w:r>
+          </w:p>
+          <w:p>
+            <w:proofErr w:type="gramStart"/>
+            <w:r>
+              <w:t>share-holders</w:t>
+            </w:r>
+            <w:proofErr w:type="gramEnd"/>
+          </w:p>
+          <w:p>
+            <w:r>
+              <w:t>investors</w:t>
+            </w:r>
+          </w:p>
+          <w:p>
+            <w:r>
+              <w:t xml:space="preserve"> industry experts</w:t>
+            </w:r>
+          </w:p>
+          <w:p>
+            <w:r>
+              <w:t>customers</w:t>
+            </w:r>
+          </w:p>
+          <w:p>
+            <w:r>
+              <w:t>third party providers</w:t>
+            </w:r>
+          </w:p>
         </w:tc>
         <w:tc>
           <w:tcPr>
             <w:tcW w:w="3487" w:type="dxa"/>
           </w:tcPr>
-          <w:p/>
+          <w:p>
+            <w:r>
+              <w:t>Targeted</w:t>
+            </w:r>
+          </w:p>
+          <w:p>
+            <w:r>
+              <w:t>Targeted</w:t>
+            </w:r>
+          </w:p>
+          <w:p>
+            <w:r>
+              <w:t>All</w:t>
+            </w:r>
+          </w:p>
+          <w:p>
+            <w:r>
+              <w:t>Targeted</w:t>
+            </w:r>
+          </w:p>
+          <w:p>
+            <w:r>
+              <w:t>All</w:t>
+            </w:r>
+          </w:p>
+          <w:p>
+            <w:r>
+              <w:t>Targeted</w:t>
+            </w:r>
+          </w:p>
+          <w:p>
+            <w:r>
+              <w:t>All</w:t>
+            </w:r>
+          </w:p>
+          <w:p>
+            <w:r>
+              <w:t>All</w:t>
+            </w:r>
+          </w:p>
         </w:tc>
       </w:tr>
     </w:tbl>
@@ -5335,15 +6697,13 @@
         </w:rPr>
         <w:t xml:space="preserve">Indicate if the information might be disclosed to another </w:t>
       </w:r>
-      <w:proofErr w:type="gramStart"/>
       <w:r>
         <w:rPr>
           <w:rFonts w:cstheme="minorHAnsi"/>
           <w:iCs/>
         </w:rPr>
-        <w:t>stakeholder, or</w:t>
-      </w:r>
-      <w:proofErr w:type="gramEnd"/>
+        <w:t>stakeholder or</w:t>
+      </w:r>
       <w:r>
         <w:rPr>
           <w:rFonts w:cstheme="minorHAnsi"/>
@@ -5446,8 +6806,8 @@
         <w:gridCol w:w="1468"/>
         <w:gridCol w:w="1561"/>
         <w:gridCol w:w="1241"/>
-        <w:gridCol w:w="1957"/>
-        <w:gridCol w:w="1423"/>
+        <w:gridCol w:w="1537"/>
+        <w:gridCol w:w="1843"/>
         <w:gridCol w:w="1366"/>
       </w:tblGrid>
       <w:tr>
@@ -5528,7 +6888,7 @@
         </w:tc>
         <w:tc>
           <w:tcPr>
-            <w:tcW w:w="1957" w:type="dxa"/>
+            <w:tcW w:w="1537" w:type="dxa"/>
           </w:tcPr>
           <w:p>
             <w:pPr>
@@ -5552,7 +6912,7 @@
         </w:tc>
         <w:tc>
           <w:tcPr>
-            <w:tcW w:w="1423" w:type="dxa"/>
+            <w:tcW w:w="1843" w:type="dxa"/>
           </w:tcPr>
           <w:p>
             <w:pPr>
@@ -5651,11 +7011,25 @@
                 <w:iCs/>
               </w:rPr>
             </w:pPr>
+            <w:r>
+              <w:rPr>
+                <w:rFonts w:cstheme="minorHAnsi"/>
+                <w:iCs/>
+              </w:rPr>
+              <w:t>d</w:t>
+            </w:r>
+            <w:r>
+              <w:rPr>
+                <w:rFonts w:cstheme="minorHAnsi"/>
+                <w:iCs/>
+              </w:rPr>
+              <w:t>ecision making</w:t>
+            </w:r>
           </w:p>
         </w:tc>
         <w:tc>
           <w:tcPr>
-            <w:tcW w:w="1957" w:type="dxa"/>
+            <w:tcW w:w="1537" w:type="dxa"/>
           </w:tcPr>
           <w:p>
             <w:pPr>
@@ -5664,11 +7038,25 @@
                 <w:iCs/>
               </w:rPr>
             </w:pPr>
+            <w:r>
+              <w:rPr>
+                <w:rFonts w:cstheme="minorHAnsi"/>
+                <w:iCs/>
+              </w:rPr>
+              <w:t>customer</w:t>
+            </w:r>
+            <w:r>
+              <w:rPr>
+                <w:rFonts w:cstheme="minorHAnsi"/>
+                <w:iCs/>
+              </w:rPr>
+              <w:t>s</w:t>
+            </w:r>
           </w:p>
         </w:tc>
         <w:tc>
           <w:tcPr>
-            <w:tcW w:w="1423" w:type="dxa"/>
+            <w:tcW w:w="1843" w:type="dxa"/>
           </w:tcPr>
           <w:p>
             <w:pPr>
@@ -5677,6 +7065,13 @@
                 <w:iCs/>
               </w:rPr>
             </w:pPr>
+            <w:r>
+              <w:rPr>
+                <w:rFonts w:cstheme="minorHAnsi"/>
+                <w:iCs/>
+              </w:rPr>
+              <w:t>Marketing Team</w:t>
+            </w:r>
           </w:p>
         </w:tc>
         <w:tc>
@@ -5690,6 +7085,13 @@
                 <w:iCs/>
               </w:rPr>
             </w:pPr>
+            <w:r>
+              <w:rPr>
+                <w:rFonts w:cstheme="minorHAnsi"/>
+                <w:iCs/>
+              </w:rPr>
+              <w:t>NDA’s</w:t>
+            </w:r>
           </w:p>
         </w:tc>
       </w:tr>
@@ -5725,6 +7127,13 @@
                 <w:iCs/>
               </w:rPr>
             </w:pPr>
+            <w:r>
+              <w:rPr>
+                <w:rFonts w:cstheme="minorHAnsi"/>
+                <w:iCs/>
+              </w:rPr>
+              <w:t>billing info</w:t>
+            </w:r>
           </w:p>
         </w:tc>
         <w:tc>
@@ -5749,7 +7158,7 @@
         </w:tc>
         <w:tc>
           <w:tcPr>
-            <w:tcW w:w="1957" w:type="dxa"/>
+            <w:tcW w:w="1537" w:type="dxa"/>
           </w:tcPr>
           <w:p>
             <w:pPr>
@@ -5758,11 +7167,25 @@
                 <w:iCs/>
               </w:rPr>
             </w:pPr>
+            <w:r>
+              <w:rPr>
+                <w:rFonts w:cstheme="minorHAnsi"/>
+                <w:iCs/>
+              </w:rPr>
+              <w:t>custome</w:t>
+            </w:r>
+            <w:r>
+              <w:rPr>
+                <w:rFonts w:cstheme="minorHAnsi"/>
+                <w:iCs/>
+              </w:rPr>
+              <w:t>rs</w:t>
+            </w:r>
           </w:p>
         </w:tc>
         <w:tc>
           <w:tcPr>
-            <w:tcW w:w="1423" w:type="dxa"/>
+            <w:tcW w:w="1843" w:type="dxa"/>
           </w:tcPr>
           <w:p>
             <w:pPr>
@@ -5791,6 +7214,20 @@
                 <w:iCs/>
               </w:rPr>
             </w:pPr>
+            <w:r>
+              <w:rPr>
+                <w:rFonts w:cstheme="minorHAnsi"/>
+                <w:iCs/>
+              </w:rPr>
+              <w:t>s</w:t>
+            </w:r>
+            <w:r>
+              <w:rPr>
+                <w:rFonts w:cstheme="minorHAnsi"/>
+                <w:iCs/>
+              </w:rPr>
+              <w:t>ecure encrypted storage</w:t>
+            </w:r>
           </w:p>
         </w:tc>
       </w:tr>
@@ -5846,11 +7283,18 @@
                 <w:iCs/>
               </w:rPr>
             </w:pPr>
+            <w:r>
+              <w:rPr>
+                <w:rFonts w:cstheme="minorHAnsi"/>
+                <w:iCs/>
+              </w:rPr>
+              <w:t>making a purchase</w:t>
+            </w:r>
           </w:p>
         </w:tc>
         <w:tc>
           <w:tcPr>
-            <w:tcW w:w="1957" w:type="dxa"/>
+            <w:tcW w:w="1537" w:type="dxa"/>
           </w:tcPr>
           <w:p>
             <w:pPr>
@@ -5859,11 +7303,25 @@
                 <w:iCs/>
               </w:rPr>
             </w:pPr>
+            <w:r>
+              <w:rPr>
+                <w:rFonts w:cstheme="minorHAnsi"/>
+                <w:iCs/>
+              </w:rPr>
+              <w:t>cu</w:t>
+            </w:r>
+            <w:r>
+              <w:rPr>
+                <w:rFonts w:cstheme="minorHAnsi"/>
+                <w:iCs/>
+              </w:rPr>
+              <w:t>stomers</w:t>
+            </w:r>
           </w:p>
         </w:tc>
         <w:tc>
           <w:tcPr>
-            <w:tcW w:w="1423" w:type="dxa"/>
+            <w:tcW w:w="1843" w:type="dxa"/>
           </w:tcPr>
           <w:p>
             <w:pPr>
@@ -5872,6 +7330,13 @@
                 <w:iCs/>
               </w:rPr>
             </w:pPr>
+            <w:r>
+              <w:rPr>
+                <w:rFonts w:cstheme="minorHAnsi"/>
+                <w:iCs/>
+              </w:rPr>
+              <w:t>Payment processor</w:t>
+            </w:r>
           </w:p>
         </w:tc>
         <w:tc>
@@ -5912,23 +7377,7 @@
                 <w:rFonts w:cstheme="minorHAnsi"/>
                 <w:iCs/>
               </w:rPr>
-              <w:t>‘</w:t>
-            </w:r>
-            <w:proofErr w:type="spellStart"/>
-            <w:r>
-              <w:rPr>
-                <w:rFonts w:cstheme="minorHAnsi"/>
-                <w:iCs/>
-              </w:rPr>
-              <w:t>Spawnpoint</w:t>
-            </w:r>
-            <w:proofErr w:type="spellEnd"/>
-            <w:r>
-              <w:rPr>
-                <w:rFonts w:cstheme="minorHAnsi"/>
-                <w:iCs/>
-              </w:rPr>
-              <w:t xml:space="preserve"> marketing’</w:t>
+              <w:t>‘Spawnpoint marketing’</w:t>
             </w:r>
           </w:p>
         </w:tc>
@@ -5963,11 +7412,18 @@
                 <w:iCs/>
               </w:rPr>
             </w:pPr>
+            <w:r>
+              <w:rPr>
+                <w:rFonts w:cstheme="minorHAnsi"/>
+                <w:iCs/>
+              </w:rPr>
+              <w:t>conduct marketing surveys</w:t>
+            </w:r>
           </w:p>
         </w:tc>
         <w:tc>
           <w:tcPr>
-            <w:tcW w:w="1957" w:type="dxa"/>
+            <w:tcW w:w="1537" w:type="dxa"/>
           </w:tcPr>
           <w:p>
             <w:pPr>
@@ -5976,11 +7432,25 @@
                 <w:iCs/>
               </w:rPr>
             </w:pPr>
+            <w:r>
+              <w:rPr>
+                <w:rFonts w:cstheme="minorHAnsi"/>
+                <w:iCs/>
+              </w:rPr>
+              <w:t>custome</w:t>
+            </w:r>
+            <w:r>
+              <w:rPr>
+                <w:rFonts w:cstheme="minorHAnsi"/>
+                <w:iCs/>
+              </w:rPr>
+              <w:t>rs</w:t>
+            </w:r>
           </w:p>
         </w:tc>
         <w:tc>
           <w:tcPr>
-            <w:tcW w:w="1423" w:type="dxa"/>
+            <w:tcW w:w="1843" w:type="dxa"/>
           </w:tcPr>
           <w:p>
             <w:pPr>
@@ -5989,6 +7459,13 @@
                 <w:iCs/>
               </w:rPr>
             </w:pPr>
+            <w:r>
+              <w:rPr>
+                <w:rFonts w:cstheme="minorHAnsi"/>
+                <w:iCs/>
+              </w:rPr>
+              <w:t>customers</w:t>
+            </w:r>
           </w:p>
         </w:tc>
         <w:tc>
@@ -6002,6 +7479,13 @@
                 <w:iCs/>
               </w:rPr>
             </w:pPr>
+            <w:r>
+              <w:rPr>
+                <w:rFonts w:cstheme="minorHAnsi"/>
+                <w:iCs/>
+              </w:rPr>
+              <w:t>encryption</w:t>
+            </w:r>
           </w:p>
         </w:tc>
       </w:tr>
@@ -6037,6 +7521,13 @@
                 <w:iCs/>
               </w:rPr>
             </w:pPr>
+            <w:r>
+              <w:rPr>
+                <w:rFonts w:cstheme="minorHAnsi"/>
+                <w:iCs/>
+              </w:rPr>
+              <w:t>customer details</w:t>
+            </w:r>
           </w:p>
           <w:p>
             <w:pPr>
@@ -6058,11 +7549,30 @@
                 <w:iCs/>
               </w:rPr>
             </w:pPr>
+            <w:r>
+              <w:rPr>
+                <w:rFonts w:cstheme="minorHAnsi"/>
+                <w:iCs/>
+              </w:rPr>
+              <w:t>conduct marketing surveys</w:t>
+            </w:r>
+          </w:p>
+          <w:p/>
+          <w:p>
+            <w:pPr>
+              <w:rPr>
+                <w:rFonts w:cstheme="minorHAnsi"/>
+                <w:iCs/>
+              </w:rPr>
+            </w:pPr>
+            <w:r>
+              <w:t>legal compliance</w:t>
+            </w:r>
           </w:p>
         </w:tc>
         <w:tc>
           <w:tcPr>
-            <w:tcW w:w="1957" w:type="dxa"/>
+            <w:tcW w:w="1537" w:type="dxa"/>
           </w:tcPr>
           <w:p>
             <w:pPr>
@@ -6082,7 +7592,7 @@
         </w:tc>
         <w:tc>
           <w:tcPr>
-            <w:tcW w:w="1423" w:type="dxa"/>
+            <w:tcW w:w="1843" w:type="dxa"/>
           </w:tcPr>
           <w:p>
             <w:pPr>
@@ -6091,6 +7601,13 @@
                 <w:iCs/>
               </w:rPr>
             </w:pPr>
+            <w:r>
+              <w:rPr>
+                <w:rFonts w:cstheme="minorHAnsi"/>
+                <w:iCs/>
+              </w:rPr>
+              <w:t>Manager</w:t>
+            </w:r>
           </w:p>
         </w:tc>
         <w:tc>
@@ -6177,8 +7694,45 @@
         </w:tc>
         <w:tc>
           <w:tcPr>
-            <w:tcW w:w="1957" w:type="dxa"/>
+            <w:tcW w:w="1537" w:type="dxa"/>
           </w:tcPr>
+          <w:p>
+            <w:pPr>
+              <w:rPr>
+                <w:rFonts w:cstheme="minorHAnsi"/>
+                <w:iCs/>
+              </w:rPr>
+            </w:pPr>
+            <w:r>
+              <w:rPr>
+                <w:rFonts w:cstheme="minorHAnsi"/>
+                <w:iCs/>
+              </w:rPr>
+              <w:t>Customer</w:t>
+            </w:r>
+            <w:r>
+              <w:rPr>
+                <w:rFonts w:cstheme="minorHAnsi"/>
+                <w:iCs/>
+              </w:rPr>
+              <w:t>s</w:t>
+            </w:r>
+          </w:p>
+          <w:p>
+            <w:pPr>
+              <w:rPr>
+                <w:rFonts w:cstheme="minorHAnsi"/>
+                <w:iCs/>
+              </w:rPr>
+            </w:pPr>
+            <w:r>
+              <w:rPr>
+                <w:rFonts w:cstheme="minorHAnsi"/>
+                <w:iCs/>
+              </w:rPr>
+              <w:t>Servers</w:t>
+            </w:r>
+          </w:p>
           <w:p>
             <w:pPr>
               <w:rPr>
@@ -6190,7 +7744,7 @@
         </w:tc>
         <w:tc>
           <w:tcPr>
-            <w:tcW w:w="1423" w:type="dxa"/>
+            <w:tcW w:w="1843" w:type="dxa"/>
           </w:tcPr>
           <w:p>
             <w:pPr>
@@ -6199,6 +7753,13 @@
                 <w:iCs/>
               </w:rPr>
             </w:pPr>
+            <w:r>
+              <w:rPr>
+                <w:rFonts w:cstheme="minorHAnsi"/>
+                <w:iCs/>
+              </w:rPr>
+              <w:t>IT</w:t>
+            </w:r>
           </w:p>
         </w:tc>
         <w:tc>
@@ -6212,6 +7773,34 @@
                 <w:iCs/>
               </w:rPr>
             </w:pPr>
+            <w:r>
+              <w:rPr>
+                <w:rFonts w:cstheme="minorHAnsi"/>
+                <w:iCs/>
+              </w:rPr>
+              <w:t>l</w:t>
+            </w:r>
+            <w:r>
+              <w:rPr>
+                <w:rFonts w:cstheme="minorHAnsi"/>
+                <w:iCs/>
+              </w:rPr>
+              <w:t xml:space="preserve">imited </w:t>
+            </w:r>
+            <w:r>
+              <w:rPr>
+                <w:rFonts w:cstheme="minorHAnsi"/>
+                <w:iCs/>
+              </w:rPr>
+              <w:t>a</w:t>
+            </w:r>
+            <w:r>
+              <w:rPr>
+                <w:rFonts w:cstheme="minorHAnsi"/>
+                <w:iCs/>
+              </w:rPr>
+              <w:t>ccess</w:t>
+            </w:r>
           </w:p>
         </w:tc>
       </w:tr>
@@ -6247,14 +7836,13 @@
                 <w:iCs/>
               </w:rPr>
             </w:pPr>
-          </w:p>
-          <w:p>
-            <w:pPr>
+            <w:r>
               <w:rPr>
                 <w:rFonts w:cstheme="minorHAnsi"/>
                 <w:iCs/>
               </w:rPr>
-            </w:pPr>
+              <w:t>NDA’s</w:t>
+            </w:r>
           </w:p>
         </w:tc>
         <w:tc>
@@ -6268,11 +7856,48 @@
                 <w:iCs/>
               </w:rPr>
             </w:pPr>
+            <w:r>
+              <w:rPr>
+                <w:rFonts w:cstheme="minorHAnsi"/>
+                <w:iCs/>
+              </w:rPr>
+              <w:t>legal compliance</w:t>
+            </w:r>
+          </w:p>
+          <w:p>
+            <w:pPr>
+              <w:rPr>
+                <w:rFonts w:cstheme="minorHAnsi"/>
+                <w:iCs/>
+              </w:rPr>
+            </w:pPr>
+          </w:p>
+          <w:p>
+            <w:pPr>
+              <w:rPr>
+                <w:rFonts w:cstheme="minorHAnsi"/>
+                <w:iCs/>
+              </w:rPr>
+            </w:pPr>
+            <w:r>
+              <w:rPr>
+                <w:rFonts w:cstheme="minorHAnsi"/>
+                <w:iCs/>
+              </w:rPr>
+              <w:t>d</w:t>
+            </w:r>
+            <w:r>
+              <w:rPr>
+                <w:rFonts w:cstheme="minorHAnsi"/>
+                <w:iCs/>
+              </w:rPr>
+              <w:t>ecision making</w:t>
+            </w:r>
           </w:p>
         </w:tc>
         <w:tc>
           <w:tcPr>
-            <w:tcW w:w="1957" w:type="dxa"/>
+            <w:tcW w:w="1537" w:type="dxa"/>
           </w:tcPr>
           <w:p>
             <w:pPr>
@@ -6281,11 +7906,18 @@
                 <w:iCs/>
               </w:rPr>
             </w:pPr>
+            <w:r>
+              <w:rPr>
+                <w:rFonts w:cstheme="minorHAnsi"/>
+                <w:iCs/>
+              </w:rPr>
+              <w:t>Workers</w:t>
+            </w:r>
           </w:p>
         </w:tc>
         <w:tc>
           <w:tcPr>
-            <w:tcW w:w="1423" w:type="dxa"/>
+            <w:tcW w:w="1843" w:type="dxa"/>
           </w:tcPr>
           <w:p>
             <w:pPr>
@@ -6314,6 +7946,13 @@
                 <w:iCs/>
               </w:rPr>
             </w:pPr>
+            <w:r>
+              <w:rPr>
+                <w:rFonts w:cstheme="minorHAnsi"/>
+                <w:iCs/>
+              </w:rPr>
+              <w:t>NDA’s</w:t>
+            </w:r>
           </w:p>
         </w:tc>
       </w:tr>
@@ -6369,11 +8008,14 @@
                 <w:iCs/>
               </w:rPr>
             </w:pPr>
+            <w:r>
+              <w:t>legal compliance</w:t>
+            </w:r>
           </w:p>
         </w:tc>
         <w:tc>
           <w:tcPr>
-            <w:tcW w:w="1957" w:type="dxa"/>
+            <w:tcW w:w="1537" w:type="dxa"/>
           </w:tcPr>
           <w:p>
             <w:pPr>
@@ -6393,7 +8035,7 @@
         </w:tc>
         <w:tc>
           <w:tcPr>
-            <w:tcW w:w="1423" w:type="dxa"/>
+            <w:tcW w:w="1843" w:type="dxa"/>
           </w:tcPr>
           <w:p>
             <w:pPr>
@@ -6402,6 +8044,13 @@
                 <w:iCs/>
               </w:rPr>
             </w:pPr>
+            <w:r>
+              <w:rPr>
+                <w:rFonts w:cstheme="minorHAnsi"/>
+                <w:iCs/>
+              </w:rPr>
+              <w:t>Legal Team</w:t>
+            </w:r>
           </w:p>
         </w:tc>
         <w:tc>
@@ -6415,6 +8064,13 @@
                 <w:iCs/>
               </w:rPr>
             </w:pPr>
+            <w:r>
+              <w:rPr>
+                <w:rFonts w:cstheme="minorHAnsi"/>
+                <w:iCs/>
+              </w:rPr>
+              <w:t>encryption</w:t>
+            </w:r>
           </w:p>
         </w:tc>
       </w:tr>
@@ -6450,6 +8106,13 @@
                 <w:iCs/>
               </w:rPr>
             </w:pPr>
+            <w:r>
+              <w:rPr>
+                <w:rFonts w:cstheme="minorHAnsi"/>
+                <w:iCs/>
+              </w:rPr>
+              <w:t>Billing info</w:t>
+            </w:r>
           </w:p>
         </w:tc>
         <w:tc>
@@ -6463,11 +8126,18 @@
                 <w:iCs/>
               </w:rPr>
             </w:pPr>
+            <w:r>
+              <w:rPr>
+                <w:rFonts w:cstheme="minorHAnsi"/>
+                <w:iCs/>
+              </w:rPr>
+              <w:t>payment processor</w:t>
+            </w:r>
           </w:p>
         </w:tc>
         <w:tc>
           <w:tcPr>
-            <w:tcW w:w="1957" w:type="dxa"/>
+            <w:tcW w:w="1537" w:type="dxa"/>
           </w:tcPr>
           <w:p>
             <w:pPr>
@@ -6476,12 +8146,78 @@
                 <w:iCs/>
               </w:rPr>
             </w:pPr>
+            <w:r>
+              <w:rPr>
+                <w:rFonts w:cstheme="minorHAnsi"/>
+                <w:iCs/>
+              </w:rPr>
+              <w:t>C</w:t>
+            </w:r>
+            <w:r>
+              <w:rPr>
+                <w:rFonts w:cstheme="minorHAnsi"/>
+                <w:iCs/>
+              </w:rPr>
+              <w:t>ustomer</w:t>
+            </w:r>
+            <w:r>
+              <w:rPr>
+                <w:rFonts w:cstheme="minorHAnsi"/>
+                <w:iCs/>
+              </w:rPr>
+              <w:t>s</w:t>
+            </w:r>
+          </w:p>
+          <w:p>
+            <w:pPr>
+              <w:rPr>
+                <w:rFonts w:cstheme="minorHAnsi"/>
+                <w:iCs/>
+              </w:rPr>
+            </w:pPr>
+            <w:r>
+              <w:rPr>
+                <w:rFonts w:cstheme="minorHAnsi"/>
+                <w:iCs/>
+              </w:rPr>
+              <w:t>company</w:t>
+            </w:r>
           </w:p>
         </w:tc>
         <w:tc>
           <w:tcPr>
-            <w:tcW w:w="1423" w:type="dxa"/>
+            <w:tcW w:w="1843" w:type="dxa"/>
           </w:tcPr>
+          <w:p>
+            <w:pPr>
+              <w:rPr>
+                <w:rFonts w:cstheme="minorHAnsi"/>
+                <w:iCs/>
+              </w:rPr>
+            </w:pPr>
+            <w:r>
+              <w:rPr>
+                <w:rFonts w:cstheme="minorHAnsi"/>
+                <w:iCs/>
+              </w:rPr>
+              <w:t>Customers</w:t>
+            </w:r>
+          </w:p>
+          <w:p>
+            <w:pPr>
+              <w:rPr>
+                <w:rFonts w:cstheme="minorHAnsi"/>
+                <w:iCs/>
+              </w:rPr>
+            </w:pPr>
+            <w:r>
+              <w:rPr>
+                <w:rFonts w:cstheme="minorHAnsi"/>
+                <w:iCs/>
+              </w:rPr>
+              <w:t>Company</w:t>
+            </w:r>
+          </w:p>
           <w:p>
             <w:pPr>
               <w:rPr>
@@ -6593,6 +8329,7 @@
                 <w:rFonts w:cstheme="minorHAnsi"/>
                 <w:iCs/>
               </w:rPr>
+              <w:lastRenderedPageBreak/>
               <w:t>d</w:t>
             </w:r>
             <w:r>
@@ -6748,16 +8485,8 @@
           <w:p>
             <w:pPr>
               <w:pStyle w:val="AIEStandard"/>
-              <w:rPr>
-                <w:rFonts w:cstheme="minorHAnsi"/>
-                <w:iCs/>
-              </w:rPr>
-            </w:pPr>
-            <w:r>
-              <w:rPr>
-                <w:rFonts w:cstheme="minorHAnsi"/>
-                <w:iCs/>
-              </w:rPr>
+            </w:pPr>
+            <w:r>
               <w:t>legal compliance</w:t>
             </w:r>
           </w:p>
@@ -6930,7 +8659,6 @@
       </w:pPr>
       <w:bookmarkStart w:id="15" w:name="_Toc234246548"/>
       <w:r>
-        <w:lastRenderedPageBreak/>
         <w:t xml:space="preserve">Question 5: </w:t>
       </w:r>
       <w:r>
@@ -6969,6 +8697,108 @@
           </w:tcPr>
           <w:p>
             <w:pPr>
+              <w:pStyle w:val="ListParagraph"/>
+              <w:numPr>
+                <w:ilvl w:val="0"/>
+                <w:numId w:val="25"/>
+              </w:numPr>
+            </w:pPr>
+            <w:r>
+              <w:t>Increased transparency with the customer base</w:t>
+            </w:r>
+          </w:p>
+          <w:p>
+            <w:pPr>
+              <w:pStyle w:val="ListParagraph"/>
+              <w:numPr>
+                <w:ilvl w:val="0"/>
+                <w:numId w:val="25"/>
+              </w:numPr>
+            </w:pPr>
+            <w:r>
+              <w:t>Increase in customer base</w:t>
+            </w:r>
+          </w:p>
+          <w:p>
+            <w:pPr>
+              <w:pStyle w:val="ListParagraph"/>
+              <w:numPr>
+                <w:ilvl w:val="0"/>
+                <w:numId w:val="25"/>
+              </w:numPr>
+            </w:pPr>
+            <w:r>
+              <w:t>Builds better reputation</w:t>
+            </w:r>
+          </w:p>
+          <w:p>
+            <w:pPr>
+              <w:pStyle w:val="ListParagraph"/>
+              <w:numPr>
+                <w:ilvl w:val="0"/>
+                <w:numId w:val="25"/>
+              </w:numPr>
+            </w:pPr>
+            <w:r>
+              <w:t>Compliance with the APPs</w:t>
+            </w:r>
+          </w:p>
+          <w:p>
+            <w:pPr>
+              <w:pStyle w:val="ListParagraph"/>
+              <w:numPr>
+                <w:ilvl w:val="0"/>
+                <w:numId w:val="25"/>
+              </w:numPr>
+            </w:pPr>
+            <w:r>
+              <w:t>Increases security with private info</w:t>
+            </w:r>
+          </w:p>
+          <w:p>
+            <w:pPr>
+              <w:pStyle w:val="ListParagraph"/>
+              <w:numPr>
+                <w:ilvl w:val="0"/>
+                <w:numId w:val="25"/>
+              </w:numPr>
+            </w:pPr>
+            <w:r>
+              <w:t xml:space="preserve">Improved data security </w:t>
+            </w:r>
+            <w:r>
+              <w:t>practices as a company</w:t>
+            </w:r>
+          </w:p>
+          <w:p>
+            <w:pPr>
+              <w:pStyle w:val="ListParagraph"/>
+              <w:numPr>
+                <w:ilvl w:val="0"/>
+                <w:numId w:val="25"/>
+              </w:numPr>
+            </w:pPr>
+            <w:r>
+              <w:t>Promotion of privacy awareness</w:t>
+            </w:r>
+          </w:p>
+          <w:p>
+            <w:pPr>
+              <w:pStyle w:val="ListParagraph"/>
+              <w:numPr>
+                <w:ilvl w:val="0"/>
+                <w:numId w:val="25"/>
+              </w:numPr>
+            </w:pPr>
+            <w:r>
+              <w:t xml:space="preserve">Compliance and alignment with </w:t>
+            </w:r>
+            <w:r>
+              <w:t>community expectation</w:t>
+            </w:r>
+          </w:p>
+          <w:p>
+            <w:pPr>
               <w:spacing w:after="200" w:line="276" w:lineRule="auto"/>
             </w:pPr>
           </w:p>
@@ -7022,7 +8852,74 @@
           </w:tcPr>
           <w:p>
             <w:pPr>
-              <w:spacing w:after="200" w:line="276" w:lineRule="auto"/>
+              <w:pStyle w:val="ListParagraph"/>
+              <w:numPr>
+                <w:ilvl w:val="0"/>
+                <w:numId w:val="26"/>
+              </w:numPr>
+            </w:pPr>
+            <w:r>
+              <w:t>Use of customer data without explicit consent will impact trust</w:t>
+            </w:r>
+          </w:p>
+          <w:p>
+            <w:pPr>
+              <w:pStyle w:val="ListParagraph"/>
+              <w:numPr>
+                <w:ilvl w:val="0"/>
+                <w:numId w:val="26"/>
+              </w:numPr>
+            </w:pPr>
+            <w:r>
+              <w:t>Marketing without consent will impact trust</w:t>
+            </w:r>
+          </w:p>
+          <w:p>
+            <w:pPr>
+              <w:pStyle w:val="ListParagraph"/>
+              <w:numPr>
+                <w:ilvl w:val="0"/>
+                <w:numId w:val="26"/>
+              </w:numPr>
+            </w:pPr>
+            <w:r>
+              <w:t>Working with an external marketing team raises privacy risks</w:t>
+            </w:r>
+          </w:p>
+          <w:p>
+            <w:pPr>
+              <w:pStyle w:val="ListParagraph"/>
+              <w:numPr>
+                <w:ilvl w:val="0"/>
+                <w:numId w:val="26"/>
+              </w:numPr>
+            </w:pPr>
+            <w:r>
+              <w:t>Perception of surveillance/over surveillance</w:t>
+            </w:r>
+          </w:p>
+          <w:p>
+            <w:pPr>
+              <w:pStyle w:val="ListParagraph"/>
+              <w:numPr>
+                <w:ilvl w:val="0"/>
+                <w:numId w:val="26"/>
+              </w:numPr>
+            </w:pPr>
+            <w:r>
+              <w:t>Possible legal compliance issues</w:t>
+            </w:r>
+            <w:r>
+              <w:t xml:space="preserve"> if done poorly</w:t>
+            </w:r>
+          </w:p>
+          <w:p>
+            <w:pPr>
+              <w:pStyle w:val="ListParagraph"/>
+              <w:numPr>
+                <w:ilvl w:val="0"/>
+                <w:numId w:val="26"/>
+              </w:numPr>
             </w:pPr>
           </w:p>
           <w:p>
@@ -7057,6 +8954,7 @@
         <w:pStyle w:val="AIEStandard"/>
       </w:pPr>
       <w:r>
+        <w:lastRenderedPageBreak/>
         <w:t xml:space="preserve">The following </w:t>
       </w:r>
       <w:proofErr w:type="gramStart"/>
@@ -7130,6 +9028,42 @@
             <w:pPr>
               <w:pStyle w:val="AIEStandard"/>
             </w:pPr>
+            <w:r>
+              <w:t xml:space="preserve">The current privacy policy </w:t>
+            </w:r>
+            <w:r>
+              <w:t>does not comply with this APP due to:</w:t>
+            </w:r>
+          </w:p>
+          <w:p>
+            <w:pPr>
+              <w:pStyle w:val="AIEStandard"/>
+              <w:numPr>
+                <w:ilvl w:val="0"/>
+                <w:numId w:val="27"/>
+              </w:numPr>
+            </w:pPr>
+            <w:r>
+              <w:t xml:space="preserve">It lacks detail for direct marketing </w:t>
+            </w:r>
+            <w:r>
+              <w:t>or handling of pre order/purchase information</w:t>
+            </w:r>
+          </w:p>
+          <w:p>
+            <w:pPr>
+              <w:pStyle w:val="AIEStandard"/>
+              <w:numPr>
+                <w:ilvl w:val="0"/>
+                <w:numId w:val="27"/>
+              </w:numPr>
+            </w:pPr>
+            <w:r>
+              <w:t>Lacks detail on data rete</w:t>
+            </w:r>
+            <w:r>
+              <w:t>ntion, access rights and compliance procedures.</w:t>
+            </w:r>
           </w:p>
           <w:p>
             <w:pPr>
@@ -7166,6 +9100,48 @@
             <w:pPr>
               <w:pStyle w:val="AIEStandard"/>
             </w:pPr>
+            <w:r>
+              <w:t>The current privacy policy does not comply with this APP due to:</w:t>
+            </w:r>
+          </w:p>
+          <w:p>
+            <w:pPr>
+              <w:pStyle w:val="AIEStandard"/>
+              <w:numPr>
+                <w:ilvl w:val="0"/>
+                <w:numId w:val="28"/>
+              </w:numPr>
+            </w:pPr>
+            <w:r>
+              <w:t>no user notification of their intentions to use their emails for marketing.</w:t>
+            </w:r>
+          </w:p>
+          <w:p>
+            <w:pPr>
+              <w:pStyle w:val="AIEStandard"/>
+              <w:numPr>
+                <w:ilvl w:val="0"/>
+                <w:numId w:val="28"/>
+              </w:numPr>
+            </w:pPr>
+            <w:r>
+              <w:t xml:space="preserve">Current </w:t>
+            </w:r>
+            <w:r>
+              <w:t>business choices not being reflected within the policy</w:t>
+            </w:r>
+          </w:p>
+          <w:p>
+            <w:pPr>
+              <w:pStyle w:val="AIEStandard"/>
+              <w:numPr>
+                <w:ilvl w:val="0"/>
+                <w:numId w:val="28"/>
+              </w:numPr>
+            </w:pPr>
+            <w:r>
+              <w:t>no detail on what said marketing will involve</w:t>
+            </w:r>
           </w:p>
           <w:p>
             <w:pPr>
@@ -7202,6 +9178,81 @@
             <w:pPr>
               <w:pStyle w:val="AIEStandard"/>
             </w:pPr>
+            <w:r>
+              <w:t>The current privacy policy does not comply with this APP due to:</w:t>
+            </w:r>
+          </w:p>
+          <w:p>
+            <w:pPr>
+              <w:pStyle w:val="AIEStandard"/>
+              <w:numPr>
+                <w:ilvl w:val="0"/>
+                <w:numId w:val="29"/>
+              </w:numPr>
+            </w:pPr>
+            <w:r>
+              <w:t>does not currently have permission to use customers emails for marketing</w:t>
+            </w:r>
+          </w:p>
+          <w:p>
+            <w:pPr>
+              <w:pStyle w:val="AIEStandard"/>
+              <w:numPr>
+                <w:ilvl w:val="0"/>
+                <w:numId w:val="29"/>
+              </w:numPr>
+            </w:pPr>
+            <w:r>
+              <w:t>does not have permission for personal data to be shared with the external marketing company</w:t>
+            </w:r>
+          </w:p>
+          <w:p>
+            <w:pPr>
+              <w:pStyle w:val="AIEStandard"/>
+              <w:numPr>
+                <w:ilvl w:val="0"/>
+                <w:numId w:val="29"/>
+              </w:numPr>
+            </w:pPr>
+            <w:r>
+              <w:t xml:space="preserve">quite vague on how personal information will be used </w:t>
+            </w:r>
+            <w:r>
+              <w:t>and or disclosed</w:t>
+            </w:r>
+          </w:p>
+          <w:p>
+            <w:pPr>
+              <w:pStyle w:val="AIEStandard"/>
+              <w:numPr>
+                <w:ilvl w:val="0"/>
+                <w:numId w:val="29"/>
+              </w:numPr>
+            </w:pPr>
+            <w:r>
+              <w:t>doesn’t mention anything about payment data at all or how that will be protected</w:t>
+            </w:r>
+            <w:r>
+              <w:t xml:space="preserve"> </w:t>
+            </w:r>
+            <w:r>
+              <w:t>and be used and or disclosed</w:t>
+            </w:r>
+          </w:p>
+          <w:p>
+            <w:pPr>
+              <w:pStyle w:val="AIEStandard"/>
+              <w:numPr>
+                <w:ilvl w:val="0"/>
+                <w:numId w:val="29"/>
+              </w:numPr>
+            </w:pPr>
+            <w:r>
+              <w:t>doesn</w:t>
+            </w:r>
+            <w:r>
+              <w:t>’t mention that personal information will be disclosed with an external marketing team</w:t>
+            </w:r>
           </w:p>
           <w:p>
             <w:pPr>
@@ -7220,6 +9271,7 @@
         </w:rPr>
       </w:pPr>
       <w:r>
+        <w:lastRenderedPageBreak/>
         <w:t>A</w:t>
       </w:r>
       <w:r>
@@ -7245,6 +9297,84 @@
             <w:pPr>
               <w:pStyle w:val="AIEStandard"/>
             </w:pPr>
+            <w:r>
+              <w:t>The current privacy policy does not comply with this APP due to:</w:t>
+            </w:r>
+          </w:p>
+          <w:p>
+            <w:pPr>
+              <w:pStyle w:val="AIEStandard"/>
+              <w:numPr>
+                <w:ilvl w:val="0"/>
+                <w:numId w:val="30"/>
+              </w:numPr>
+            </w:pPr>
+            <w:r>
+              <w:t xml:space="preserve">it does not specifically </w:t>
+            </w:r>
+            <w:r>
+              <w:t>mention how this will work with the external marketing team</w:t>
+            </w:r>
+          </w:p>
+          <w:p>
+            <w:pPr>
+              <w:pStyle w:val="AIEStandard"/>
+              <w:numPr>
+                <w:ilvl w:val="0"/>
+                <w:numId w:val="30"/>
+              </w:numPr>
+            </w:pPr>
+            <w:r>
+              <w:t xml:space="preserve">does not state that </w:t>
+            </w:r>
+            <w:r>
+              <w:t>customer emails will be used for direct marketing</w:t>
+            </w:r>
+          </w:p>
+          <w:p>
+            <w:pPr>
+              <w:pStyle w:val="AIEStandard"/>
+              <w:numPr>
+                <w:ilvl w:val="0"/>
+                <w:numId w:val="30"/>
+              </w:numPr>
+            </w:pPr>
+            <w:r>
+              <w:t xml:space="preserve">have not provided an opt in or opt out feature </w:t>
+            </w:r>
+            <w:r>
+              <w:t xml:space="preserve">for customers to consent to their </w:t>
+            </w:r>
+            <w:r>
+              <w:t>personal information being used for this purpose</w:t>
+            </w:r>
+          </w:p>
+          <w:p>
+            <w:pPr>
+              <w:pStyle w:val="AIEStandard"/>
+              <w:numPr>
+                <w:ilvl w:val="0"/>
+                <w:numId w:val="30"/>
+              </w:numPr>
+            </w:pPr>
+            <w:r>
+              <w:t>the term “direct marketing” isn’t used at all within the current policy</w:t>
+            </w:r>
+            <w:r>
+              <w:t xml:space="preserve"> just “marketing” but no elaboration on what that involves</w:t>
+            </w:r>
+          </w:p>
+          <w:p>
+            <w:pPr>
+              <w:pStyle w:val="AIEStandard"/>
+              <w:numPr>
+                <w:ilvl w:val="0"/>
+                <w:numId w:val="30"/>
+              </w:numPr>
+            </w:pPr>
+            <w:r>
+              <w:t>no consent is given for direct marketing</w:t>
+            </w:r>
           </w:p>
           <w:p>
             <w:pPr>
@@ -7283,6 +9413,83 @@
             <w:pPr>
               <w:pStyle w:val="AIEStandard"/>
             </w:pPr>
+            <w:r>
+              <w:t>The current privacy policy does not comply with this APP due to:</w:t>
+            </w:r>
+          </w:p>
+          <w:p>
+            <w:pPr>
+              <w:pStyle w:val="AIEStandard"/>
+              <w:numPr>
+                <w:ilvl w:val="0"/>
+                <w:numId w:val="31"/>
+              </w:numPr>
+            </w:pPr>
+            <w:r>
+              <w:t xml:space="preserve">not stating that the external marketing </w:t>
+            </w:r>
+            <w:proofErr w:type="gramStart"/>
+            <w:r>
+              <w:t xml:space="preserve">team </w:t>
+            </w:r>
+            <w:r>
+              <w:t xml:space="preserve"> (</w:t>
+            </w:r>
+            <w:proofErr w:type="gramEnd"/>
+            <w:r>
+              <w:t xml:space="preserve">Spawnpoint marketing) </w:t>
+            </w:r>
+            <w:r>
+              <w:t>is based in the US</w:t>
+            </w:r>
+            <w:r>
+              <w:t xml:space="preserve"> not in AUS</w:t>
+            </w:r>
+          </w:p>
+          <w:p>
+            <w:pPr>
+              <w:pStyle w:val="AIEStandard"/>
+              <w:numPr>
+                <w:ilvl w:val="0"/>
+                <w:numId w:val="31"/>
+              </w:numPr>
+            </w:pPr>
+            <w:r>
+              <w:t>doesn’t mention Spawnpoint marketing at all within the legislation and the</w:t>
+            </w:r>
+            <w:r>
+              <w:t xml:space="preserve"> steps taken to secure data</w:t>
+            </w:r>
+          </w:p>
+          <w:p>
+            <w:pPr>
+              <w:pStyle w:val="AIEStandard"/>
+              <w:numPr>
+                <w:ilvl w:val="0"/>
+                <w:numId w:val="31"/>
+              </w:numPr>
+            </w:pPr>
+            <w:r>
+              <w:t xml:space="preserve">doesn’t </w:t>
+            </w:r>
+            <w:r>
+              <w:t>mention whether Spawnpoint marketing is compliant with the APP</w:t>
+            </w:r>
+          </w:p>
+          <w:p>
+            <w:pPr>
+              <w:pStyle w:val="AIEStandard"/>
+              <w:numPr>
+                <w:ilvl w:val="0"/>
+                <w:numId w:val="31"/>
+              </w:numPr>
+            </w:pPr>
+            <w:r>
+              <w:t xml:space="preserve">doesn’t mention any measures in place </w:t>
+            </w:r>
+            <w:r>
+              <w:t>for this to occur</w:t>
+            </w:r>
           </w:p>
           <w:p>
             <w:pPr>
@@ -7319,10 +9526,110 @@
             <w:pPr>
               <w:pStyle w:val="AIEStandard"/>
             </w:pPr>
+            <w:r>
+              <w:t>The current privacy policy doe</w:t>
+            </w:r>
+            <w:r>
+              <w:t>s</w:t>
+            </w:r>
+            <w:r>
+              <w:t xml:space="preserve"> comply with this APP due to:</w:t>
+            </w:r>
           </w:p>
           <w:p>
             <w:pPr>
               <w:pStyle w:val="AIEStandard"/>
+              <w:numPr>
+                <w:ilvl w:val="0"/>
+                <w:numId w:val="32"/>
+              </w:numPr>
+            </w:pPr>
+            <w:r>
+              <w:t xml:space="preserve">the legislation stating security measures </w:t>
+            </w:r>
+            <w:r>
+              <w:t>exist</w:t>
+            </w:r>
+          </w:p>
+          <w:p>
+            <w:pPr>
+              <w:pStyle w:val="AIEStandard"/>
+              <w:ind w:left="360"/>
+              <w:rPr>
+                <w:b/>
+                <w:bCs/>
+              </w:rPr>
+            </w:pPr>
+            <w:r>
+              <w:rPr>
+                <w:b/>
+                <w:bCs/>
+              </w:rPr>
+              <w:t>B</w:t>
+            </w:r>
+            <w:r>
+              <w:rPr>
+                <w:b/>
+                <w:bCs/>
+              </w:rPr>
+              <w:t xml:space="preserve">ut doesn’t </w:t>
+            </w:r>
+            <w:r>
+              <w:rPr>
+                <w:b/>
+                <w:bCs/>
+              </w:rPr>
+              <w:t xml:space="preserve">elaborate on how they handle this data </w:t>
+            </w:r>
+            <w:r>
+              <w:rPr>
+                <w:b/>
+                <w:bCs/>
+              </w:rPr>
+              <w:t>and is quite vague</w:t>
+            </w:r>
+            <w:r>
+              <w:rPr>
+                <w:b/>
+                <w:bCs/>
+              </w:rPr>
+              <w:t xml:space="preserve"> on the processes. </w:t>
+            </w:r>
+            <w:r>
+              <w:rPr>
+                <w:b/>
+                <w:bCs/>
+              </w:rPr>
+              <w:t xml:space="preserve">Needs more detail. </w:t>
+            </w:r>
+            <w:proofErr w:type="gramStart"/>
+            <w:r>
+              <w:rPr>
+                <w:b/>
+                <w:bCs/>
+              </w:rPr>
+              <w:t>Additionally</w:t>
+            </w:r>
+            <w:proofErr w:type="gramEnd"/>
+            <w:r>
+              <w:rPr>
+                <w:b/>
+                <w:bCs/>
+              </w:rPr>
+              <w:t xml:space="preserve"> doesn’t mention customer personal data at all just refers to “data” or “information” </w:t>
+            </w:r>
+            <w:r>
+              <w:rPr>
+                <w:b/>
+                <w:bCs/>
+              </w:rPr>
+              <w:t>very broadly.</w:t>
+            </w:r>
+          </w:p>
+          <w:p>
+            <w:pPr>
+              <w:pStyle w:val="AIEStandard"/>
+              <w:ind w:left="360"/>
             </w:pPr>
           </w:p>
         </w:tc>
@@ -7345,6 +9652,7 @@
       </w:pPr>
       <w:bookmarkStart w:id="16" w:name="_Toc234246549"/>
       <w:r>
+        <w:lastRenderedPageBreak/>
         <w:br w:type="page"/>
       </w:r>
     </w:p>
@@ -7533,6 +9841,30 @@
           </w:p>
           <w:p>
             <w:pPr>
+              <w:pStyle w:val="ListParagraph"/>
+              <w:numPr>
+                <w:ilvl w:val="0"/>
+                <w:numId w:val="33"/>
+              </w:numPr>
+              <w:rPr>
+                <w:bCs/>
+              </w:rPr>
+            </w:pPr>
+            <w:r>
+              <w:rPr>
+                <w:bCs/>
+              </w:rPr>
+              <w:t>Create procedure to conduct regular (yearly) reviews of the privacy policy</w:t>
+            </w:r>
+            <w:r>
+              <w:rPr>
+                <w:bCs/>
+              </w:rPr>
+              <w:t xml:space="preserve"> and review policy before launch of Daivolo 3.</w:t>
+            </w:r>
+          </w:p>
+          <w:p>
+            <w:pPr>
               <w:numPr>
                 <w:ilvl w:val="0"/>
                 <w:numId w:val="2"/>
@@ -7542,12 +9874,6 @@
                 <w:bCs/>
               </w:rPr>
             </w:pPr>
-            <w:r>
-              <w:rPr>
-                <w:bCs/>
-              </w:rPr>
-              <w:t>Create procedure to conduct regular (yearly) reviews of the privacy policy</w:t>
-            </w:r>
           </w:p>
         </w:tc>
       </w:tr>
@@ -7605,11 +9931,20 @@
           </w:tcPr>
           <w:p>
             <w:pPr>
-              <w:spacing w:after="200" w:line="276" w:lineRule="auto"/>
-              <w:rPr>
-                <w:bCs/>
-              </w:rPr>
-            </w:pPr>
+              <w:pStyle w:val="AIEStandard"/>
+            </w:pPr>
+            <w:r>
+              <w:t>T</w:t>
+            </w:r>
+            <w:r>
+              <w:t>he term “direct marketing” isn’t used at all within the current policy just “marketing” but no elaboration on what that involve</w:t>
+            </w:r>
+            <w:r>
+              <w:t>s</w:t>
+            </w:r>
+            <w:r>
+              <w:t>.</w:t>
+            </w:r>
           </w:p>
           <w:p>
             <w:pPr>
@@ -7664,11 +9999,81 @@
           </w:tcPr>
           <w:p>
             <w:pPr>
+              <w:numPr>
+                <w:ilvl w:val="0"/>
+                <w:numId w:val="33"/>
+              </w:numPr>
               <w:spacing w:after="200" w:line="276" w:lineRule="auto"/>
+            </w:pPr>
+            <w:r>
+              <w:t>Update privacy policy</w:t>
+            </w:r>
+            <w:r>
+              <w:t xml:space="preserve"> to elaborate </w:t>
+            </w:r>
+            <w:r>
+              <w:t>on what direct marketing involves</w:t>
+            </w:r>
+            <w:r>
+              <w:t xml:space="preserve"> and how PII will be used for this.</w:t>
+            </w:r>
+          </w:p>
+          <w:p>
+            <w:pPr>
+              <w:numPr>
+                <w:ilvl w:val="0"/>
+                <w:numId w:val="33"/>
+              </w:numPr>
+              <w:spacing w:after="200" w:line="276" w:lineRule="auto"/>
               <w:rPr>
                 <w:bCs/>
               </w:rPr>
             </w:pPr>
+            <w:r>
+              <w:t>Inform customers of updated policy and how they can get more information on how their data is used</w:t>
+            </w:r>
+            <w:r>
+              <w:t xml:space="preserve"> for direct marketing purposes</w:t>
+            </w:r>
+            <w:r>
+              <w:t>.</w:t>
+            </w:r>
+          </w:p>
+          <w:p>
+            <w:pPr>
+              <w:pStyle w:val="ListParagraph"/>
+              <w:numPr>
+                <w:ilvl w:val="0"/>
+                <w:numId w:val="33"/>
+              </w:numPr>
+              <w:rPr>
+                <w:bCs/>
+              </w:rPr>
+            </w:pPr>
+            <w:r>
+              <w:rPr>
+                <w:bCs/>
+              </w:rPr>
+              <w:t>Create procedure to conduct regular (yearly) reviews of the privacy policy</w:t>
+            </w:r>
+            <w:r>
+              <w:rPr>
+                <w:bCs/>
+              </w:rPr>
+              <w:t xml:space="preserve"> and review policy before </w:t>
+            </w:r>
+            <w:r>
+              <w:rPr>
+                <w:bCs/>
+              </w:rPr>
+              <w:t xml:space="preserve">launch of </w:t>
+            </w:r>
+            <w:r>
+              <w:rPr>
+                <w:bCs/>
+              </w:rPr>
+              <w:t>Daivolo 3.</w:t>
+            </w:r>
           </w:p>
           <w:p>
             <w:pPr>
@@ -7739,6 +10144,37 @@
                 <w:bCs/>
               </w:rPr>
             </w:pPr>
+            <w:r>
+              <w:rPr>
+                <w:bCs/>
+              </w:rPr>
+              <w:lastRenderedPageBreak/>
+              <w:t xml:space="preserve">No mention of PII </w:t>
+            </w:r>
+            <w:r>
+              <w:rPr>
+                <w:bCs/>
+              </w:rPr>
+              <w:t>disclosed</w:t>
+            </w:r>
+            <w:r>
+              <w:rPr>
+                <w:bCs/>
+              </w:rPr>
+              <w:t xml:space="preserve"> </w:t>
+            </w:r>
+            <w:r>
+              <w:rPr>
+                <w:bCs/>
+              </w:rPr>
+              <w:t>to SpawnPoint marketing</w:t>
+            </w:r>
+            <w:r>
+              <w:rPr>
+                <w:bCs/>
+              </w:rPr>
+              <w:t>.</w:t>
+            </w:r>
           </w:p>
           <w:p>
             <w:pPr>
@@ -7793,6 +10229,75 @@
           </w:tcPr>
           <w:p>
             <w:pPr>
+              <w:numPr>
+                <w:ilvl w:val="0"/>
+                <w:numId w:val="2"/>
+              </w:numPr>
+              <w:spacing w:after="200" w:line="276" w:lineRule="auto"/>
+            </w:pPr>
+            <w:r>
+              <w:t xml:space="preserve">Update privacy policy </w:t>
+            </w:r>
+            <w:r>
+              <w:t xml:space="preserve">to disclose that a foreign agency </w:t>
+            </w:r>
+            <w:r>
+              <w:t>oversees marketing while also providing an opt in opt out option.</w:t>
+            </w:r>
+          </w:p>
+          <w:p>
+            <w:pPr>
+              <w:numPr>
+                <w:ilvl w:val="0"/>
+                <w:numId w:val="2"/>
+              </w:numPr>
+              <w:spacing w:after="200" w:line="276" w:lineRule="auto"/>
+              <w:rPr>
+                <w:bCs/>
+              </w:rPr>
+            </w:pPr>
+            <w:r>
+              <w:t xml:space="preserve">Inform customers of updated policy and how they can get more information on how their </w:t>
+            </w:r>
+            <w:r>
+              <w:t>PII</w:t>
+            </w:r>
+            <w:r>
+              <w:t xml:space="preserve"> is </w:t>
+            </w:r>
+            <w:r>
+              <w:t>disclosed with SpawnPoint marketing</w:t>
+            </w:r>
+            <w:r>
+              <w:t>.</w:t>
+            </w:r>
+          </w:p>
+          <w:p>
+            <w:pPr>
+              <w:pStyle w:val="ListParagraph"/>
+              <w:numPr>
+                <w:ilvl w:val="0"/>
+                <w:numId w:val="33"/>
+              </w:numPr>
+              <w:rPr>
+                <w:bCs/>
+              </w:rPr>
+            </w:pPr>
+            <w:r>
+              <w:rPr>
+                <w:bCs/>
+              </w:rPr>
+              <w:t>Create procedure to conduct regular (yearly) reviews of the privacy policy</w:t>
+            </w:r>
+            <w:r>
+              <w:rPr>
+                <w:bCs/>
+              </w:rPr>
+              <w:t xml:space="preserve"> and review policy before launch of Daivolo 3.</w:t>
+            </w:r>
+          </w:p>
+          <w:p>
+            <w:pPr>
               <w:spacing w:after="200" w:line="276" w:lineRule="auto"/>
               <w:rPr>
                 <w:bCs/>
@@ -7816,7 +10321,6 @@
       </w:pPr>
       <w:bookmarkStart w:id="17" w:name="_Toc234246550"/>
       <w:r>
-        <w:lastRenderedPageBreak/>
         <w:t xml:space="preserve">Question 7: </w:t>
       </w:r>
       <w:r>
@@ -7867,6 +10371,73 @@
           </w:tcPr>
           <w:p>
             <w:pPr>
+              <w:spacing w:after="200" w:line="276" w:lineRule="auto"/>
+            </w:pPr>
+            <w:r>
+              <w:t xml:space="preserve">For each of the 3 privacy risks above all </w:t>
+            </w:r>
+            <w:r>
+              <w:t>3 mitigation strategies are recommended to ensure that Derivative Games’s privacy policy is accurate, up to date a</w:t>
+            </w:r>
+            <w:r>
+              <w:t>nd compliant with the APP.</w:t>
+            </w:r>
+            <w:r>
+              <w:t xml:space="preserve"> Ensuring that the policy is updated and regularly checked is very important to ensure compliance as well as ensuring that all customers </w:t>
+            </w:r>
+            <w:r>
+              <w:t xml:space="preserve">are notified of any policy changes </w:t>
+            </w:r>
+            <w:r>
+              <w:t>and have accepted that they have read them.</w:t>
+            </w:r>
+          </w:p>
+          <w:p>
+            <w:pPr>
+              <w:spacing w:after="200" w:line="276" w:lineRule="auto"/>
+            </w:pPr>
+            <w:r>
+              <w:t xml:space="preserve">All 3 privacy risks </w:t>
+            </w:r>
+            <w:r>
+              <w:t xml:space="preserve">share the same mitigation strategy that the policy should be updated to ensure that </w:t>
+            </w:r>
+            <w:r>
+              <w:t xml:space="preserve">the points of direct marketing, transparent handling of PII </w:t>
+            </w:r>
+            <w:r>
+              <w:t xml:space="preserve">and SpawnPoint marketing’s involvement </w:t>
+            </w:r>
+            <w:r>
+              <w:t>are addressed within the privacy policy to ensure that compliance with APP is met.</w:t>
+            </w:r>
+            <w:r>
+              <w:t xml:space="preserve"> This strategy has been chosen for all 3 risk</w:t>
+            </w:r>
+            <w:r>
+              <w:t>s</w:t>
+            </w:r>
+            <w:r>
+              <w:t xml:space="preserve"> because without th</w:t>
+            </w:r>
+            <w:r>
+              <w:t>ese</w:t>
+            </w:r>
+            <w:r>
+              <w:t xml:space="preserve"> policy change</w:t>
+            </w:r>
+            <w:r>
+              <w:t>s</w:t>
+            </w:r>
+            <w:r>
+              <w:t xml:space="preserve"> Derivative G</w:t>
+            </w:r>
+            <w:r>
+              <w:t>ames cannot be compliant with the APP regulations.</w:t>
+            </w:r>
+          </w:p>
+          <w:p>
+            <w:pPr>
               <w:pStyle w:val="AIEStandard"/>
             </w:pPr>
           </w:p>
@@ -7925,6 +10496,15 @@
             <w:pPr>
               <w:pStyle w:val="AIEStandard"/>
             </w:pPr>
+            <w:r>
+              <w:t xml:space="preserve">The legal team at Derivative Games is responsible for implementing </w:t>
+            </w:r>
+            <w:r>
+              <w:t>changes to the policy</w:t>
+            </w:r>
+            <w:r>
+              <w:t xml:space="preserve"> for each risk.</w:t>
+            </w:r>
           </w:p>
           <w:p>
             <w:pPr>
@@ -7948,6 +10528,7 @@
         </w:numPr>
       </w:pPr>
       <w:r>
+        <w:lastRenderedPageBreak/>
         <w:t>Outline</w:t>
       </w:r>
       <w:r>
@@ -7975,6 +10556,12 @@
             <w:pPr>
               <w:pStyle w:val="AIEStandard"/>
             </w:pPr>
+            <w:r>
+              <w:t xml:space="preserve">These changes should be implemented before </w:t>
+            </w:r>
+            <w:r>
+              <w:t>the release of Diavolo 3 to ensure policy compliance.</w:t>
+            </w:r>
           </w:p>
           <w:p>
             <w:pPr>
@@ -8084,7 +10671,7 @@
           </mc:Choice>
           <mc:Fallback>
             <w:pict>
-              <v:line w14:anchorId="36FA2DC4" id="Straight Connector 89803448" o:spid="_x0000_s1026" style="position:absolute;z-index:251676672;visibility:visible;mso-wrap-style:square;mso-wrap-distance-left:9pt;mso-wrap-distance-top:0;mso-wrap-distance-right:9pt;mso-wrap-distance-bottom:0;mso-position-horizontal:absolute;mso-position-horizontal-relative:text;mso-position-vertical:absolute;mso-position-vertical-relative:text" from="0,1.45pt" to="457.1pt,1.45pt" o:gfxdata="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" strokecolor="#81bc00" strokeweight="3pt"/>
+              <v:line w14:anchorId="4DEC4F0F" id="Straight Connector 89803448" o:spid="_x0000_s1026" style="position:absolute;z-index:251676672;visibility:visible;mso-wrap-style:square;mso-wrap-distance-left:9pt;mso-wrap-distance-top:0;mso-wrap-distance-right:9pt;mso-wrap-distance-bottom:0;mso-position-horizontal:absolute;mso-position-horizontal-relative:text;mso-position-vertical:absolute;mso-position-vertical-relative:text" from="0,1.45pt" to="457.1pt,1.45pt" o:gfxdata="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" strokecolor="#81bc00" strokeweight="3pt"/>
             </w:pict>
           </mc:Fallback>
         </mc:AlternateContent>
@@ -8153,7 +10740,6 @@
             <w:placeholder>
               <w:docPart w:val="8C294D5B60BC484FB2908B1EFFB51614"/>
             </w:placeholder>
-            <w:showingPlcHdr/>
             <w:text/>
           </w:sdtPr>
           <w:sdtContent>
@@ -8173,11 +10759,11 @@
                 </w:pPr>
                 <w:r>
                   <w:rPr>
-                    <w:rStyle w:val="PlaceholderText"/>
+                    <w:rStyle w:val="Style1"/>
                     <w:sz w:val="20"/>
                     <w:szCs w:val="20"/>
                   </w:rPr>
-                  <w:t>Please enter your name.</w:t>
+                  <w:t>Benjamin Campbell</w:t>
                 </w:r>
               </w:p>
             </w:tc>
@@ -8248,7 +10834,6 @@
             <w:placeholder>
               <w:docPart w:val="07BD660A3F874216A3C37C59127D6AC2"/>
             </w:placeholder>
-            <w:showingPlcHdr/>
             <w:text/>
           </w:sdtPr>
           <w:sdtEndPr>
@@ -8273,43 +10858,11 @@
                 </w:pPr>
                 <w:r>
                   <w:rPr>
-                    <w:rStyle w:val="PlaceholderText"/>
+                    <w:rStyle w:val="Style1"/>
                     <w:sz w:val="20"/>
                     <w:szCs w:val="20"/>
                   </w:rPr>
-                  <w:t>Please enter you</w:t>
-                </w:r>
-                <w:r>
-                  <w:rPr>
-                    <w:rStyle w:val="PlaceholderText"/>
-                    <w:sz w:val="20"/>
-                    <w:szCs w:val="20"/>
-                  </w:rPr>
-                  <w:t>r trainer’s</w:t>
-                </w:r>
-                <w:r>
-                  <w:rPr>
-                    <w:rStyle w:val="PlaceholderText"/>
-                    <w:sz w:val="20"/>
-                    <w:szCs w:val="20"/>
-                  </w:rPr>
-                  <w:t xml:space="preserve"> n</w:t>
-                </w:r>
-                <w:r>
-                  <w:rPr>
-                    <w:rStyle w:val="PlaceholderText"/>
-                    <w:sz w:val="20"/>
-                    <w:szCs w:val="20"/>
-                  </w:rPr>
-                  <w:t>ame</w:t>
-                </w:r>
-                <w:r>
-                  <w:rPr>
-                    <w:rStyle w:val="PlaceholderText"/>
-                    <w:sz w:val="20"/>
-                    <w:szCs w:val="20"/>
-                  </w:rPr>
-                  <w:t>.</w:t>
+                  <w:t>Jesse James Donlevy</w:t>
                 </w:r>
               </w:p>
             </w:tc>
@@ -8473,7 +11026,6 @@
             <w:placeholder>
               <w:docPart w:val="2D0F878A571E45FFA92BF87DBEB2014C"/>
             </w:placeholder>
-            <w:showingPlcHdr/>
             <w:text/>
           </w:sdtPr>
           <w:sdtContent>
@@ -8492,35 +11044,17 @@
                 </w:pPr>
                 <w:r>
                   <w:rPr>
-                    <w:rStyle w:val="PlaceholderText"/>
+                    <w:rFonts w:ascii="Arial" w:hAnsi="Arial" w:cs="Arial"/>
                     <w:sz w:val="20"/>
                     <w:szCs w:val="20"/>
                   </w:rPr>
-                  <w:t>As defined by your teacher</w:t>
+                  <w:t>1</w:t>
                 </w:r>
                 <w:r>
                   <w:rPr>
-                    <w:rStyle w:val="PlaceholderText"/>
-                    <w:sz w:val="18"/>
-                    <w:szCs w:val="18"/>
+                    <w:rFonts w:ascii="Arial" w:hAnsi="Arial" w:cs="Arial"/>
                   </w:rPr>
-                  <w:t>/</w:t>
-                </w:r>
-                <w:r>
-                  <w:rPr>
-                    <w:rStyle w:val="PlaceholderText"/>
-                    <w:sz w:val="20"/>
-                    <w:szCs w:val="20"/>
-                  </w:rPr>
-                  <w:t>s</w:t>
-                </w:r>
-                <w:r>
-                  <w:rPr>
-                    <w:rStyle w:val="PlaceholderText"/>
-                    <w:sz w:val="20"/>
-                    <w:szCs w:val="20"/>
-                  </w:rPr>
-                  <w:t>.</w:t>
+                  <w:t>4/07/26</w:t>
                 </w:r>
               </w:p>
             </w:tc>
@@ -8795,32 +11329,13 @@
           <w:placeholder>
             <w:docPart w:val="530DF334477440BEADC3D33516FACA4D"/>
           </w:placeholder>
-          <w:showingPlcHdr/>
         </w:sdtPr>
         <w:sdtContent>
           <w:r>
             <w:rPr>
-              <w:rStyle w:val="PlaceholderText"/>
+              <w:rStyle w:val="Style1"/>
             </w:rPr>
-            <w:t xml:space="preserve">In a few short sentences or dot points, please describe your contributions to </w:t>
-          </w:r>
-          <w:r>
-            <w:rPr>
-              <w:rStyle w:val="PlaceholderText"/>
-            </w:rPr>
-            <w:t>this</w:t>
-          </w:r>
-          <w:r>
-            <w:rPr>
-              <w:rStyle w:val="PlaceholderText"/>
-            </w:rPr>
-            <w:t xml:space="preserve"> assessment item</w:t>
-          </w:r>
-          <w:r>
-            <w:rPr>
-              <w:rStyle w:val="PlaceholderText"/>
-            </w:rPr>
-            <w:t>.</w:t>
+            <w:t>I have successfully addressed all sections to the best of my knowledge.</w:t>
           </w:r>
         </w:sdtContent>
       </w:sdt>
@@ -9086,39 +11601,16 @@
           <w:placeholder>
             <w:docPart w:val="8CC59832123A4829BB92A9F6A46C8F5E"/>
           </w:placeholder>
-          <w:showingPlcHdr/>
           <w:text/>
         </w:sdtPr>
         <w:sdtContent>
           <w:r>
             <w:rPr>
-              <w:rStyle w:val="PlaceholderText"/>
-              <w:u w:val="single"/>
+              <w:rFonts w:ascii="Arial" w:hAnsi="Arial" w:cs="Arial"/>
+              <w:sz w:val="20"/>
+              <w:szCs w:val="20"/>
             </w:rPr>
-            <w:t xml:space="preserve">Please enter </w:t>
-          </w:r>
-          <w:proofErr w:type="gramStart"/>
-          <w:r>
-            <w:rPr>
-              <w:rStyle w:val="PlaceholderText"/>
-              <w:u w:val="single"/>
-            </w:rPr>
-            <w:t>you</w:t>
-          </w:r>
-          <w:proofErr w:type="gramEnd"/>
-          <w:r>
-            <w:rPr>
-              <w:rStyle w:val="PlaceholderText"/>
-              <w:u w:val="single"/>
-            </w:rPr>
-            <w:t xml:space="preserve"> name</w:t>
-          </w:r>
-          <w:r>
-            <w:rPr>
-              <w:rStyle w:val="PlaceholderText"/>
-              <w:u w:val="single"/>
-            </w:rPr>
-            <w:t>.</w:t>
+            <w:t>Benjamin Campbell</w:t>
           </w:r>
         </w:sdtContent>
       </w:sdt>
@@ -9332,21 +11824,12 @@
       <w:r>
         <w:t>‘</w:t>
       </w:r>
-      <w:proofErr w:type="spellStart"/>
       <w:r>
         <w:rPr>
           <w:i/>
           <w:iCs/>
         </w:rPr>
-        <w:t>Spawnpoint</w:t>
-      </w:r>
-      <w:proofErr w:type="spellEnd"/>
-      <w:r>
-        <w:rPr>
-          <w:i/>
-          <w:iCs/>
-        </w:rPr>
-        <w:t xml:space="preserve"> Marketing’</w:t>
+        <w:t>Spawnpoint Marketing’</w:t>
       </w:r>
       <w:r>
         <w:t>,</w:t>
@@ -9436,7 +11919,15 @@
       </w:r>
       <w:r>
         <w:br/>
-        <w:t xml:space="preserve">Information we may gather includes: -  metrics related to your play session(s) and some location data (including </w:t>
+        <w:t xml:space="preserve">Information we may gather includes: </w:t>
+      </w:r>
+      <w:proofErr w:type="gramStart"/>
+      <w:r>
+        <w:t>-  metrics</w:t>
+      </w:r>
+      <w:proofErr w:type="gramEnd"/>
+      <w:r>
+        <w:t xml:space="preserve"> related to your play session(s) and some location data (including </w:t>
       </w:r>
       <w:proofErr w:type="spellStart"/>
       <w:r>
@@ -11042,7 +13533,7 @@
         <w:noProof/>
       </w:rPr>
       <w:drawing>
-        <wp:anchor distT="0" distB="0" distL="114300" distR="114300" simplePos="0" relativeHeight="251656704" behindDoc="1" locked="0" layoutInCell="0" allowOverlap="1" wp14:anchorId="6FB815DC" wp14:editId="042B7DA1">
+        <wp:anchor distT="0" distB="0" distL="114300" distR="114300" simplePos="0" relativeHeight="251656704" behindDoc="1" locked="0" layoutInCell="0" allowOverlap="1" wp14:anchorId="6FB815DC" wp14:editId="768275DC">
           <wp:simplePos x="0" y="0"/>
           <wp:positionH relativeFrom="page">
             <wp:align>left</wp:align>
@@ -11053,7 +13544,7 @@
           <wp:extent cx="7535317" cy="10658475"/>
           <wp:effectExtent l="0" t="0" r="8890" b="0"/>
           <wp:wrapNone/>
-          <wp:docPr id="1830724785" name="Picture 2"/>
+          <wp:docPr id="1830724785" name="Picture 2" descr="Bar chart showing percentage of students who would recommend AIE to others, broken down by course type. Courses include Game Design, Game Art, Game Programming, and VFX, with recommendation rates ranging from 90% to 100%, highlighted by blue bars and numerical labels.&#10;&#10;AI-generated content may be incorrect."/>
           <wp:cNvGraphicFramePr>
             <a:graphicFrameLocks xmlns:a="http://schemas.openxmlformats.org/drawingml/2006/main" noChangeAspect="1"/>
           </wp:cNvGraphicFramePr>
@@ -11061,7 +13552,7 @@
             <a:graphicData uri="http://schemas.openxmlformats.org/drawingml/2006/picture">
               <pic:pic xmlns:pic="http://schemas.openxmlformats.org/drawingml/2006/picture">
                 <pic:nvPicPr>
-                  <pic:cNvPr id="0" name="Picture 10"/>
+                  <pic:cNvPr id="1830724785" name="Picture 2" descr="Bar chart showing percentage of students who would recommend AIE to others, broken down by course type. Courses include Game Design, Game Art, Game Programming, and VFX, with recommendation rates ranging from 90% to 100%, highlighted by blue bars and numerical labels.&#10;&#10;AI-generated content may be incorrect."/>
                   <pic:cNvPicPr>
                     <a:picLocks noChangeAspect="1" noChangeArrowheads="1"/>
                   </pic:cNvPicPr>
@@ -11551,6 +14042,119 @@
 <file path=word/numbering.xml><?xml version="1.0" encoding="utf-8"?>
 <w:numbering xmlns:wpc="http://schemas.microsoft.com/office/word/2010/wordprocessingCanvas" xmlns:cx="http://schemas.microsoft.com/office/drawing/2014/chartex" xmlns:cx1="http://schemas.microsoft.com/office/drawing/2015/9/8/chartex" xmlns:cx2="http://schemas.microsoft.com/office/drawing/2015/10/21/chartex" xmlns:cx3="http://schemas.microsoft.com/office/drawing/2016/5/9/chartex" xmlns:cx4="http://schemas.microsoft.com/office/drawing/2016/5/10/chartex" xmlns:cx5="http://schemas.microsoft.com/office/drawing/2016/5/11/chartex" xmlns:cx6="http://schemas.microsoft.com/office/drawing/2016/5/12/chartex" xmlns:cx7="http://schemas.microsoft.com/office/drawing/2016/5/13/chartex" xmlns:cx8="http://schemas.microsoft.com/office/drawing/2016/5/14/chartex" xmlns:mc="http://schemas.openxmlformats.org/markup-compatibility/2006" xmlns:aink="http://schemas.microsoft.com/office/drawing/2016/ink" xmlns:am3d="http://schemas.microsoft.com/office/drawing/2017/model3d" xmlns:o="urn:schemas-microsoft-com:office:office" xmlns:oel="http://schemas.microsoft.com/office/2019/extlst" xmlns:r="http://schemas.openxmlformats.org/officeDocument/2006/relationships" xmlns:m="http://schemas.openxmlformats.org/officeDocument/2006/math" xmlns:v="urn:schemas-microsoft-com:vml" xmlns:wp14="http://schemas.microsoft.com/office/word/2010/wordprocessingDrawing" xmlns:wp="http://schemas.openxmlformats.org/drawingml/2006/wordprocessingDrawing" xmlns:w10="urn:schemas-microsoft-com:office:word" xmlns:w="http://schemas.openxmlformats.org/wordprocessingml/2006/main" xmlns:w14="http://schemas.microsoft.com/office/word/2010/wordml" xmlns:w15="http://schemas.microsoft.com/office/word/2012/wordml" xmlns:w16cex="http://schemas.microsoft.com/office/word/2018/wordml/cex" xmlns:w16cid="http://schemas.microsoft.com/office/word/2016/wordml/cid" xmlns:w16="http://schemas.microsoft.com/office/word/2018/wordml" xmlns:w16du="http://schemas.microsoft.com/office/word/2023/wordml/word16du" xmlns:w16sdtdh="http://schemas.microsoft.com/office/word/2020/wordml/sdtdatahash" xmlns:w16sdtfl="http://schemas.microsoft.com/office/word/2024/wordml/sdtformatlock" xmlns:w16se="http://schemas.microsoft.com/office/word/2015/wordml/symex" xmlns:wpg="http://schemas.microsoft.com/office/word/2010/wordprocessingGroup" xmlns:wpi="http://schemas.microsoft.com/office/word/2010/wordprocessingInk" xmlns:wne="http://schemas.microsoft.com/office/word/2006/wordml" xmlns:wps="http://schemas.microsoft.com/office/word/2010/wordprocessingShape" mc:Ignorable="w14 w15 w16se w16cid w16 w16cex w16sdtdh w16sdtfl w16du wp14">
   <w:abstractNum w:abstractNumId="0" w15:restartNumberingAfterBreak="0">
+    <w:nsid w:val="010D7205"/>
+    <w:multiLevelType w:val="hybridMultilevel"/>
+    <w:tmpl w:val="F0660BC0"/>
+    <w:lvl w:ilvl="0" w:tplc="7EE6E4FE">
+      <w:start w:val="3"/>
+      <w:numFmt w:val="bullet"/>
+      <w:lvlText w:val="-"/>
+      <w:lvlJc w:val="left"/>
+      <w:pPr>
+        <w:ind w:left="720" w:hanging="360"/>
+      </w:pPr>
+      <w:rPr>
+        <w:rFonts w:ascii="Calibri" w:eastAsiaTheme="minorEastAsia" w:hAnsi="Calibri" w:cs="Calibri" w:hint="default"/>
+      </w:rPr>
+    </w:lvl>
+    <w:lvl w:ilvl="1" w:tplc="0C090003" w:tentative="1">
+      <w:start w:val="1"/>
+      <w:numFmt w:val="bullet"/>
+      <w:lvlText w:val="o"/>
+      <w:lvlJc w:val="left"/>
+      <w:pPr>
+        <w:ind w:left="1440" w:hanging="360"/>
+      </w:pPr>
+      <w:rPr>
+        <w:rFonts w:ascii="Courier New" w:hAnsi="Courier New" w:cs="Courier New" w:hint="default"/>
+      </w:rPr>
+    </w:lvl>
+    <w:lvl w:ilvl="2" w:tplc="0C090005" w:tentative="1">
+      <w:start w:val="1"/>
+      <w:numFmt w:val="bullet"/>
+      <w:lvlText w:val=""/>
+      <w:lvlJc w:val="left"/>
+      <w:pPr>
+        <w:ind w:left="2160" w:hanging="360"/>
+      </w:pPr>
+      <w:rPr>
+        <w:rFonts w:ascii="Wingdings" w:hAnsi="Wingdings" w:hint="default"/>
+      </w:rPr>
+    </w:lvl>
+    <w:lvl w:ilvl="3" w:tplc="0C090001" w:tentative="1">
+      <w:start w:val="1"/>
+      <w:numFmt w:val="bullet"/>
+      <w:lvlText w:val=""/>
+      <w:lvlJc w:val="left"/>
+      <w:pPr>
+        <w:ind w:left="2880" w:hanging="360"/>
+      </w:pPr>
+      <w:rPr>
+        <w:rFonts w:ascii="Symbol" w:hAnsi="Symbol" w:hint="default"/>
+      </w:rPr>
+    </w:lvl>
+    <w:lvl w:ilvl="4" w:tplc="0C090003" w:tentative="1">
+      <w:start w:val="1"/>
+      <w:numFmt w:val="bullet"/>
+      <w:lvlText w:val="o"/>
+      <w:lvlJc w:val="left"/>
+      <w:pPr>
+        <w:ind w:left="3600" w:hanging="360"/>
+      </w:pPr>
+      <w:rPr>
+        <w:rFonts w:ascii="Courier New" w:hAnsi="Courier New" w:cs="Courier New" w:hint="default"/>
+      </w:rPr>
+    </w:lvl>
+    <w:lvl w:ilvl="5" w:tplc="0C090005" w:tentative="1">
+      <w:start w:val="1"/>
+      <w:numFmt w:val="bullet"/>
+      <w:lvlText w:val=""/>
+      <w:lvlJc w:val="left"/>
+      <w:pPr>
+        <w:ind w:left="4320" w:hanging="360"/>
+      </w:pPr>
+      <w:rPr>
+        <w:rFonts w:ascii="Wingdings" w:hAnsi="Wingdings" w:hint="default"/>
+      </w:rPr>
+    </w:lvl>
+    <w:lvl w:ilvl="6" w:tplc="0C090001" w:tentative="1">
+      <w:start w:val="1"/>
+      <w:numFmt w:val="bullet"/>
+      <w:lvlText w:val=""/>
+      <w:lvlJc w:val="left"/>
+      <w:pPr>
+        <w:ind w:left="5040" w:hanging="360"/>
+      </w:pPr>
+      <w:rPr>
+        <w:rFonts w:ascii="Symbol" w:hAnsi="Symbol" w:hint="default"/>
+      </w:rPr>
+    </w:lvl>
+    <w:lvl w:ilvl="7" w:tplc="0C090003" w:tentative="1">
+      <w:start w:val="1"/>
+      <w:numFmt w:val="bullet"/>
+      <w:lvlText w:val="o"/>
+      <w:lvlJc w:val="left"/>
+      <w:pPr>
+        <w:ind w:left="5760" w:hanging="360"/>
+      </w:pPr>
+      <w:rPr>
+        <w:rFonts w:ascii="Courier New" w:hAnsi="Courier New" w:cs="Courier New" w:hint="default"/>
+      </w:rPr>
+    </w:lvl>
+    <w:lvl w:ilvl="8" w:tplc="0C090005" w:tentative="1">
+      <w:start w:val="1"/>
+      <w:numFmt w:val="bullet"/>
+      <w:lvlText w:val=""/>
+      <w:lvlJc w:val="left"/>
+      <w:pPr>
+        <w:ind w:left="6480" w:hanging="360"/>
+      </w:pPr>
+      <w:rPr>
+        <w:rFonts w:ascii="Wingdings" w:hAnsi="Wingdings" w:hint="default"/>
+      </w:rPr>
+    </w:lvl>
+  </w:abstractNum>
+  <w:abstractNum w:abstractNumId="1" w15:restartNumberingAfterBreak="0">
     <w:nsid w:val="02BD2FD5"/>
     <w:multiLevelType w:val="hybridMultilevel"/>
     <w:tmpl w:val="7378672C"/>
@@ -11663,7 +14267,120 @@
       </w:rPr>
     </w:lvl>
   </w:abstractNum>
-  <w:abstractNum w:abstractNumId="1" w15:restartNumberingAfterBreak="0">
+  <w:abstractNum w:abstractNumId="2" w15:restartNumberingAfterBreak="0">
+    <w:nsid w:val="119F470C"/>
+    <w:multiLevelType w:val="hybridMultilevel"/>
+    <w:tmpl w:val="BF78FEBE"/>
+    <w:lvl w:ilvl="0" w:tplc="7EE6E4FE">
+      <w:start w:val="3"/>
+      <w:numFmt w:val="bullet"/>
+      <w:lvlText w:val="-"/>
+      <w:lvlJc w:val="left"/>
+      <w:pPr>
+        <w:ind w:left="720" w:hanging="360"/>
+      </w:pPr>
+      <w:rPr>
+        <w:rFonts w:ascii="Calibri" w:eastAsiaTheme="minorEastAsia" w:hAnsi="Calibri" w:cs="Calibri" w:hint="default"/>
+      </w:rPr>
+    </w:lvl>
+    <w:lvl w:ilvl="1" w:tplc="0C090003" w:tentative="1">
+      <w:start w:val="1"/>
+      <w:numFmt w:val="bullet"/>
+      <w:lvlText w:val="o"/>
+      <w:lvlJc w:val="left"/>
+      <w:pPr>
+        <w:ind w:left="1440" w:hanging="360"/>
+      </w:pPr>
+      <w:rPr>
+        <w:rFonts w:ascii="Courier New" w:hAnsi="Courier New" w:cs="Courier New" w:hint="default"/>
+      </w:rPr>
+    </w:lvl>
+    <w:lvl w:ilvl="2" w:tplc="0C090005" w:tentative="1">
+      <w:start w:val="1"/>
+      <w:numFmt w:val="bullet"/>
+      <w:lvlText w:val=""/>
+      <w:lvlJc w:val="left"/>
+      <w:pPr>
+        <w:ind w:left="2160" w:hanging="360"/>
+      </w:pPr>
+      <w:rPr>
+        <w:rFonts w:ascii="Wingdings" w:hAnsi="Wingdings" w:hint="default"/>
+      </w:rPr>
+    </w:lvl>
+    <w:lvl w:ilvl="3" w:tplc="0C090001" w:tentative="1">
+      <w:start w:val="1"/>
+      <w:numFmt w:val="bullet"/>
+      <w:lvlText w:val=""/>
+      <w:lvlJc w:val="left"/>
+      <w:pPr>
+        <w:ind w:left="2880" w:hanging="360"/>
+      </w:pPr>
+      <w:rPr>
+        <w:rFonts w:ascii="Symbol" w:hAnsi="Symbol" w:hint="default"/>
+      </w:rPr>
+    </w:lvl>
+    <w:lvl w:ilvl="4" w:tplc="0C090003" w:tentative="1">
+      <w:start w:val="1"/>
+      <w:numFmt w:val="bullet"/>
+      <w:lvlText w:val="o"/>
+      <w:lvlJc w:val="left"/>
+      <w:pPr>
+        <w:ind w:left="3600" w:hanging="360"/>
+      </w:pPr>
+      <w:rPr>
+        <w:rFonts w:ascii="Courier New" w:hAnsi="Courier New" w:cs="Courier New" w:hint="default"/>
+      </w:rPr>
+    </w:lvl>
+    <w:lvl w:ilvl="5" w:tplc="0C090005" w:tentative="1">
+      <w:start w:val="1"/>
+      <w:numFmt w:val="bullet"/>
+      <w:lvlText w:val=""/>
+      <w:lvlJc w:val="left"/>
+      <w:pPr>
+        <w:ind w:left="4320" w:hanging="360"/>
+      </w:pPr>
+      <w:rPr>
+        <w:rFonts w:ascii="Wingdings" w:hAnsi="Wingdings" w:hint="default"/>
+      </w:rPr>
+    </w:lvl>
+    <w:lvl w:ilvl="6" w:tplc="0C090001" w:tentative="1">
+      <w:start w:val="1"/>
+      <w:numFmt w:val="bullet"/>
+      <w:lvlText w:val=""/>
+      <w:lvlJc w:val="left"/>
+      <w:pPr>
+        <w:ind w:left="5040" w:hanging="360"/>
+      </w:pPr>
+      <w:rPr>
+        <w:rFonts w:ascii="Symbol" w:hAnsi="Symbol" w:hint="default"/>
+      </w:rPr>
+    </w:lvl>
+    <w:lvl w:ilvl="7" w:tplc="0C090003" w:tentative="1">
+      <w:start w:val="1"/>
+      <w:numFmt w:val="bullet"/>
+      <w:lvlText w:val="o"/>
+      <w:lvlJc w:val="left"/>
+      <w:pPr>
+        <w:ind w:left="5760" w:hanging="360"/>
+      </w:pPr>
+      <w:rPr>
+        <w:rFonts w:ascii="Courier New" w:hAnsi="Courier New" w:cs="Courier New" w:hint="default"/>
+      </w:rPr>
+    </w:lvl>
+    <w:lvl w:ilvl="8" w:tplc="0C090005" w:tentative="1">
+      <w:start w:val="1"/>
+      <w:numFmt w:val="bullet"/>
+      <w:lvlText w:val=""/>
+      <w:lvlJc w:val="left"/>
+      <w:pPr>
+        <w:ind w:left="6480" w:hanging="360"/>
+      </w:pPr>
+      <w:rPr>
+        <w:rFonts w:ascii="Wingdings" w:hAnsi="Wingdings" w:hint="default"/>
+      </w:rPr>
+    </w:lvl>
+  </w:abstractNum>
+  <w:abstractNum w:abstractNumId="3" w15:restartNumberingAfterBreak="0">
     <w:nsid w:val="16A727AE"/>
     <w:multiLevelType w:val="hybridMultilevel"/>
     <w:tmpl w:val="1F463892"/>
@@ -11776,7 +14493,7 @@
       </w:rPr>
     </w:lvl>
   </w:abstractNum>
-  <w:abstractNum w:abstractNumId="2" w15:restartNumberingAfterBreak="0">
+  <w:abstractNum w:abstractNumId="4" w15:restartNumberingAfterBreak="0">
     <w:nsid w:val="1C92399E"/>
     <w:multiLevelType w:val="hybridMultilevel"/>
     <w:tmpl w:val="43FCAAFE"/>
@@ -11889,7 +14606,7 @@
       </w:rPr>
     </w:lvl>
   </w:abstractNum>
-  <w:abstractNum w:abstractNumId="3" w15:restartNumberingAfterBreak="0">
+  <w:abstractNum w:abstractNumId="5" w15:restartNumberingAfterBreak="0">
     <w:nsid w:val="1CAD5629"/>
     <w:multiLevelType w:val="hybridMultilevel"/>
     <w:tmpl w:val="42785770"/>
@@ -12002,7 +14719,572 @@
       </w:rPr>
     </w:lvl>
   </w:abstractNum>
-  <w:abstractNum w:abstractNumId="4" w15:restartNumberingAfterBreak="0">
+  <w:abstractNum w:abstractNumId="6" w15:restartNumberingAfterBreak="0">
+    <w:nsid w:val="202738F7"/>
+    <w:multiLevelType w:val="hybridMultilevel"/>
+    <w:tmpl w:val="1E02A0D8"/>
+    <w:lvl w:ilvl="0" w:tplc="7EE6E4FE">
+      <w:start w:val="3"/>
+      <w:numFmt w:val="bullet"/>
+      <w:lvlText w:val="-"/>
+      <w:lvlJc w:val="left"/>
+      <w:pPr>
+        <w:ind w:left="720" w:hanging="360"/>
+      </w:pPr>
+      <w:rPr>
+        <w:rFonts w:ascii="Calibri" w:eastAsiaTheme="minorEastAsia" w:hAnsi="Calibri" w:cs="Calibri" w:hint="default"/>
+      </w:rPr>
+    </w:lvl>
+    <w:lvl w:ilvl="1" w:tplc="0C090003" w:tentative="1">
+      <w:start w:val="1"/>
+      <w:numFmt w:val="bullet"/>
+      <w:lvlText w:val="o"/>
+      <w:lvlJc w:val="left"/>
+      <w:pPr>
+        <w:ind w:left="1440" w:hanging="360"/>
+      </w:pPr>
+      <w:rPr>
+        <w:rFonts w:ascii="Courier New" w:hAnsi="Courier New" w:cs="Courier New" w:hint="default"/>
+      </w:rPr>
+    </w:lvl>
+    <w:lvl w:ilvl="2" w:tplc="0C090005" w:tentative="1">
+      <w:start w:val="1"/>
+      <w:numFmt w:val="bullet"/>
+      <w:lvlText w:val=""/>
+      <w:lvlJc w:val="left"/>
+      <w:pPr>
+        <w:ind w:left="2160" w:hanging="360"/>
+      </w:pPr>
+      <w:rPr>
+        <w:rFonts w:ascii="Wingdings" w:hAnsi="Wingdings" w:hint="default"/>
+      </w:rPr>
+    </w:lvl>
+    <w:lvl w:ilvl="3" w:tplc="0C090001" w:tentative="1">
+      <w:start w:val="1"/>
+      <w:numFmt w:val="bullet"/>
+      <w:lvlText w:val=""/>
+      <w:lvlJc w:val="left"/>
+      <w:pPr>
+        <w:ind w:left="2880" w:hanging="360"/>
+      </w:pPr>
+      <w:rPr>
+        <w:rFonts w:ascii="Symbol" w:hAnsi="Symbol" w:hint="default"/>
+      </w:rPr>
+    </w:lvl>
+    <w:lvl w:ilvl="4" w:tplc="0C090003" w:tentative="1">
+      <w:start w:val="1"/>
+      <w:numFmt w:val="bullet"/>
+      <w:lvlText w:val="o"/>
+      <w:lvlJc w:val="left"/>
+      <w:pPr>
+        <w:ind w:left="3600" w:hanging="360"/>
+      </w:pPr>
+      <w:rPr>
+        <w:rFonts w:ascii="Courier New" w:hAnsi="Courier New" w:cs="Courier New" w:hint="default"/>
+      </w:rPr>
+    </w:lvl>
+    <w:lvl w:ilvl="5" w:tplc="0C090005" w:tentative="1">
+      <w:start w:val="1"/>
+      <w:numFmt w:val="bullet"/>
+      <w:lvlText w:val=""/>
+      <w:lvlJc w:val="left"/>
+      <w:pPr>
+        <w:ind w:left="4320" w:hanging="360"/>
+      </w:pPr>
+      <w:rPr>
+        <w:rFonts w:ascii="Wingdings" w:hAnsi="Wingdings" w:hint="default"/>
+      </w:rPr>
+    </w:lvl>
+    <w:lvl w:ilvl="6" w:tplc="0C090001" w:tentative="1">
+      <w:start w:val="1"/>
+      <w:numFmt w:val="bullet"/>
+      <w:lvlText w:val=""/>
+      <w:lvlJc w:val="left"/>
+      <w:pPr>
+        <w:ind w:left="5040" w:hanging="360"/>
+      </w:pPr>
+      <w:rPr>
+        <w:rFonts w:ascii="Symbol" w:hAnsi="Symbol" w:hint="default"/>
+      </w:rPr>
+    </w:lvl>
+    <w:lvl w:ilvl="7" w:tplc="0C090003" w:tentative="1">
+      <w:start w:val="1"/>
+      <w:numFmt w:val="bullet"/>
+      <w:lvlText w:val="o"/>
+      <w:lvlJc w:val="left"/>
+      <w:pPr>
+        <w:ind w:left="5760" w:hanging="360"/>
+      </w:pPr>
+      <w:rPr>
+        <w:rFonts w:ascii="Courier New" w:hAnsi="Courier New" w:cs="Courier New" w:hint="default"/>
+      </w:rPr>
+    </w:lvl>
+    <w:lvl w:ilvl="8" w:tplc="0C090005" w:tentative="1">
+      <w:start w:val="1"/>
+      <w:numFmt w:val="bullet"/>
+      <w:lvlText w:val=""/>
+      <w:lvlJc w:val="left"/>
+      <w:pPr>
+        <w:ind w:left="6480" w:hanging="360"/>
+      </w:pPr>
+      <w:rPr>
+        <w:rFonts w:ascii="Wingdings" w:hAnsi="Wingdings" w:hint="default"/>
+      </w:rPr>
+    </w:lvl>
+  </w:abstractNum>
+  <w:abstractNum w:abstractNumId="7" w15:restartNumberingAfterBreak="0">
+    <w:nsid w:val="24E9317A"/>
+    <w:multiLevelType w:val="hybridMultilevel"/>
+    <w:tmpl w:val="B8D417EA"/>
+    <w:lvl w:ilvl="0" w:tplc="7EE6E4FE">
+      <w:start w:val="3"/>
+      <w:numFmt w:val="bullet"/>
+      <w:lvlText w:val="-"/>
+      <w:lvlJc w:val="left"/>
+      <w:pPr>
+        <w:ind w:left="720" w:hanging="360"/>
+      </w:pPr>
+      <w:rPr>
+        <w:rFonts w:ascii="Calibri" w:eastAsiaTheme="minorEastAsia" w:hAnsi="Calibri" w:cs="Calibri" w:hint="default"/>
+      </w:rPr>
+    </w:lvl>
+    <w:lvl w:ilvl="1" w:tplc="0C090003" w:tentative="1">
+      <w:start w:val="1"/>
+      <w:numFmt w:val="bullet"/>
+      <w:lvlText w:val="o"/>
+      <w:lvlJc w:val="left"/>
+      <w:pPr>
+        <w:ind w:left="1440" w:hanging="360"/>
+      </w:pPr>
+      <w:rPr>
+        <w:rFonts w:ascii="Courier New" w:hAnsi="Courier New" w:cs="Courier New" w:hint="default"/>
+      </w:rPr>
+    </w:lvl>
+    <w:lvl w:ilvl="2" w:tplc="0C090005" w:tentative="1">
+      <w:start w:val="1"/>
+      <w:numFmt w:val="bullet"/>
+      <w:lvlText w:val=""/>
+      <w:lvlJc w:val="left"/>
+      <w:pPr>
+        <w:ind w:left="2160" w:hanging="360"/>
+      </w:pPr>
+      <w:rPr>
+        <w:rFonts w:ascii="Wingdings" w:hAnsi="Wingdings" w:hint="default"/>
+      </w:rPr>
+    </w:lvl>
+    <w:lvl w:ilvl="3" w:tplc="0C090001" w:tentative="1">
+      <w:start w:val="1"/>
+      <w:numFmt w:val="bullet"/>
+      <w:lvlText w:val=""/>
+      <w:lvlJc w:val="left"/>
+      <w:pPr>
+        <w:ind w:left="2880" w:hanging="360"/>
+      </w:pPr>
+      <w:rPr>
+        <w:rFonts w:ascii="Symbol" w:hAnsi="Symbol" w:hint="default"/>
+      </w:rPr>
+    </w:lvl>
+    <w:lvl w:ilvl="4" w:tplc="0C090003" w:tentative="1">
+      <w:start w:val="1"/>
+      <w:numFmt w:val="bullet"/>
+      <w:lvlText w:val="o"/>
+      <w:lvlJc w:val="left"/>
+      <w:pPr>
+        <w:ind w:left="3600" w:hanging="360"/>
+      </w:pPr>
+      <w:rPr>
+        <w:rFonts w:ascii="Courier New" w:hAnsi="Courier New" w:cs="Courier New" w:hint="default"/>
+      </w:rPr>
+    </w:lvl>
+    <w:lvl w:ilvl="5" w:tplc="0C090005" w:tentative="1">
+      <w:start w:val="1"/>
+      <w:numFmt w:val="bullet"/>
+      <w:lvlText w:val=""/>
+      <w:lvlJc w:val="left"/>
+      <w:pPr>
+        <w:ind w:left="4320" w:hanging="360"/>
+      </w:pPr>
+      <w:rPr>
+        <w:rFonts w:ascii="Wingdings" w:hAnsi="Wingdings" w:hint="default"/>
+      </w:rPr>
+    </w:lvl>
+    <w:lvl w:ilvl="6" w:tplc="0C090001" w:tentative="1">
+      <w:start w:val="1"/>
+      <w:numFmt w:val="bullet"/>
+      <w:lvlText w:val=""/>
+      <w:lvlJc w:val="left"/>
+      <w:pPr>
+        <w:ind w:left="5040" w:hanging="360"/>
+      </w:pPr>
+      <w:rPr>
+        <w:rFonts w:ascii="Symbol" w:hAnsi="Symbol" w:hint="default"/>
+      </w:rPr>
+    </w:lvl>
+    <w:lvl w:ilvl="7" w:tplc="0C090003" w:tentative="1">
+      <w:start w:val="1"/>
+      <w:numFmt w:val="bullet"/>
+      <w:lvlText w:val="o"/>
+      <w:lvlJc w:val="left"/>
+      <w:pPr>
+        <w:ind w:left="5760" w:hanging="360"/>
+      </w:pPr>
+      <w:rPr>
+        <w:rFonts w:ascii="Courier New" w:hAnsi="Courier New" w:cs="Courier New" w:hint="default"/>
+      </w:rPr>
+    </w:lvl>
+    <w:lvl w:ilvl="8" w:tplc="0C090005" w:tentative="1">
+      <w:start w:val="1"/>
+      <w:numFmt w:val="bullet"/>
+      <w:lvlText w:val=""/>
+      <w:lvlJc w:val="left"/>
+      <w:pPr>
+        <w:ind w:left="6480" w:hanging="360"/>
+      </w:pPr>
+      <w:rPr>
+        <w:rFonts w:ascii="Wingdings" w:hAnsi="Wingdings" w:hint="default"/>
+      </w:rPr>
+    </w:lvl>
+  </w:abstractNum>
+  <w:abstractNum w:abstractNumId="8" w15:restartNumberingAfterBreak="0">
+    <w:nsid w:val="25902E52"/>
+    <w:multiLevelType w:val="hybridMultilevel"/>
+    <w:tmpl w:val="8912E79A"/>
+    <w:lvl w:ilvl="0" w:tplc="7EE6E4FE">
+      <w:start w:val="3"/>
+      <w:numFmt w:val="bullet"/>
+      <w:lvlText w:val="-"/>
+      <w:lvlJc w:val="left"/>
+      <w:pPr>
+        <w:ind w:left="720" w:hanging="360"/>
+      </w:pPr>
+      <w:rPr>
+        <w:rFonts w:ascii="Calibri" w:eastAsiaTheme="minorEastAsia" w:hAnsi="Calibri" w:cs="Calibri" w:hint="default"/>
+      </w:rPr>
+    </w:lvl>
+    <w:lvl w:ilvl="1" w:tplc="0C090003" w:tentative="1">
+      <w:start w:val="1"/>
+      <w:numFmt w:val="bullet"/>
+      <w:lvlText w:val="o"/>
+      <w:lvlJc w:val="left"/>
+      <w:pPr>
+        <w:ind w:left="1440" w:hanging="360"/>
+      </w:pPr>
+      <w:rPr>
+        <w:rFonts w:ascii="Courier New" w:hAnsi="Courier New" w:cs="Courier New" w:hint="default"/>
+      </w:rPr>
+    </w:lvl>
+    <w:lvl w:ilvl="2" w:tplc="0C090005" w:tentative="1">
+      <w:start w:val="1"/>
+      <w:numFmt w:val="bullet"/>
+      <w:lvlText w:val=""/>
+      <w:lvlJc w:val="left"/>
+      <w:pPr>
+        <w:ind w:left="2160" w:hanging="360"/>
+      </w:pPr>
+      <w:rPr>
+        <w:rFonts w:ascii="Wingdings" w:hAnsi="Wingdings" w:hint="default"/>
+      </w:rPr>
+    </w:lvl>
+    <w:lvl w:ilvl="3" w:tplc="0C090001" w:tentative="1">
+      <w:start w:val="1"/>
+      <w:numFmt w:val="bullet"/>
+      <w:lvlText w:val=""/>
+      <w:lvlJc w:val="left"/>
+      <w:pPr>
+        <w:ind w:left="2880" w:hanging="360"/>
+      </w:pPr>
+      <w:rPr>
+        <w:rFonts w:ascii="Symbol" w:hAnsi="Symbol" w:hint="default"/>
+      </w:rPr>
+    </w:lvl>
+    <w:lvl w:ilvl="4" w:tplc="0C090003" w:tentative="1">
+      <w:start w:val="1"/>
+      <w:numFmt w:val="bullet"/>
+      <w:lvlText w:val="o"/>
+      <w:lvlJc w:val="left"/>
+      <w:pPr>
+        <w:ind w:left="3600" w:hanging="360"/>
+      </w:pPr>
+      <w:rPr>
+        <w:rFonts w:ascii="Courier New" w:hAnsi="Courier New" w:cs="Courier New" w:hint="default"/>
+      </w:rPr>
+    </w:lvl>
+    <w:lvl w:ilvl="5" w:tplc="0C090005" w:tentative="1">
+      <w:start w:val="1"/>
+      <w:numFmt w:val="bullet"/>
+      <w:lvlText w:val=""/>
+      <w:lvlJc w:val="left"/>
+      <w:pPr>
+        <w:ind w:left="4320" w:hanging="360"/>
+      </w:pPr>
+      <w:rPr>
+        <w:rFonts w:ascii="Wingdings" w:hAnsi="Wingdings" w:hint="default"/>
+      </w:rPr>
+    </w:lvl>
+    <w:lvl w:ilvl="6" w:tplc="0C090001" w:tentative="1">
+      <w:start w:val="1"/>
+      <w:numFmt w:val="bullet"/>
+      <w:lvlText w:val=""/>
+      <w:lvlJc w:val="left"/>
+      <w:pPr>
+        <w:ind w:left="5040" w:hanging="360"/>
+      </w:pPr>
+      <w:rPr>
+        <w:rFonts w:ascii="Symbol" w:hAnsi="Symbol" w:hint="default"/>
+      </w:rPr>
+    </w:lvl>
+    <w:lvl w:ilvl="7" w:tplc="0C090003" w:tentative="1">
+      <w:start w:val="1"/>
+      <w:numFmt w:val="bullet"/>
+      <w:lvlText w:val="o"/>
+      <w:lvlJc w:val="left"/>
+      <w:pPr>
+        <w:ind w:left="5760" w:hanging="360"/>
+      </w:pPr>
+      <w:rPr>
+        <w:rFonts w:ascii="Courier New" w:hAnsi="Courier New" w:cs="Courier New" w:hint="default"/>
+      </w:rPr>
+    </w:lvl>
+    <w:lvl w:ilvl="8" w:tplc="0C090005" w:tentative="1">
+      <w:start w:val="1"/>
+      <w:numFmt w:val="bullet"/>
+      <w:lvlText w:val=""/>
+      <w:lvlJc w:val="left"/>
+      <w:pPr>
+        <w:ind w:left="6480" w:hanging="360"/>
+      </w:pPr>
+      <w:rPr>
+        <w:rFonts w:ascii="Wingdings" w:hAnsi="Wingdings" w:hint="default"/>
+      </w:rPr>
+    </w:lvl>
+  </w:abstractNum>
+  <w:abstractNum w:abstractNumId="9" w15:restartNumberingAfterBreak="0">
+    <w:nsid w:val="2E344105"/>
+    <w:multiLevelType w:val="hybridMultilevel"/>
+    <w:tmpl w:val="2F727DBE"/>
+    <w:lvl w:ilvl="0" w:tplc="7EE6E4FE">
+      <w:start w:val="3"/>
+      <w:numFmt w:val="bullet"/>
+      <w:lvlText w:val="-"/>
+      <w:lvlJc w:val="left"/>
+      <w:pPr>
+        <w:ind w:left="720" w:hanging="360"/>
+      </w:pPr>
+      <w:rPr>
+        <w:rFonts w:ascii="Calibri" w:eastAsiaTheme="minorEastAsia" w:hAnsi="Calibri" w:cs="Calibri" w:hint="default"/>
+      </w:rPr>
+    </w:lvl>
+    <w:lvl w:ilvl="1" w:tplc="0C090003" w:tentative="1">
+      <w:start w:val="1"/>
+      <w:numFmt w:val="bullet"/>
+      <w:lvlText w:val="o"/>
+      <w:lvlJc w:val="left"/>
+      <w:pPr>
+        <w:ind w:left="1440" w:hanging="360"/>
+      </w:pPr>
+      <w:rPr>
+        <w:rFonts w:ascii="Courier New" w:hAnsi="Courier New" w:cs="Courier New" w:hint="default"/>
+      </w:rPr>
+    </w:lvl>
+    <w:lvl w:ilvl="2" w:tplc="0C090005" w:tentative="1">
+      <w:start w:val="1"/>
+      <w:numFmt w:val="bullet"/>
+      <w:lvlText w:val=""/>
+      <w:lvlJc w:val="left"/>
+      <w:pPr>
+        <w:ind w:left="2160" w:hanging="360"/>
+      </w:pPr>
+      <w:rPr>
+        <w:rFonts w:ascii="Wingdings" w:hAnsi="Wingdings" w:hint="default"/>
+      </w:rPr>
+    </w:lvl>
+    <w:lvl w:ilvl="3" w:tplc="0C090001" w:tentative="1">
+      <w:start w:val="1"/>
+      <w:numFmt w:val="bullet"/>
+      <w:lvlText w:val=""/>
+      <w:lvlJc w:val="left"/>
+      <w:pPr>
+        <w:ind w:left="2880" w:hanging="360"/>
+      </w:pPr>
+      <w:rPr>
+        <w:rFonts w:ascii="Symbol" w:hAnsi="Symbol" w:hint="default"/>
+      </w:rPr>
+    </w:lvl>
+    <w:lvl w:ilvl="4" w:tplc="0C090003" w:tentative="1">
+      <w:start w:val="1"/>
+      <w:numFmt w:val="bullet"/>
+      <w:lvlText w:val="o"/>
+      <w:lvlJc w:val="left"/>
+      <w:pPr>
+        <w:ind w:left="3600" w:hanging="360"/>
+      </w:pPr>
+      <w:rPr>
+        <w:rFonts w:ascii="Courier New" w:hAnsi="Courier New" w:cs="Courier New" w:hint="default"/>
+      </w:rPr>
+    </w:lvl>
+    <w:lvl w:ilvl="5" w:tplc="0C090005" w:tentative="1">
+      <w:start w:val="1"/>
+      <w:numFmt w:val="bullet"/>
+      <w:lvlText w:val=""/>
+      <w:lvlJc w:val="left"/>
+      <w:pPr>
+        <w:ind w:left="4320" w:hanging="360"/>
+      </w:pPr>
+      <w:rPr>
+        <w:rFonts w:ascii="Wingdings" w:hAnsi="Wingdings" w:hint="default"/>
+      </w:rPr>
+    </w:lvl>
+    <w:lvl w:ilvl="6" w:tplc="0C090001" w:tentative="1">
+      <w:start w:val="1"/>
+      <w:numFmt w:val="bullet"/>
+      <w:lvlText w:val=""/>
+      <w:lvlJc w:val="left"/>
+      <w:pPr>
+        <w:ind w:left="5040" w:hanging="360"/>
+      </w:pPr>
+      <w:rPr>
+        <w:rFonts w:ascii="Symbol" w:hAnsi="Symbol" w:hint="default"/>
+      </w:rPr>
+    </w:lvl>
+    <w:lvl w:ilvl="7" w:tplc="0C090003" w:tentative="1">
+      <w:start w:val="1"/>
+      <w:numFmt w:val="bullet"/>
+      <w:lvlText w:val="o"/>
+      <w:lvlJc w:val="left"/>
+      <w:pPr>
+        <w:ind w:left="5760" w:hanging="360"/>
+      </w:pPr>
+      <w:rPr>
+        <w:rFonts w:ascii="Courier New" w:hAnsi="Courier New" w:cs="Courier New" w:hint="default"/>
+      </w:rPr>
+    </w:lvl>
+    <w:lvl w:ilvl="8" w:tplc="0C090005" w:tentative="1">
+      <w:start w:val="1"/>
+      <w:numFmt w:val="bullet"/>
+      <w:lvlText w:val=""/>
+      <w:lvlJc w:val="left"/>
+      <w:pPr>
+        <w:ind w:left="6480" w:hanging="360"/>
+      </w:pPr>
+      <w:rPr>
+        <w:rFonts w:ascii="Wingdings" w:hAnsi="Wingdings" w:hint="default"/>
+      </w:rPr>
+    </w:lvl>
+  </w:abstractNum>
+  <w:abstractNum w:abstractNumId="10" w15:restartNumberingAfterBreak="0">
+    <w:nsid w:val="383D28F0"/>
+    <w:multiLevelType w:val="hybridMultilevel"/>
+    <w:tmpl w:val="7E3ADE0A"/>
+    <w:lvl w:ilvl="0" w:tplc="7EE6E4FE">
+      <w:start w:val="3"/>
+      <w:numFmt w:val="bullet"/>
+      <w:lvlText w:val="-"/>
+      <w:lvlJc w:val="left"/>
+      <w:pPr>
+        <w:ind w:left="720" w:hanging="360"/>
+      </w:pPr>
+      <w:rPr>
+        <w:rFonts w:ascii="Calibri" w:eastAsiaTheme="minorEastAsia" w:hAnsi="Calibri" w:cs="Calibri" w:hint="default"/>
+      </w:rPr>
+    </w:lvl>
+    <w:lvl w:ilvl="1" w:tplc="0C090003" w:tentative="1">
+      <w:start w:val="1"/>
+      <w:numFmt w:val="bullet"/>
+      <w:lvlText w:val="o"/>
+      <w:lvlJc w:val="left"/>
+      <w:pPr>
+        <w:ind w:left="1440" w:hanging="360"/>
+      </w:pPr>
+      <w:rPr>
+        <w:rFonts w:ascii="Courier New" w:hAnsi="Courier New" w:cs="Courier New" w:hint="default"/>
+      </w:rPr>
+    </w:lvl>
+    <w:lvl w:ilvl="2" w:tplc="0C090005" w:tentative="1">
+      <w:start w:val="1"/>
+      <w:numFmt w:val="bullet"/>
+      <w:lvlText w:val=""/>
+      <w:lvlJc w:val="left"/>
+      <w:pPr>
+        <w:ind w:left="2160" w:hanging="360"/>
+      </w:pPr>
+      <w:rPr>
+        <w:rFonts w:ascii="Wingdings" w:hAnsi="Wingdings" w:hint="default"/>
+      </w:rPr>
+    </w:lvl>
+    <w:lvl w:ilvl="3" w:tplc="0C090001" w:tentative="1">
+      <w:start w:val="1"/>
+      <w:numFmt w:val="bullet"/>
+      <w:lvlText w:val=""/>
+      <w:lvlJc w:val="left"/>
+      <w:pPr>
+        <w:ind w:left="2880" w:hanging="360"/>
+      </w:pPr>
+      <w:rPr>
+        <w:rFonts w:ascii="Symbol" w:hAnsi="Symbol" w:hint="default"/>
+      </w:rPr>
+    </w:lvl>
+    <w:lvl w:ilvl="4" w:tplc="0C090003" w:tentative="1">
+      <w:start w:val="1"/>
+      <w:numFmt w:val="bullet"/>
+      <w:lvlText w:val="o"/>
+      <w:lvlJc w:val="left"/>
+      <w:pPr>
+        <w:ind w:left="3600" w:hanging="360"/>
+      </w:pPr>
+      <w:rPr>
+        <w:rFonts w:ascii="Courier New" w:hAnsi="Courier New" w:cs="Courier New" w:hint="default"/>
+      </w:rPr>
+    </w:lvl>
+    <w:lvl w:ilvl="5" w:tplc="0C090005" w:tentative="1">
+      <w:start w:val="1"/>
+      <w:numFmt w:val="bullet"/>
+      <w:lvlText w:val=""/>
+      <w:lvlJc w:val="left"/>
+      <w:pPr>
+        <w:ind w:left="4320" w:hanging="360"/>
+      </w:pPr>
+      <w:rPr>
+        <w:rFonts w:ascii="Wingdings" w:hAnsi="Wingdings" w:hint="default"/>
+      </w:rPr>
+    </w:lvl>
+    <w:lvl w:ilvl="6" w:tplc="0C090001" w:tentative="1">
+      <w:start w:val="1"/>
+      <w:numFmt w:val="bullet"/>
+      <w:lvlText w:val=""/>
+      <w:lvlJc w:val="left"/>
+      <w:pPr>
+        <w:ind w:left="5040" w:hanging="360"/>
+      </w:pPr>
+      <w:rPr>
+        <w:rFonts w:ascii="Symbol" w:hAnsi="Symbol" w:hint="default"/>
+      </w:rPr>
+    </w:lvl>
+    <w:lvl w:ilvl="7" w:tplc="0C090003" w:tentative="1">
+      <w:start w:val="1"/>
+      <w:numFmt w:val="bullet"/>
+      <w:lvlText w:val="o"/>
+      <w:lvlJc w:val="left"/>
+      <w:pPr>
+        <w:ind w:left="5760" w:hanging="360"/>
+      </w:pPr>
+      <w:rPr>
+        <w:rFonts w:ascii="Courier New" w:hAnsi="Courier New" w:cs="Courier New" w:hint="default"/>
+      </w:rPr>
+    </w:lvl>
+    <w:lvl w:ilvl="8" w:tplc="0C090005" w:tentative="1">
+      <w:start w:val="1"/>
+      <w:numFmt w:val="bullet"/>
+      <w:lvlText w:val=""/>
+      <w:lvlJc w:val="left"/>
+      <w:pPr>
+        <w:ind w:left="6480" w:hanging="360"/>
+      </w:pPr>
+      <w:rPr>
+        <w:rFonts w:ascii="Wingdings" w:hAnsi="Wingdings" w:hint="default"/>
+      </w:rPr>
+    </w:lvl>
+  </w:abstractNum>
+  <w:abstractNum w:abstractNumId="11" w15:restartNumberingAfterBreak="0">
     <w:nsid w:val="3AB86B9E"/>
     <w:multiLevelType w:val="hybridMultilevel"/>
     <w:tmpl w:val="94EA38EC"/>
@@ -12115,7 +15397,7 @@
       </w:rPr>
     </w:lvl>
   </w:abstractNum>
-  <w:abstractNum w:abstractNumId="5" w15:restartNumberingAfterBreak="0">
+  <w:abstractNum w:abstractNumId="12" w15:restartNumberingAfterBreak="0">
     <w:nsid w:val="42FB58A2"/>
     <w:multiLevelType w:val="hybridMultilevel"/>
     <w:tmpl w:val="2170478E"/>
@@ -12228,7 +15510,7 @@
       </w:rPr>
     </w:lvl>
   </w:abstractNum>
-  <w:abstractNum w:abstractNumId="6" w15:restartNumberingAfterBreak="0">
+  <w:abstractNum w:abstractNumId="13" w15:restartNumberingAfterBreak="0">
     <w:nsid w:val="44E004D7"/>
     <w:multiLevelType w:val="hybridMultilevel"/>
     <w:tmpl w:val="BCA82942"/>
@@ -12341,7 +15623,7 @@
       </w:rPr>
     </w:lvl>
   </w:abstractNum>
-  <w:abstractNum w:abstractNumId="7" w15:restartNumberingAfterBreak="0">
+  <w:abstractNum w:abstractNumId="14" w15:restartNumberingAfterBreak="0">
     <w:nsid w:val="45A631AB"/>
     <w:multiLevelType w:val="hybridMultilevel"/>
     <w:tmpl w:val="58120A3A"/>
@@ -12454,7 +15736,120 @@
       </w:rPr>
     </w:lvl>
   </w:abstractNum>
-  <w:abstractNum w:abstractNumId="8" w15:restartNumberingAfterBreak="0">
+  <w:abstractNum w:abstractNumId="15" w15:restartNumberingAfterBreak="0">
+    <w:nsid w:val="4DEF0988"/>
+    <w:multiLevelType w:val="hybridMultilevel"/>
+    <w:tmpl w:val="9EAA58DE"/>
+    <w:lvl w:ilvl="0" w:tplc="7EE6E4FE">
+      <w:start w:val="3"/>
+      <w:numFmt w:val="bullet"/>
+      <w:lvlText w:val="-"/>
+      <w:lvlJc w:val="left"/>
+      <w:pPr>
+        <w:ind w:left="720" w:hanging="360"/>
+      </w:pPr>
+      <w:rPr>
+        <w:rFonts w:ascii="Calibri" w:eastAsiaTheme="minorEastAsia" w:hAnsi="Calibri" w:cs="Calibri" w:hint="default"/>
+      </w:rPr>
+    </w:lvl>
+    <w:lvl w:ilvl="1" w:tplc="0C090003" w:tentative="1">
+      <w:start w:val="1"/>
+      <w:numFmt w:val="bullet"/>
+      <w:lvlText w:val="o"/>
+      <w:lvlJc w:val="left"/>
+      <w:pPr>
+        <w:ind w:left="1440" w:hanging="360"/>
+      </w:pPr>
+      <w:rPr>
+        <w:rFonts w:ascii="Courier New" w:hAnsi="Courier New" w:cs="Courier New" w:hint="default"/>
+      </w:rPr>
+    </w:lvl>
+    <w:lvl w:ilvl="2" w:tplc="0C090005" w:tentative="1">
+      <w:start w:val="1"/>
+      <w:numFmt w:val="bullet"/>
+      <w:lvlText w:val=""/>
+      <w:lvlJc w:val="left"/>
+      <w:pPr>
+        <w:ind w:left="2160" w:hanging="360"/>
+      </w:pPr>
+      <w:rPr>
+        <w:rFonts w:ascii="Wingdings" w:hAnsi="Wingdings" w:hint="default"/>
+      </w:rPr>
+    </w:lvl>
+    <w:lvl w:ilvl="3" w:tplc="0C090001" w:tentative="1">
+      <w:start w:val="1"/>
+      <w:numFmt w:val="bullet"/>
+      <w:lvlText w:val=""/>
+      <w:lvlJc w:val="left"/>
+      <w:pPr>
+        <w:ind w:left="2880" w:hanging="360"/>
+      </w:pPr>
+      <w:rPr>
+        <w:rFonts w:ascii="Symbol" w:hAnsi="Symbol" w:hint="default"/>
+      </w:rPr>
+    </w:lvl>
+    <w:lvl w:ilvl="4" w:tplc="0C090003" w:tentative="1">
+      <w:start w:val="1"/>
+      <w:numFmt w:val="bullet"/>
+      <w:lvlText w:val="o"/>
+      <w:lvlJc w:val="left"/>
+      <w:pPr>
+        <w:ind w:left="3600" w:hanging="360"/>
+      </w:pPr>
+      <w:rPr>
+        <w:rFonts w:ascii="Courier New" w:hAnsi="Courier New" w:cs="Courier New" w:hint="default"/>
+      </w:rPr>
+    </w:lvl>
+    <w:lvl w:ilvl="5" w:tplc="0C090005" w:tentative="1">
+      <w:start w:val="1"/>
+      <w:numFmt w:val="bullet"/>
+      <w:lvlText w:val=""/>
+      <w:lvlJc w:val="left"/>
+      <w:pPr>
+        <w:ind w:left="4320" w:hanging="360"/>
+      </w:pPr>
+      <w:rPr>
+        <w:rFonts w:ascii="Wingdings" w:hAnsi="Wingdings" w:hint="default"/>
+      </w:rPr>
+    </w:lvl>
+    <w:lvl w:ilvl="6" w:tplc="0C090001" w:tentative="1">
+      <w:start w:val="1"/>
+      <w:numFmt w:val="bullet"/>
+      <w:lvlText w:val=""/>
+      <w:lvlJc w:val="left"/>
+      <w:pPr>
+        <w:ind w:left="5040" w:hanging="360"/>
+      </w:pPr>
+      <w:rPr>
+        <w:rFonts w:ascii="Symbol" w:hAnsi="Symbol" w:hint="default"/>
+      </w:rPr>
+    </w:lvl>
+    <w:lvl w:ilvl="7" w:tplc="0C090003" w:tentative="1">
+      <w:start w:val="1"/>
+      <w:numFmt w:val="bullet"/>
+      <w:lvlText w:val="o"/>
+      <w:lvlJc w:val="left"/>
+      <w:pPr>
+        <w:ind w:left="5760" w:hanging="360"/>
+      </w:pPr>
+      <w:rPr>
+        <w:rFonts w:ascii="Courier New" w:hAnsi="Courier New" w:cs="Courier New" w:hint="default"/>
+      </w:rPr>
+    </w:lvl>
+    <w:lvl w:ilvl="8" w:tplc="0C090005" w:tentative="1">
+      <w:start w:val="1"/>
+      <w:numFmt w:val="bullet"/>
+      <w:lvlText w:val=""/>
+      <w:lvlJc w:val="left"/>
+      <w:pPr>
+        <w:ind w:left="6480" w:hanging="360"/>
+      </w:pPr>
+      <w:rPr>
+        <w:rFonts w:ascii="Wingdings" w:hAnsi="Wingdings" w:hint="default"/>
+      </w:rPr>
+    </w:lvl>
+  </w:abstractNum>
+  <w:abstractNum w:abstractNumId="16" w15:restartNumberingAfterBreak="0">
     <w:nsid w:val="53D30FC1"/>
     <w:multiLevelType w:val="multilevel"/>
     <w:tmpl w:val="24646DDC"/>
@@ -12577,7 +15972,7 @@
       </w:rPr>
     </w:lvl>
   </w:abstractNum>
-  <w:abstractNum w:abstractNumId="9" w15:restartNumberingAfterBreak="0">
+  <w:abstractNum w:abstractNumId="17" w15:restartNumberingAfterBreak="0">
     <w:nsid w:val="5B4E0E00"/>
     <w:multiLevelType w:val="hybridMultilevel"/>
     <w:tmpl w:val="41BADE8E"/>
@@ -12690,7 +16085,7 @@
       </w:rPr>
     </w:lvl>
   </w:abstractNum>
-  <w:abstractNum w:abstractNumId="10" w15:restartNumberingAfterBreak="0">
+  <w:abstractNum w:abstractNumId="18" w15:restartNumberingAfterBreak="0">
     <w:nsid w:val="5D9266A8"/>
     <w:multiLevelType w:val="hybridMultilevel"/>
     <w:tmpl w:val="FBAA604E"/>
@@ -12803,7 +16198,233 @@
       </w:rPr>
     </w:lvl>
   </w:abstractNum>
-  <w:abstractNum w:abstractNumId="11" w15:restartNumberingAfterBreak="0">
+  <w:abstractNum w:abstractNumId="19" w15:restartNumberingAfterBreak="0">
+    <w:nsid w:val="5E8E2B10"/>
+    <w:multiLevelType w:val="hybridMultilevel"/>
+    <w:tmpl w:val="911AF576"/>
+    <w:lvl w:ilvl="0" w:tplc="7EE6E4FE">
+      <w:start w:val="3"/>
+      <w:numFmt w:val="bullet"/>
+      <w:lvlText w:val="-"/>
+      <w:lvlJc w:val="left"/>
+      <w:pPr>
+        <w:ind w:left="720" w:hanging="360"/>
+      </w:pPr>
+      <w:rPr>
+        <w:rFonts w:ascii="Calibri" w:eastAsiaTheme="minorEastAsia" w:hAnsi="Calibri" w:cs="Calibri" w:hint="default"/>
+      </w:rPr>
+    </w:lvl>
+    <w:lvl w:ilvl="1" w:tplc="0C090003" w:tentative="1">
+      <w:start w:val="1"/>
+      <w:numFmt w:val="bullet"/>
+      <w:lvlText w:val="o"/>
+      <w:lvlJc w:val="left"/>
+      <w:pPr>
+        <w:ind w:left="1440" w:hanging="360"/>
+      </w:pPr>
+      <w:rPr>
+        <w:rFonts w:ascii="Courier New" w:hAnsi="Courier New" w:cs="Courier New" w:hint="default"/>
+      </w:rPr>
+    </w:lvl>
+    <w:lvl w:ilvl="2" w:tplc="0C090005" w:tentative="1">
+      <w:start w:val="1"/>
+      <w:numFmt w:val="bullet"/>
+      <w:lvlText w:val=""/>
+      <w:lvlJc w:val="left"/>
+      <w:pPr>
+        <w:ind w:left="2160" w:hanging="360"/>
+      </w:pPr>
+      <w:rPr>
+        <w:rFonts w:ascii="Wingdings" w:hAnsi="Wingdings" w:hint="default"/>
+      </w:rPr>
+    </w:lvl>
+    <w:lvl w:ilvl="3" w:tplc="0C090001" w:tentative="1">
+      <w:start w:val="1"/>
+      <w:numFmt w:val="bullet"/>
+      <w:lvlText w:val=""/>
+      <w:lvlJc w:val="left"/>
+      <w:pPr>
+        <w:ind w:left="2880" w:hanging="360"/>
+      </w:pPr>
+      <w:rPr>
+        <w:rFonts w:ascii="Symbol" w:hAnsi="Symbol" w:hint="default"/>
+      </w:rPr>
+    </w:lvl>
+    <w:lvl w:ilvl="4" w:tplc="0C090003" w:tentative="1">
+      <w:start w:val="1"/>
+      <w:numFmt w:val="bullet"/>
+      <w:lvlText w:val="o"/>
+      <w:lvlJc w:val="left"/>
+      <w:pPr>
+        <w:ind w:left="3600" w:hanging="360"/>
+      </w:pPr>
+      <w:rPr>
+        <w:rFonts w:ascii="Courier New" w:hAnsi="Courier New" w:cs="Courier New" w:hint="default"/>
+      </w:rPr>
+    </w:lvl>
+    <w:lvl w:ilvl="5" w:tplc="0C090005" w:tentative="1">
+      <w:start w:val="1"/>
+      <w:numFmt w:val="bullet"/>
+      <w:lvlText w:val=""/>
+      <w:lvlJc w:val="left"/>
+      <w:pPr>
+        <w:ind w:left="4320" w:hanging="360"/>
+      </w:pPr>
+      <w:rPr>
+        <w:rFonts w:ascii="Wingdings" w:hAnsi="Wingdings" w:hint="default"/>
+      </w:rPr>
+    </w:lvl>
+    <w:lvl w:ilvl="6" w:tplc="0C090001" w:tentative="1">
+      <w:start w:val="1"/>
+      <w:numFmt w:val="bullet"/>
+      <w:lvlText w:val=""/>
+      <w:lvlJc w:val="left"/>
+      <w:pPr>
+        <w:ind w:left="5040" w:hanging="360"/>
+      </w:pPr>
+      <w:rPr>
+        <w:rFonts w:ascii="Symbol" w:hAnsi="Symbol" w:hint="default"/>
+      </w:rPr>
+    </w:lvl>
+    <w:lvl w:ilvl="7" w:tplc="0C090003" w:tentative="1">
+      <w:start w:val="1"/>
+      <w:numFmt w:val="bullet"/>
+      <w:lvlText w:val="o"/>
+      <w:lvlJc w:val="left"/>
+      <w:pPr>
+        <w:ind w:left="5760" w:hanging="360"/>
+      </w:pPr>
+      <w:rPr>
+        <w:rFonts w:ascii="Courier New" w:hAnsi="Courier New" w:cs="Courier New" w:hint="default"/>
+      </w:rPr>
+    </w:lvl>
+    <w:lvl w:ilvl="8" w:tplc="0C090005" w:tentative="1">
+      <w:start w:val="1"/>
+      <w:numFmt w:val="bullet"/>
+      <w:lvlText w:val=""/>
+      <w:lvlJc w:val="left"/>
+      <w:pPr>
+        <w:ind w:left="6480" w:hanging="360"/>
+      </w:pPr>
+      <w:rPr>
+        <w:rFonts w:ascii="Wingdings" w:hAnsi="Wingdings" w:hint="default"/>
+      </w:rPr>
+    </w:lvl>
+  </w:abstractNum>
+  <w:abstractNum w:abstractNumId="20" w15:restartNumberingAfterBreak="0">
+    <w:nsid w:val="5F99353D"/>
+    <w:multiLevelType w:val="hybridMultilevel"/>
+    <w:tmpl w:val="5D0AA180"/>
+    <w:lvl w:ilvl="0" w:tplc="7EE6E4FE">
+      <w:start w:val="3"/>
+      <w:numFmt w:val="bullet"/>
+      <w:lvlText w:val="-"/>
+      <w:lvlJc w:val="left"/>
+      <w:pPr>
+        <w:ind w:left="720" w:hanging="360"/>
+      </w:pPr>
+      <w:rPr>
+        <w:rFonts w:ascii="Calibri" w:eastAsiaTheme="minorEastAsia" w:hAnsi="Calibri" w:cs="Calibri" w:hint="default"/>
+      </w:rPr>
+    </w:lvl>
+    <w:lvl w:ilvl="1" w:tplc="0C090003" w:tentative="1">
+      <w:start w:val="1"/>
+      <w:numFmt w:val="bullet"/>
+      <w:lvlText w:val="o"/>
+      <w:lvlJc w:val="left"/>
+      <w:pPr>
+        <w:ind w:left="1440" w:hanging="360"/>
+      </w:pPr>
+      <w:rPr>
+        <w:rFonts w:ascii="Courier New" w:hAnsi="Courier New" w:cs="Courier New" w:hint="default"/>
+      </w:rPr>
+    </w:lvl>
+    <w:lvl w:ilvl="2" w:tplc="0C090005" w:tentative="1">
+      <w:start w:val="1"/>
+      <w:numFmt w:val="bullet"/>
+      <w:lvlText w:val=""/>
+      <w:lvlJc w:val="left"/>
+      <w:pPr>
+        <w:ind w:left="2160" w:hanging="360"/>
+      </w:pPr>
+      <w:rPr>
+        <w:rFonts w:ascii="Wingdings" w:hAnsi="Wingdings" w:hint="default"/>
+      </w:rPr>
+    </w:lvl>
+    <w:lvl w:ilvl="3" w:tplc="0C090001" w:tentative="1">
+      <w:start w:val="1"/>
+      <w:numFmt w:val="bullet"/>
+      <w:lvlText w:val=""/>
+      <w:lvlJc w:val="left"/>
+      <w:pPr>
+        <w:ind w:left="2880" w:hanging="360"/>
+      </w:pPr>
+      <w:rPr>
+        <w:rFonts w:ascii="Symbol" w:hAnsi="Symbol" w:hint="default"/>
+      </w:rPr>
+    </w:lvl>
+    <w:lvl w:ilvl="4" w:tplc="0C090003" w:tentative="1">
+      <w:start w:val="1"/>
+      <w:numFmt w:val="bullet"/>
+      <w:lvlText w:val="o"/>
+      <w:lvlJc w:val="left"/>
+      <w:pPr>
+        <w:ind w:left="3600" w:hanging="360"/>
+      </w:pPr>
+      <w:rPr>
+        <w:rFonts w:ascii="Courier New" w:hAnsi="Courier New" w:cs="Courier New" w:hint="default"/>
+      </w:rPr>
+    </w:lvl>
+    <w:lvl w:ilvl="5" w:tplc="0C090005" w:tentative="1">
+      <w:start w:val="1"/>
+      <w:numFmt w:val="bullet"/>
+      <w:lvlText w:val=""/>
+      <w:lvlJc w:val="left"/>
+      <w:pPr>
+        <w:ind w:left="4320" w:hanging="360"/>
+      </w:pPr>
+      <w:rPr>
+        <w:rFonts w:ascii="Wingdings" w:hAnsi="Wingdings" w:hint="default"/>
+      </w:rPr>
+    </w:lvl>
+    <w:lvl w:ilvl="6" w:tplc="0C090001" w:tentative="1">
+      <w:start w:val="1"/>
+      <w:numFmt w:val="bullet"/>
+      <w:lvlText w:val=""/>
+      <w:lvlJc w:val="left"/>
+      <w:pPr>
+        <w:ind w:left="5040" w:hanging="360"/>
+      </w:pPr>
+      <w:rPr>
+        <w:rFonts w:ascii="Symbol" w:hAnsi="Symbol" w:hint="default"/>
+      </w:rPr>
+    </w:lvl>
+    <w:lvl w:ilvl="7" w:tplc="0C090003" w:tentative="1">
+      <w:start w:val="1"/>
+      <w:numFmt w:val="bullet"/>
+      <w:lvlText w:val="o"/>
+      <w:lvlJc w:val="left"/>
+      <w:pPr>
+        <w:ind w:left="5760" w:hanging="360"/>
+      </w:pPr>
+      <w:rPr>
+        <w:rFonts w:ascii="Courier New" w:hAnsi="Courier New" w:cs="Courier New" w:hint="default"/>
+      </w:rPr>
+    </w:lvl>
+    <w:lvl w:ilvl="8" w:tplc="0C090005" w:tentative="1">
+      <w:start w:val="1"/>
+      <w:numFmt w:val="bullet"/>
+      <w:lvlText w:val=""/>
+      <w:lvlJc w:val="left"/>
+      <w:pPr>
+        <w:ind w:left="6480" w:hanging="360"/>
+      </w:pPr>
+      <w:rPr>
+        <w:rFonts w:ascii="Wingdings" w:hAnsi="Wingdings" w:hint="default"/>
+      </w:rPr>
+    </w:lvl>
+  </w:abstractNum>
+  <w:abstractNum w:abstractNumId="21" w15:restartNumberingAfterBreak="0">
     <w:nsid w:val="60880FA4"/>
     <w:multiLevelType w:val="hybridMultilevel"/>
     <w:tmpl w:val="95B839D2"/>
@@ -12916,7 +16537,459 @@
       </w:rPr>
     </w:lvl>
   </w:abstractNum>
-  <w:abstractNum w:abstractNumId="12" w15:restartNumberingAfterBreak="0">
+  <w:abstractNum w:abstractNumId="22" w15:restartNumberingAfterBreak="0">
+    <w:nsid w:val="63E33904"/>
+    <w:multiLevelType w:val="hybridMultilevel"/>
+    <w:tmpl w:val="09A69652"/>
+    <w:lvl w:ilvl="0" w:tplc="7EE6E4FE">
+      <w:start w:val="3"/>
+      <w:numFmt w:val="bullet"/>
+      <w:lvlText w:val="-"/>
+      <w:lvlJc w:val="left"/>
+      <w:pPr>
+        <w:ind w:left="720" w:hanging="360"/>
+      </w:pPr>
+      <w:rPr>
+        <w:rFonts w:ascii="Calibri" w:eastAsiaTheme="minorEastAsia" w:hAnsi="Calibri" w:cs="Calibri" w:hint="default"/>
+      </w:rPr>
+    </w:lvl>
+    <w:lvl w:ilvl="1" w:tplc="0C090003" w:tentative="1">
+      <w:start w:val="1"/>
+      <w:numFmt w:val="bullet"/>
+      <w:lvlText w:val="o"/>
+      <w:lvlJc w:val="left"/>
+      <w:pPr>
+        <w:ind w:left="1440" w:hanging="360"/>
+      </w:pPr>
+      <w:rPr>
+        <w:rFonts w:ascii="Courier New" w:hAnsi="Courier New" w:cs="Courier New" w:hint="default"/>
+      </w:rPr>
+    </w:lvl>
+    <w:lvl w:ilvl="2" w:tplc="0C090005" w:tentative="1">
+      <w:start w:val="1"/>
+      <w:numFmt w:val="bullet"/>
+      <w:lvlText w:val=""/>
+      <w:lvlJc w:val="left"/>
+      <w:pPr>
+        <w:ind w:left="2160" w:hanging="360"/>
+      </w:pPr>
+      <w:rPr>
+        <w:rFonts w:ascii="Wingdings" w:hAnsi="Wingdings" w:hint="default"/>
+      </w:rPr>
+    </w:lvl>
+    <w:lvl w:ilvl="3" w:tplc="0C090001" w:tentative="1">
+      <w:start w:val="1"/>
+      <w:numFmt w:val="bullet"/>
+      <w:lvlText w:val=""/>
+      <w:lvlJc w:val="left"/>
+      <w:pPr>
+        <w:ind w:left="2880" w:hanging="360"/>
+      </w:pPr>
+      <w:rPr>
+        <w:rFonts w:ascii="Symbol" w:hAnsi="Symbol" w:hint="default"/>
+      </w:rPr>
+    </w:lvl>
+    <w:lvl w:ilvl="4" w:tplc="0C090003" w:tentative="1">
+      <w:start w:val="1"/>
+      <w:numFmt w:val="bullet"/>
+      <w:lvlText w:val="o"/>
+      <w:lvlJc w:val="left"/>
+      <w:pPr>
+        <w:ind w:left="3600" w:hanging="360"/>
+      </w:pPr>
+      <w:rPr>
+        <w:rFonts w:ascii="Courier New" w:hAnsi="Courier New" w:cs="Courier New" w:hint="default"/>
+      </w:rPr>
+    </w:lvl>
+    <w:lvl w:ilvl="5" w:tplc="0C090005" w:tentative="1">
+      <w:start w:val="1"/>
+      <w:numFmt w:val="bullet"/>
+      <w:lvlText w:val=""/>
+      <w:lvlJc w:val="left"/>
+      <w:pPr>
+        <w:ind w:left="4320" w:hanging="360"/>
+      </w:pPr>
+      <w:rPr>
+        <w:rFonts w:ascii="Wingdings" w:hAnsi="Wingdings" w:hint="default"/>
+      </w:rPr>
+    </w:lvl>
+    <w:lvl w:ilvl="6" w:tplc="0C090001" w:tentative="1">
+      <w:start w:val="1"/>
+      <w:numFmt w:val="bullet"/>
+      <w:lvlText w:val=""/>
+      <w:lvlJc w:val="left"/>
+      <w:pPr>
+        <w:ind w:left="5040" w:hanging="360"/>
+      </w:pPr>
+      <w:rPr>
+        <w:rFonts w:ascii="Symbol" w:hAnsi="Symbol" w:hint="default"/>
+      </w:rPr>
+    </w:lvl>
+    <w:lvl w:ilvl="7" w:tplc="0C090003" w:tentative="1">
+      <w:start w:val="1"/>
+      <w:numFmt w:val="bullet"/>
+      <w:lvlText w:val="o"/>
+      <w:lvlJc w:val="left"/>
+      <w:pPr>
+        <w:ind w:left="5760" w:hanging="360"/>
+      </w:pPr>
+      <w:rPr>
+        <w:rFonts w:ascii="Courier New" w:hAnsi="Courier New" w:cs="Courier New" w:hint="default"/>
+      </w:rPr>
+    </w:lvl>
+    <w:lvl w:ilvl="8" w:tplc="0C090005" w:tentative="1">
+      <w:start w:val="1"/>
+      <w:numFmt w:val="bullet"/>
+      <w:lvlText w:val=""/>
+      <w:lvlJc w:val="left"/>
+      <w:pPr>
+        <w:ind w:left="6480" w:hanging="360"/>
+      </w:pPr>
+      <w:rPr>
+        <w:rFonts w:ascii="Wingdings" w:hAnsi="Wingdings" w:hint="default"/>
+      </w:rPr>
+    </w:lvl>
+  </w:abstractNum>
+  <w:abstractNum w:abstractNumId="23" w15:restartNumberingAfterBreak="0">
+    <w:nsid w:val="64B30100"/>
+    <w:multiLevelType w:val="hybridMultilevel"/>
+    <w:tmpl w:val="32C2881E"/>
+    <w:lvl w:ilvl="0" w:tplc="7EE6E4FE">
+      <w:start w:val="3"/>
+      <w:numFmt w:val="bullet"/>
+      <w:lvlText w:val="-"/>
+      <w:lvlJc w:val="left"/>
+      <w:pPr>
+        <w:ind w:left="720" w:hanging="360"/>
+      </w:pPr>
+      <w:rPr>
+        <w:rFonts w:ascii="Calibri" w:eastAsiaTheme="minorEastAsia" w:hAnsi="Calibri" w:cs="Calibri" w:hint="default"/>
+      </w:rPr>
+    </w:lvl>
+    <w:lvl w:ilvl="1" w:tplc="0C090003" w:tentative="1">
+      <w:start w:val="1"/>
+      <w:numFmt w:val="bullet"/>
+      <w:lvlText w:val="o"/>
+      <w:lvlJc w:val="left"/>
+      <w:pPr>
+        <w:ind w:left="1440" w:hanging="360"/>
+      </w:pPr>
+      <w:rPr>
+        <w:rFonts w:ascii="Courier New" w:hAnsi="Courier New" w:cs="Courier New" w:hint="default"/>
+      </w:rPr>
+    </w:lvl>
+    <w:lvl w:ilvl="2" w:tplc="0C090005" w:tentative="1">
+      <w:start w:val="1"/>
+      <w:numFmt w:val="bullet"/>
+      <w:lvlText w:val=""/>
+      <w:lvlJc w:val="left"/>
+      <w:pPr>
+        <w:ind w:left="2160" w:hanging="360"/>
+      </w:pPr>
+      <w:rPr>
+        <w:rFonts w:ascii="Wingdings" w:hAnsi="Wingdings" w:hint="default"/>
+      </w:rPr>
+    </w:lvl>
+    <w:lvl w:ilvl="3" w:tplc="0C090001" w:tentative="1">
+      <w:start w:val="1"/>
+      <w:numFmt w:val="bullet"/>
+      <w:lvlText w:val=""/>
+      <w:lvlJc w:val="left"/>
+      <w:pPr>
+        <w:ind w:left="2880" w:hanging="360"/>
+      </w:pPr>
+      <w:rPr>
+        <w:rFonts w:ascii="Symbol" w:hAnsi="Symbol" w:hint="default"/>
+      </w:rPr>
+    </w:lvl>
+    <w:lvl w:ilvl="4" w:tplc="0C090003" w:tentative="1">
+      <w:start w:val="1"/>
+      <w:numFmt w:val="bullet"/>
+      <w:lvlText w:val="o"/>
+      <w:lvlJc w:val="left"/>
+      <w:pPr>
+        <w:ind w:left="3600" w:hanging="360"/>
+      </w:pPr>
+      <w:rPr>
+        <w:rFonts w:ascii="Courier New" w:hAnsi="Courier New" w:cs="Courier New" w:hint="default"/>
+      </w:rPr>
+    </w:lvl>
+    <w:lvl w:ilvl="5" w:tplc="0C090005" w:tentative="1">
+      <w:start w:val="1"/>
+      <w:numFmt w:val="bullet"/>
+      <w:lvlText w:val=""/>
+      <w:lvlJc w:val="left"/>
+      <w:pPr>
+        <w:ind w:left="4320" w:hanging="360"/>
+      </w:pPr>
+      <w:rPr>
+        <w:rFonts w:ascii="Wingdings" w:hAnsi="Wingdings" w:hint="default"/>
+      </w:rPr>
+    </w:lvl>
+    <w:lvl w:ilvl="6" w:tplc="0C090001" w:tentative="1">
+      <w:start w:val="1"/>
+      <w:numFmt w:val="bullet"/>
+      <w:lvlText w:val=""/>
+      <w:lvlJc w:val="left"/>
+      <w:pPr>
+        <w:ind w:left="5040" w:hanging="360"/>
+      </w:pPr>
+      <w:rPr>
+        <w:rFonts w:ascii="Symbol" w:hAnsi="Symbol" w:hint="default"/>
+      </w:rPr>
+    </w:lvl>
+    <w:lvl w:ilvl="7" w:tplc="0C090003" w:tentative="1">
+      <w:start w:val="1"/>
+      <w:numFmt w:val="bullet"/>
+      <w:lvlText w:val="o"/>
+      <w:lvlJc w:val="left"/>
+      <w:pPr>
+        <w:ind w:left="5760" w:hanging="360"/>
+      </w:pPr>
+      <w:rPr>
+        <w:rFonts w:ascii="Courier New" w:hAnsi="Courier New" w:cs="Courier New" w:hint="default"/>
+      </w:rPr>
+    </w:lvl>
+    <w:lvl w:ilvl="8" w:tplc="0C090005" w:tentative="1">
+      <w:start w:val="1"/>
+      <w:numFmt w:val="bullet"/>
+      <w:lvlText w:val=""/>
+      <w:lvlJc w:val="left"/>
+      <w:pPr>
+        <w:ind w:left="6480" w:hanging="360"/>
+      </w:pPr>
+      <w:rPr>
+        <w:rFonts w:ascii="Wingdings" w:hAnsi="Wingdings" w:hint="default"/>
+      </w:rPr>
+    </w:lvl>
+  </w:abstractNum>
+  <w:abstractNum w:abstractNumId="24" w15:restartNumberingAfterBreak="0">
+    <w:nsid w:val="6CFC6171"/>
+    <w:multiLevelType w:val="hybridMultilevel"/>
+    <w:tmpl w:val="F4028A56"/>
+    <w:lvl w:ilvl="0" w:tplc="7EE6E4FE">
+      <w:start w:val="3"/>
+      <w:numFmt w:val="bullet"/>
+      <w:lvlText w:val="-"/>
+      <w:lvlJc w:val="left"/>
+      <w:pPr>
+        <w:ind w:left="720" w:hanging="360"/>
+      </w:pPr>
+      <w:rPr>
+        <w:rFonts w:ascii="Calibri" w:eastAsiaTheme="minorEastAsia" w:hAnsi="Calibri" w:cs="Calibri" w:hint="default"/>
+      </w:rPr>
+    </w:lvl>
+    <w:lvl w:ilvl="1" w:tplc="0C090003" w:tentative="1">
+      <w:start w:val="1"/>
+      <w:numFmt w:val="bullet"/>
+      <w:lvlText w:val="o"/>
+      <w:lvlJc w:val="left"/>
+      <w:pPr>
+        <w:ind w:left="1440" w:hanging="360"/>
+      </w:pPr>
+      <w:rPr>
+        <w:rFonts w:ascii="Courier New" w:hAnsi="Courier New" w:cs="Courier New" w:hint="default"/>
+      </w:rPr>
+    </w:lvl>
+    <w:lvl w:ilvl="2" w:tplc="0C090005" w:tentative="1">
+      <w:start w:val="1"/>
+      <w:numFmt w:val="bullet"/>
+      <w:lvlText w:val=""/>
+      <w:lvlJc w:val="left"/>
+      <w:pPr>
+        <w:ind w:left="2160" w:hanging="360"/>
+      </w:pPr>
+      <w:rPr>
+        <w:rFonts w:ascii="Wingdings" w:hAnsi="Wingdings" w:hint="default"/>
+      </w:rPr>
+    </w:lvl>
+    <w:lvl w:ilvl="3" w:tplc="0C090001" w:tentative="1">
+      <w:start w:val="1"/>
+      <w:numFmt w:val="bullet"/>
+      <w:lvlText w:val=""/>
+      <w:lvlJc w:val="left"/>
+      <w:pPr>
+        <w:ind w:left="2880" w:hanging="360"/>
+      </w:pPr>
+      <w:rPr>
+        <w:rFonts w:ascii="Symbol" w:hAnsi="Symbol" w:hint="default"/>
+      </w:rPr>
+    </w:lvl>
+    <w:lvl w:ilvl="4" w:tplc="0C090003" w:tentative="1">
+      <w:start w:val="1"/>
+      <w:numFmt w:val="bullet"/>
+      <w:lvlText w:val="o"/>
+      <w:lvlJc w:val="left"/>
+      <w:pPr>
+        <w:ind w:left="3600" w:hanging="360"/>
+      </w:pPr>
+      <w:rPr>
+        <w:rFonts w:ascii="Courier New" w:hAnsi="Courier New" w:cs="Courier New" w:hint="default"/>
+      </w:rPr>
+    </w:lvl>
+    <w:lvl w:ilvl="5" w:tplc="0C090005" w:tentative="1">
+      <w:start w:val="1"/>
+      <w:numFmt w:val="bullet"/>
+      <w:lvlText w:val=""/>
+      <w:lvlJc w:val="left"/>
+      <w:pPr>
+        <w:ind w:left="4320" w:hanging="360"/>
+      </w:pPr>
+      <w:rPr>
+        <w:rFonts w:ascii="Wingdings" w:hAnsi="Wingdings" w:hint="default"/>
+      </w:rPr>
+    </w:lvl>
+    <w:lvl w:ilvl="6" w:tplc="0C090001" w:tentative="1">
+      <w:start w:val="1"/>
+      <w:numFmt w:val="bullet"/>
+      <w:lvlText w:val=""/>
+      <w:lvlJc w:val="left"/>
+      <w:pPr>
+        <w:ind w:left="5040" w:hanging="360"/>
+      </w:pPr>
+      <w:rPr>
+        <w:rFonts w:ascii="Symbol" w:hAnsi="Symbol" w:hint="default"/>
+      </w:rPr>
+    </w:lvl>
+    <w:lvl w:ilvl="7" w:tplc="0C090003" w:tentative="1">
+      <w:start w:val="1"/>
+      <w:numFmt w:val="bullet"/>
+      <w:lvlText w:val="o"/>
+      <w:lvlJc w:val="left"/>
+      <w:pPr>
+        <w:ind w:left="5760" w:hanging="360"/>
+      </w:pPr>
+      <w:rPr>
+        <w:rFonts w:ascii="Courier New" w:hAnsi="Courier New" w:cs="Courier New" w:hint="default"/>
+      </w:rPr>
+    </w:lvl>
+    <w:lvl w:ilvl="8" w:tplc="0C090005" w:tentative="1">
+      <w:start w:val="1"/>
+      <w:numFmt w:val="bullet"/>
+      <w:lvlText w:val=""/>
+      <w:lvlJc w:val="left"/>
+      <w:pPr>
+        <w:ind w:left="6480" w:hanging="360"/>
+      </w:pPr>
+      <w:rPr>
+        <w:rFonts w:ascii="Wingdings" w:hAnsi="Wingdings" w:hint="default"/>
+      </w:rPr>
+    </w:lvl>
+  </w:abstractNum>
+  <w:abstractNum w:abstractNumId="25" w15:restartNumberingAfterBreak="0">
+    <w:nsid w:val="6EDD6D54"/>
+    <w:multiLevelType w:val="hybridMultilevel"/>
+    <w:tmpl w:val="EAEA96C6"/>
+    <w:lvl w:ilvl="0" w:tplc="7EE6E4FE">
+      <w:start w:val="3"/>
+      <w:numFmt w:val="bullet"/>
+      <w:lvlText w:val="-"/>
+      <w:lvlJc w:val="left"/>
+      <w:pPr>
+        <w:ind w:left="720" w:hanging="360"/>
+      </w:pPr>
+      <w:rPr>
+        <w:rFonts w:ascii="Calibri" w:eastAsiaTheme="minorEastAsia" w:hAnsi="Calibri" w:cs="Calibri" w:hint="default"/>
+      </w:rPr>
+    </w:lvl>
+    <w:lvl w:ilvl="1" w:tplc="0C090003" w:tentative="1">
+      <w:start w:val="1"/>
+      <w:numFmt w:val="bullet"/>
+      <w:lvlText w:val="o"/>
+      <w:lvlJc w:val="left"/>
+      <w:pPr>
+        <w:ind w:left="1440" w:hanging="360"/>
+      </w:pPr>
+      <w:rPr>
+        <w:rFonts w:ascii="Courier New" w:hAnsi="Courier New" w:cs="Courier New" w:hint="default"/>
+      </w:rPr>
+    </w:lvl>
+    <w:lvl w:ilvl="2" w:tplc="0C090005" w:tentative="1">
+      <w:start w:val="1"/>
+      <w:numFmt w:val="bullet"/>
+      <w:lvlText w:val=""/>
+      <w:lvlJc w:val="left"/>
+      <w:pPr>
+        <w:ind w:left="2160" w:hanging="360"/>
+      </w:pPr>
+      <w:rPr>
+        <w:rFonts w:ascii="Wingdings" w:hAnsi="Wingdings" w:hint="default"/>
+      </w:rPr>
+    </w:lvl>
+    <w:lvl w:ilvl="3" w:tplc="0C090001" w:tentative="1">
+      <w:start w:val="1"/>
+      <w:numFmt w:val="bullet"/>
+      <w:lvlText w:val=""/>
+      <w:lvlJc w:val="left"/>
+      <w:pPr>
+        <w:ind w:left="2880" w:hanging="360"/>
+      </w:pPr>
+      <w:rPr>
+        <w:rFonts w:ascii="Symbol" w:hAnsi="Symbol" w:hint="default"/>
+      </w:rPr>
+    </w:lvl>
+    <w:lvl w:ilvl="4" w:tplc="0C090003" w:tentative="1">
+      <w:start w:val="1"/>
+      <w:numFmt w:val="bullet"/>
+      <w:lvlText w:val="o"/>
+      <w:lvlJc w:val="left"/>
+      <w:pPr>
+        <w:ind w:left="3600" w:hanging="360"/>
+      </w:pPr>
+      <w:rPr>
+        <w:rFonts w:ascii="Courier New" w:hAnsi="Courier New" w:cs="Courier New" w:hint="default"/>
+      </w:rPr>
+    </w:lvl>
+    <w:lvl w:ilvl="5" w:tplc="0C090005" w:tentative="1">
+      <w:start w:val="1"/>
+      <w:numFmt w:val="bullet"/>
+      <w:lvlText w:val=""/>
+      <w:lvlJc w:val="left"/>
+      <w:pPr>
+        <w:ind w:left="4320" w:hanging="360"/>
+      </w:pPr>
+      <w:rPr>
+        <w:rFonts w:ascii="Wingdings" w:hAnsi="Wingdings" w:hint="default"/>
+      </w:rPr>
+    </w:lvl>
+    <w:lvl w:ilvl="6" w:tplc="0C090001" w:tentative="1">
+      <w:start w:val="1"/>
+      <w:numFmt w:val="bullet"/>
+      <w:lvlText w:val=""/>
+      <w:lvlJc w:val="left"/>
+      <w:pPr>
+        <w:ind w:left="5040" w:hanging="360"/>
+      </w:pPr>
+      <w:rPr>
+        <w:rFonts w:ascii="Symbol" w:hAnsi="Symbol" w:hint="default"/>
+      </w:rPr>
+    </w:lvl>
+    <w:lvl w:ilvl="7" w:tplc="0C090003" w:tentative="1">
+      <w:start w:val="1"/>
+      <w:numFmt w:val="bullet"/>
+      <w:lvlText w:val="o"/>
+      <w:lvlJc w:val="left"/>
+      <w:pPr>
+        <w:ind w:left="5760" w:hanging="360"/>
+      </w:pPr>
+      <w:rPr>
+        <w:rFonts w:ascii="Courier New" w:hAnsi="Courier New" w:cs="Courier New" w:hint="default"/>
+      </w:rPr>
+    </w:lvl>
+    <w:lvl w:ilvl="8" w:tplc="0C090005" w:tentative="1">
+      <w:start w:val="1"/>
+      <w:numFmt w:val="bullet"/>
+      <w:lvlText w:val=""/>
+      <w:lvlJc w:val="left"/>
+      <w:pPr>
+        <w:ind w:left="6480" w:hanging="360"/>
+      </w:pPr>
+      <w:rPr>
+        <w:rFonts w:ascii="Wingdings" w:hAnsi="Wingdings" w:hint="default"/>
+      </w:rPr>
+    </w:lvl>
+  </w:abstractNum>
+  <w:abstractNum w:abstractNumId="26" w15:restartNumberingAfterBreak="0">
     <w:nsid w:val="72061202"/>
     <w:multiLevelType w:val="hybridMultilevel"/>
     <w:tmpl w:val="74BE2E7C"/>
@@ -13029,7 +17102,233 @@
       </w:rPr>
     </w:lvl>
   </w:abstractNum>
-  <w:abstractNum w:abstractNumId="13" w15:restartNumberingAfterBreak="0">
+  <w:abstractNum w:abstractNumId="27" w15:restartNumberingAfterBreak="0">
+    <w:nsid w:val="73C75B9D"/>
+    <w:multiLevelType w:val="hybridMultilevel"/>
+    <w:tmpl w:val="D9F66DE6"/>
+    <w:lvl w:ilvl="0" w:tplc="7EE6E4FE">
+      <w:start w:val="3"/>
+      <w:numFmt w:val="bullet"/>
+      <w:lvlText w:val="-"/>
+      <w:lvlJc w:val="left"/>
+      <w:pPr>
+        <w:ind w:left="720" w:hanging="360"/>
+      </w:pPr>
+      <w:rPr>
+        <w:rFonts w:ascii="Calibri" w:eastAsiaTheme="minorEastAsia" w:hAnsi="Calibri" w:cs="Calibri" w:hint="default"/>
+      </w:rPr>
+    </w:lvl>
+    <w:lvl w:ilvl="1" w:tplc="0C090003" w:tentative="1">
+      <w:start w:val="1"/>
+      <w:numFmt w:val="bullet"/>
+      <w:lvlText w:val="o"/>
+      <w:lvlJc w:val="left"/>
+      <w:pPr>
+        <w:ind w:left="1440" w:hanging="360"/>
+      </w:pPr>
+      <w:rPr>
+        <w:rFonts w:ascii="Courier New" w:hAnsi="Courier New" w:cs="Courier New" w:hint="default"/>
+      </w:rPr>
+    </w:lvl>
+    <w:lvl w:ilvl="2" w:tplc="0C090005" w:tentative="1">
+      <w:start w:val="1"/>
+      <w:numFmt w:val="bullet"/>
+      <w:lvlText w:val=""/>
+      <w:lvlJc w:val="left"/>
+      <w:pPr>
+        <w:ind w:left="2160" w:hanging="360"/>
+      </w:pPr>
+      <w:rPr>
+        <w:rFonts w:ascii="Wingdings" w:hAnsi="Wingdings" w:hint="default"/>
+      </w:rPr>
+    </w:lvl>
+    <w:lvl w:ilvl="3" w:tplc="0C090001" w:tentative="1">
+      <w:start w:val="1"/>
+      <w:numFmt w:val="bullet"/>
+      <w:lvlText w:val=""/>
+      <w:lvlJc w:val="left"/>
+      <w:pPr>
+        <w:ind w:left="2880" w:hanging="360"/>
+      </w:pPr>
+      <w:rPr>
+        <w:rFonts w:ascii="Symbol" w:hAnsi="Symbol" w:hint="default"/>
+      </w:rPr>
+    </w:lvl>
+    <w:lvl w:ilvl="4" w:tplc="0C090003" w:tentative="1">
+      <w:start w:val="1"/>
+      <w:numFmt w:val="bullet"/>
+      <w:lvlText w:val="o"/>
+      <w:lvlJc w:val="left"/>
+      <w:pPr>
+        <w:ind w:left="3600" w:hanging="360"/>
+      </w:pPr>
+      <w:rPr>
+        <w:rFonts w:ascii="Courier New" w:hAnsi="Courier New" w:cs="Courier New" w:hint="default"/>
+      </w:rPr>
+    </w:lvl>
+    <w:lvl w:ilvl="5" w:tplc="0C090005" w:tentative="1">
+      <w:start w:val="1"/>
+      <w:numFmt w:val="bullet"/>
+      <w:lvlText w:val=""/>
+      <w:lvlJc w:val="left"/>
+      <w:pPr>
+        <w:ind w:left="4320" w:hanging="360"/>
+      </w:pPr>
+      <w:rPr>
+        <w:rFonts w:ascii="Wingdings" w:hAnsi="Wingdings" w:hint="default"/>
+      </w:rPr>
+    </w:lvl>
+    <w:lvl w:ilvl="6" w:tplc="0C090001" w:tentative="1">
+      <w:start w:val="1"/>
+      <w:numFmt w:val="bullet"/>
+      <w:lvlText w:val=""/>
+      <w:lvlJc w:val="left"/>
+      <w:pPr>
+        <w:ind w:left="5040" w:hanging="360"/>
+      </w:pPr>
+      <w:rPr>
+        <w:rFonts w:ascii="Symbol" w:hAnsi="Symbol" w:hint="default"/>
+      </w:rPr>
+    </w:lvl>
+    <w:lvl w:ilvl="7" w:tplc="0C090003" w:tentative="1">
+      <w:start w:val="1"/>
+      <w:numFmt w:val="bullet"/>
+      <w:lvlText w:val="o"/>
+      <w:lvlJc w:val="left"/>
+      <w:pPr>
+        <w:ind w:left="5760" w:hanging="360"/>
+      </w:pPr>
+      <w:rPr>
+        <w:rFonts w:ascii="Courier New" w:hAnsi="Courier New" w:cs="Courier New" w:hint="default"/>
+      </w:rPr>
+    </w:lvl>
+    <w:lvl w:ilvl="8" w:tplc="0C090005" w:tentative="1">
+      <w:start w:val="1"/>
+      <w:numFmt w:val="bullet"/>
+      <w:lvlText w:val=""/>
+      <w:lvlJc w:val="left"/>
+      <w:pPr>
+        <w:ind w:left="6480" w:hanging="360"/>
+      </w:pPr>
+      <w:rPr>
+        <w:rFonts w:ascii="Wingdings" w:hAnsi="Wingdings" w:hint="default"/>
+      </w:rPr>
+    </w:lvl>
+  </w:abstractNum>
+  <w:abstractNum w:abstractNumId="28" w15:restartNumberingAfterBreak="0">
+    <w:nsid w:val="73D92ED7"/>
+    <w:multiLevelType w:val="hybridMultilevel"/>
+    <w:tmpl w:val="45C034DE"/>
+    <w:lvl w:ilvl="0" w:tplc="7EE6E4FE">
+      <w:start w:val="3"/>
+      <w:numFmt w:val="bullet"/>
+      <w:lvlText w:val="-"/>
+      <w:lvlJc w:val="left"/>
+      <w:pPr>
+        <w:ind w:left="720" w:hanging="360"/>
+      </w:pPr>
+      <w:rPr>
+        <w:rFonts w:ascii="Calibri" w:eastAsiaTheme="minorEastAsia" w:hAnsi="Calibri" w:cs="Calibri" w:hint="default"/>
+      </w:rPr>
+    </w:lvl>
+    <w:lvl w:ilvl="1" w:tplc="0C090003" w:tentative="1">
+      <w:start w:val="1"/>
+      <w:numFmt w:val="bullet"/>
+      <w:lvlText w:val="o"/>
+      <w:lvlJc w:val="left"/>
+      <w:pPr>
+        <w:ind w:left="1440" w:hanging="360"/>
+      </w:pPr>
+      <w:rPr>
+        <w:rFonts w:ascii="Courier New" w:hAnsi="Courier New" w:cs="Courier New" w:hint="default"/>
+      </w:rPr>
+    </w:lvl>
+    <w:lvl w:ilvl="2" w:tplc="0C090005" w:tentative="1">
+      <w:start w:val="1"/>
+      <w:numFmt w:val="bullet"/>
+      <w:lvlText w:val=""/>
+      <w:lvlJc w:val="left"/>
+      <w:pPr>
+        <w:ind w:left="2160" w:hanging="360"/>
+      </w:pPr>
+      <w:rPr>
+        <w:rFonts w:ascii="Wingdings" w:hAnsi="Wingdings" w:hint="default"/>
+      </w:rPr>
+    </w:lvl>
+    <w:lvl w:ilvl="3" w:tplc="0C090001" w:tentative="1">
+      <w:start w:val="1"/>
+      <w:numFmt w:val="bullet"/>
+      <w:lvlText w:val=""/>
+      <w:lvlJc w:val="left"/>
+      <w:pPr>
+        <w:ind w:left="2880" w:hanging="360"/>
+      </w:pPr>
+      <w:rPr>
+        <w:rFonts w:ascii="Symbol" w:hAnsi="Symbol" w:hint="default"/>
+      </w:rPr>
+    </w:lvl>
+    <w:lvl w:ilvl="4" w:tplc="0C090003" w:tentative="1">
+      <w:start w:val="1"/>
+      <w:numFmt w:val="bullet"/>
+      <w:lvlText w:val="o"/>
+      <w:lvlJc w:val="left"/>
+      <w:pPr>
+        <w:ind w:left="3600" w:hanging="360"/>
+      </w:pPr>
+      <w:rPr>
+        <w:rFonts w:ascii="Courier New" w:hAnsi="Courier New" w:cs="Courier New" w:hint="default"/>
+      </w:rPr>
+    </w:lvl>
+    <w:lvl w:ilvl="5" w:tplc="0C090005" w:tentative="1">
+      <w:start w:val="1"/>
+      <w:numFmt w:val="bullet"/>
+      <w:lvlText w:val=""/>
+      <w:lvlJc w:val="left"/>
+      <w:pPr>
+        <w:ind w:left="4320" w:hanging="360"/>
+      </w:pPr>
+      <w:rPr>
+        <w:rFonts w:ascii="Wingdings" w:hAnsi="Wingdings" w:hint="default"/>
+      </w:rPr>
+    </w:lvl>
+    <w:lvl w:ilvl="6" w:tplc="0C090001" w:tentative="1">
+      <w:start w:val="1"/>
+      <w:numFmt w:val="bullet"/>
+      <w:lvlText w:val=""/>
+      <w:lvlJc w:val="left"/>
+      <w:pPr>
+        <w:ind w:left="5040" w:hanging="360"/>
+      </w:pPr>
+      <w:rPr>
+        <w:rFonts w:ascii="Symbol" w:hAnsi="Symbol" w:hint="default"/>
+      </w:rPr>
+    </w:lvl>
+    <w:lvl w:ilvl="7" w:tplc="0C090003" w:tentative="1">
+      <w:start w:val="1"/>
+      <w:numFmt w:val="bullet"/>
+      <w:lvlText w:val="o"/>
+      <w:lvlJc w:val="left"/>
+      <w:pPr>
+        <w:ind w:left="5760" w:hanging="360"/>
+      </w:pPr>
+      <w:rPr>
+        <w:rFonts w:ascii="Courier New" w:hAnsi="Courier New" w:cs="Courier New" w:hint="default"/>
+      </w:rPr>
+    </w:lvl>
+    <w:lvl w:ilvl="8" w:tplc="0C090005" w:tentative="1">
+      <w:start w:val="1"/>
+      <w:numFmt w:val="bullet"/>
+      <w:lvlText w:val=""/>
+      <w:lvlJc w:val="left"/>
+      <w:pPr>
+        <w:ind w:left="6480" w:hanging="360"/>
+      </w:pPr>
+      <w:rPr>
+        <w:rFonts w:ascii="Wingdings" w:hAnsi="Wingdings" w:hint="default"/>
+      </w:rPr>
+    </w:lvl>
+  </w:abstractNum>
+  <w:abstractNum w:abstractNumId="29" w15:restartNumberingAfterBreak="0">
     <w:nsid w:val="776E0360"/>
     <w:multiLevelType w:val="hybridMultilevel"/>
     <w:tmpl w:val="69FC5988"/>
@@ -13142,7 +17441,7 @@
       </w:pPr>
     </w:lvl>
   </w:abstractNum>
-  <w:abstractNum w:abstractNumId="14" w15:restartNumberingAfterBreak="0">
+  <w:abstractNum w:abstractNumId="30" w15:restartNumberingAfterBreak="0">
     <w:nsid w:val="797E2341"/>
     <w:multiLevelType w:val="hybridMultilevel"/>
     <w:tmpl w:val="3D02E194"/>
@@ -13255,50 +17554,330 @@
       </w:rPr>
     </w:lvl>
   </w:abstractNum>
+  <w:abstractNum w:abstractNumId="31" w15:restartNumberingAfterBreak="0">
+    <w:nsid w:val="7B456BAD"/>
+    <w:multiLevelType w:val="hybridMultilevel"/>
+    <w:tmpl w:val="1C869EA2"/>
+    <w:lvl w:ilvl="0" w:tplc="7EE6E4FE">
+      <w:start w:val="3"/>
+      <w:numFmt w:val="bullet"/>
+      <w:lvlText w:val="-"/>
+      <w:lvlJc w:val="left"/>
+      <w:pPr>
+        <w:ind w:left="720" w:hanging="360"/>
+      </w:pPr>
+      <w:rPr>
+        <w:rFonts w:ascii="Calibri" w:eastAsiaTheme="minorEastAsia" w:hAnsi="Calibri" w:cs="Calibri" w:hint="default"/>
+      </w:rPr>
+    </w:lvl>
+    <w:lvl w:ilvl="1" w:tplc="0C090003" w:tentative="1">
+      <w:start w:val="1"/>
+      <w:numFmt w:val="bullet"/>
+      <w:lvlText w:val="o"/>
+      <w:lvlJc w:val="left"/>
+      <w:pPr>
+        <w:ind w:left="1440" w:hanging="360"/>
+      </w:pPr>
+      <w:rPr>
+        <w:rFonts w:ascii="Courier New" w:hAnsi="Courier New" w:cs="Courier New" w:hint="default"/>
+      </w:rPr>
+    </w:lvl>
+    <w:lvl w:ilvl="2" w:tplc="0C090005" w:tentative="1">
+      <w:start w:val="1"/>
+      <w:numFmt w:val="bullet"/>
+      <w:lvlText w:val=""/>
+      <w:lvlJc w:val="left"/>
+      <w:pPr>
+        <w:ind w:left="2160" w:hanging="360"/>
+      </w:pPr>
+      <w:rPr>
+        <w:rFonts w:ascii="Wingdings" w:hAnsi="Wingdings" w:hint="default"/>
+      </w:rPr>
+    </w:lvl>
+    <w:lvl w:ilvl="3" w:tplc="0C090001" w:tentative="1">
+      <w:start w:val="1"/>
+      <w:numFmt w:val="bullet"/>
+      <w:lvlText w:val=""/>
+      <w:lvlJc w:val="left"/>
+      <w:pPr>
+        <w:ind w:left="2880" w:hanging="360"/>
+      </w:pPr>
+      <w:rPr>
+        <w:rFonts w:ascii="Symbol" w:hAnsi="Symbol" w:hint="default"/>
+      </w:rPr>
+    </w:lvl>
+    <w:lvl w:ilvl="4" w:tplc="0C090003" w:tentative="1">
+      <w:start w:val="1"/>
+      <w:numFmt w:val="bullet"/>
+      <w:lvlText w:val="o"/>
+      <w:lvlJc w:val="left"/>
+      <w:pPr>
+        <w:ind w:left="3600" w:hanging="360"/>
+      </w:pPr>
+      <w:rPr>
+        <w:rFonts w:ascii="Courier New" w:hAnsi="Courier New" w:cs="Courier New" w:hint="default"/>
+      </w:rPr>
+    </w:lvl>
+    <w:lvl w:ilvl="5" w:tplc="0C090005" w:tentative="1">
+      <w:start w:val="1"/>
+      <w:numFmt w:val="bullet"/>
+      <w:lvlText w:val=""/>
+      <w:lvlJc w:val="left"/>
+      <w:pPr>
+        <w:ind w:left="4320" w:hanging="360"/>
+      </w:pPr>
+      <w:rPr>
+        <w:rFonts w:ascii="Wingdings" w:hAnsi="Wingdings" w:hint="default"/>
+      </w:rPr>
+    </w:lvl>
+    <w:lvl w:ilvl="6" w:tplc="0C090001" w:tentative="1">
+      <w:start w:val="1"/>
+      <w:numFmt w:val="bullet"/>
+      <w:lvlText w:val=""/>
+      <w:lvlJc w:val="left"/>
+      <w:pPr>
+        <w:ind w:left="5040" w:hanging="360"/>
+      </w:pPr>
+      <w:rPr>
+        <w:rFonts w:ascii="Symbol" w:hAnsi="Symbol" w:hint="default"/>
+      </w:rPr>
+    </w:lvl>
+    <w:lvl w:ilvl="7" w:tplc="0C090003" w:tentative="1">
+      <w:start w:val="1"/>
+      <w:numFmt w:val="bullet"/>
+      <w:lvlText w:val="o"/>
+      <w:lvlJc w:val="left"/>
+      <w:pPr>
+        <w:ind w:left="5760" w:hanging="360"/>
+      </w:pPr>
+      <w:rPr>
+        <w:rFonts w:ascii="Courier New" w:hAnsi="Courier New" w:cs="Courier New" w:hint="default"/>
+      </w:rPr>
+    </w:lvl>
+    <w:lvl w:ilvl="8" w:tplc="0C090005" w:tentative="1">
+      <w:start w:val="1"/>
+      <w:numFmt w:val="bullet"/>
+      <w:lvlText w:val=""/>
+      <w:lvlJc w:val="left"/>
+      <w:pPr>
+        <w:ind w:left="6480" w:hanging="360"/>
+      </w:pPr>
+      <w:rPr>
+        <w:rFonts w:ascii="Wingdings" w:hAnsi="Wingdings" w:hint="default"/>
+      </w:rPr>
+    </w:lvl>
+  </w:abstractNum>
+  <w:abstractNum w:abstractNumId="32" w15:restartNumberingAfterBreak="0">
+    <w:nsid w:val="7FA81D2A"/>
+    <w:multiLevelType w:val="hybridMultilevel"/>
+    <w:tmpl w:val="05249358"/>
+    <w:lvl w:ilvl="0" w:tplc="7EE6E4FE">
+      <w:start w:val="3"/>
+      <w:numFmt w:val="bullet"/>
+      <w:lvlText w:val="-"/>
+      <w:lvlJc w:val="left"/>
+      <w:pPr>
+        <w:ind w:left="720" w:hanging="360"/>
+      </w:pPr>
+      <w:rPr>
+        <w:rFonts w:ascii="Calibri" w:eastAsiaTheme="minorEastAsia" w:hAnsi="Calibri" w:cs="Calibri" w:hint="default"/>
+      </w:rPr>
+    </w:lvl>
+    <w:lvl w:ilvl="1" w:tplc="0C090003" w:tentative="1">
+      <w:start w:val="1"/>
+      <w:numFmt w:val="bullet"/>
+      <w:lvlText w:val="o"/>
+      <w:lvlJc w:val="left"/>
+      <w:pPr>
+        <w:ind w:left="1440" w:hanging="360"/>
+      </w:pPr>
+      <w:rPr>
+        <w:rFonts w:ascii="Courier New" w:hAnsi="Courier New" w:cs="Courier New" w:hint="default"/>
+      </w:rPr>
+    </w:lvl>
+    <w:lvl w:ilvl="2" w:tplc="0C090005" w:tentative="1">
+      <w:start w:val="1"/>
+      <w:numFmt w:val="bullet"/>
+      <w:lvlText w:val=""/>
+      <w:lvlJc w:val="left"/>
+      <w:pPr>
+        <w:ind w:left="2160" w:hanging="360"/>
+      </w:pPr>
+      <w:rPr>
+        <w:rFonts w:ascii="Wingdings" w:hAnsi="Wingdings" w:hint="default"/>
+      </w:rPr>
+    </w:lvl>
+    <w:lvl w:ilvl="3" w:tplc="0C090001" w:tentative="1">
+      <w:start w:val="1"/>
+      <w:numFmt w:val="bullet"/>
+      <w:lvlText w:val=""/>
+      <w:lvlJc w:val="left"/>
+      <w:pPr>
+        <w:ind w:left="2880" w:hanging="360"/>
+      </w:pPr>
+      <w:rPr>
+        <w:rFonts w:ascii="Symbol" w:hAnsi="Symbol" w:hint="default"/>
+      </w:rPr>
+    </w:lvl>
+    <w:lvl w:ilvl="4" w:tplc="0C090003" w:tentative="1">
+      <w:start w:val="1"/>
+      <w:numFmt w:val="bullet"/>
+      <w:lvlText w:val="o"/>
+      <w:lvlJc w:val="left"/>
+      <w:pPr>
+        <w:ind w:left="3600" w:hanging="360"/>
+      </w:pPr>
+      <w:rPr>
+        <w:rFonts w:ascii="Courier New" w:hAnsi="Courier New" w:cs="Courier New" w:hint="default"/>
+      </w:rPr>
+    </w:lvl>
+    <w:lvl w:ilvl="5" w:tplc="0C090005" w:tentative="1">
+      <w:start w:val="1"/>
+      <w:numFmt w:val="bullet"/>
+      <w:lvlText w:val=""/>
+      <w:lvlJc w:val="left"/>
+      <w:pPr>
+        <w:ind w:left="4320" w:hanging="360"/>
+      </w:pPr>
+      <w:rPr>
+        <w:rFonts w:ascii="Wingdings" w:hAnsi="Wingdings" w:hint="default"/>
+      </w:rPr>
+    </w:lvl>
+    <w:lvl w:ilvl="6" w:tplc="0C090001" w:tentative="1">
+      <w:start w:val="1"/>
+      <w:numFmt w:val="bullet"/>
+      <w:lvlText w:val=""/>
+      <w:lvlJc w:val="left"/>
+      <w:pPr>
+        <w:ind w:left="5040" w:hanging="360"/>
+      </w:pPr>
+      <w:rPr>
+        <w:rFonts w:ascii="Symbol" w:hAnsi="Symbol" w:hint="default"/>
+      </w:rPr>
+    </w:lvl>
+    <w:lvl w:ilvl="7" w:tplc="0C090003" w:tentative="1">
+      <w:start w:val="1"/>
+      <w:numFmt w:val="bullet"/>
+      <w:lvlText w:val="o"/>
+      <w:lvlJc w:val="left"/>
+      <w:pPr>
+        <w:ind w:left="5760" w:hanging="360"/>
+      </w:pPr>
+      <w:rPr>
+        <w:rFonts w:ascii="Courier New" w:hAnsi="Courier New" w:cs="Courier New" w:hint="default"/>
+      </w:rPr>
+    </w:lvl>
+    <w:lvl w:ilvl="8" w:tplc="0C090005" w:tentative="1">
+      <w:start w:val="1"/>
+      <w:numFmt w:val="bullet"/>
+      <w:lvlText w:val=""/>
+      <w:lvlJc w:val="left"/>
+      <w:pPr>
+        <w:ind w:left="6480" w:hanging="360"/>
+      </w:pPr>
+      <w:rPr>
+        <w:rFonts w:ascii="Wingdings" w:hAnsi="Wingdings" w:hint="default"/>
+      </w:rPr>
+    </w:lvl>
+  </w:abstractNum>
   <w:num w:numId="1" w16cid:durableId="792482711">
+    <w:abstractNumId w:val="29"/>
+  </w:num>
+  <w:num w:numId="2" w16cid:durableId="2067756221">
+    <w:abstractNumId w:val="26"/>
+  </w:num>
+  <w:num w:numId="3" w16cid:durableId="719868787">
+    <w:abstractNumId w:val="17"/>
+  </w:num>
+  <w:num w:numId="4" w16cid:durableId="1645818660">
+    <w:abstractNumId w:val="16"/>
+  </w:num>
+  <w:num w:numId="5" w16cid:durableId="999309655">
+    <w:abstractNumId w:val="30"/>
+  </w:num>
+  <w:num w:numId="6" w16cid:durableId="647057760">
+    <w:abstractNumId w:val="5"/>
+  </w:num>
+  <w:num w:numId="7" w16cid:durableId="1391735704">
+    <w:abstractNumId w:val="4"/>
+  </w:num>
+  <w:num w:numId="8" w16cid:durableId="1743289594">
+    <w:abstractNumId w:val="21"/>
+  </w:num>
+  <w:num w:numId="9" w16cid:durableId="1773552071">
+    <w:abstractNumId w:val="12"/>
+  </w:num>
+  <w:num w:numId="10" w16cid:durableId="2134783909">
+    <w:abstractNumId w:val="1"/>
+  </w:num>
+  <w:num w:numId="11" w16cid:durableId="918518434">
+    <w:abstractNumId w:val="18"/>
+  </w:num>
+  <w:num w:numId="12" w16cid:durableId="1457019644">
     <w:abstractNumId w:val="13"/>
   </w:num>
-  <w:num w:numId="2" w16cid:durableId="2067756221">
-    <w:abstractNumId w:val="12"/>
+  <w:num w:numId="13" w16cid:durableId="111292984">
+    <w:abstractNumId w:val="14"/>
   </w:num>
-  <w:num w:numId="3" w16cid:durableId="719868787">
+  <w:num w:numId="14" w16cid:durableId="1699233055">
+    <w:abstractNumId w:val="3"/>
+  </w:num>
+  <w:num w:numId="15" w16cid:durableId="367878038">
+    <w:abstractNumId w:val="11"/>
+  </w:num>
+  <w:num w:numId="16" w16cid:durableId="1538276608">
+    <w:abstractNumId w:val="19"/>
+  </w:num>
+  <w:num w:numId="17" w16cid:durableId="1349405999">
+    <w:abstractNumId w:val="15"/>
+  </w:num>
+  <w:num w:numId="18" w16cid:durableId="1376731059">
+    <w:abstractNumId w:val="0"/>
+  </w:num>
+  <w:num w:numId="19" w16cid:durableId="650256727">
+    <w:abstractNumId w:val="10"/>
+  </w:num>
+  <w:num w:numId="20" w16cid:durableId="1836601753">
     <w:abstractNumId w:val="9"/>
   </w:num>
-  <w:num w:numId="4" w16cid:durableId="1645818660">
+  <w:num w:numId="21" w16cid:durableId="2122258143">
+    <w:abstractNumId w:val="7"/>
+  </w:num>
+  <w:num w:numId="22" w16cid:durableId="1370297924">
+    <w:abstractNumId w:val="25"/>
+  </w:num>
+  <w:num w:numId="23" w16cid:durableId="569193154">
+    <w:abstractNumId w:val="31"/>
+  </w:num>
+  <w:num w:numId="24" w16cid:durableId="1961913852">
+    <w:abstractNumId w:val="6"/>
+  </w:num>
+  <w:num w:numId="25" w16cid:durableId="2145926774">
+    <w:abstractNumId w:val="28"/>
+  </w:num>
+  <w:num w:numId="26" w16cid:durableId="1795099277">
+    <w:abstractNumId w:val="24"/>
+  </w:num>
+  <w:num w:numId="27" w16cid:durableId="2140026730">
+    <w:abstractNumId w:val="2"/>
+  </w:num>
+  <w:num w:numId="28" w16cid:durableId="683437880">
+    <w:abstractNumId w:val="32"/>
+  </w:num>
+  <w:num w:numId="29" w16cid:durableId="1996061656">
+    <w:abstractNumId w:val="20"/>
+  </w:num>
+  <w:num w:numId="30" w16cid:durableId="1656570426">
+    <w:abstractNumId w:val="27"/>
+  </w:num>
+  <w:num w:numId="31" w16cid:durableId="1443038682">
     <w:abstractNumId w:val="8"/>
   </w:num>
-  <w:num w:numId="5" w16cid:durableId="999309655">
-    <w:abstractNumId w:val="14"/>
+  <w:num w:numId="32" w16cid:durableId="45104200">
+    <w:abstractNumId w:val="22"/>
   </w:num>
-  <w:num w:numId="6" w16cid:durableId="647057760">
-    <w:abstractNumId w:val="3"/>
-  </w:num>
-  <w:num w:numId="7" w16cid:durableId="1391735704">
-    <w:abstractNumId w:val="2"/>
-  </w:num>
-  <w:num w:numId="8" w16cid:durableId="1743289594">
-    <w:abstractNumId w:val="11"/>
-  </w:num>
-  <w:num w:numId="9" w16cid:durableId="1773552071">
-    <w:abstractNumId w:val="5"/>
-  </w:num>
-  <w:num w:numId="10" w16cid:durableId="2134783909">
-    <w:abstractNumId w:val="0"/>
-  </w:num>
-  <w:num w:numId="11" w16cid:durableId="918518434">
-    <w:abstractNumId w:val="10"/>
-  </w:num>
-  <w:num w:numId="12" w16cid:durableId="1457019644">
-    <w:abstractNumId w:val="6"/>
-  </w:num>
-  <w:num w:numId="13" w16cid:durableId="111292984">
-    <w:abstractNumId w:val="7"/>
-  </w:num>
-  <w:num w:numId="14" w16cid:durableId="1699233055">
-    <w:abstractNumId w:val="1"/>
-  </w:num>
-  <w:num w:numId="15" w16cid:durableId="367878038">
-    <w:abstractNumId w:val="4"/>
+  <w:num w:numId="33" w16cid:durableId="1081373729">
+    <w:abstractNumId w:val="23"/>
   </w:num>
 </w:numbering>
 </file>
@@ -15318,34 +19897,6 @@
 
 <file path=word/glossary/fontTable.xml><?xml version="1.0" encoding="utf-8"?>
 <w:fonts xmlns:mc="http://schemas.openxmlformats.org/markup-compatibility/2006" xmlns:r="http://schemas.openxmlformats.org/officeDocument/2006/relationships" xmlns:w="http://schemas.openxmlformats.org/wordprocessingml/2006/main" xmlns:w14="http://schemas.microsoft.com/office/word/2010/wordml" xmlns:w15="http://schemas.microsoft.com/office/word/2012/wordml" xmlns:w16cex="http://schemas.microsoft.com/office/word/2018/wordml/cex" xmlns:w16cid="http://schemas.microsoft.com/office/word/2016/wordml/cid" xmlns:w16="http://schemas.microsoft.com/office/word/2018/wordml" xmlns:w16du="http://schemas.microsoft.com/office/word/2023/wordml/word16du" xmlns:w16sdtdh="http://schemas.microsoft.com/office/word/2020/wordml/sdtdatahash" xmlns:w16sdtfl="http://schemas.microsoft.com/office/word/2024/wordml/sdtformatlock" xmlns:w16se="http://schemas.microsoft.com/office/word/2015/wordml/symex" mc:Ignorable="w14 w15 w16se w16cid w16 w16cex w16sdtdh w16sdtfl w16du">
-  <w:font w:name="Symbol">
-    <w:panose1 w:val="05050102010706020507"/>
-    <w:charset w:val="02"/>
-    <w:family w:val="roman"/>
-    <w:pitch w:val="variable"/>
-    <w:sig w:usb0="00000000" w:usb1="10000000" w:usb2="00000000" w:usb3="00000000" w:csb0="80000000" w:csb1="00000000"/>
-  </w:font>
-  <w:font w:name="Times New Roman">
-    <w:panose1 w:val="02020603050405020304"/>
-    <w:charset w:val="00"/>
-    <w:family w:val="roman"/>
-    <w:pitch w:val="variable"/>
-    <w:sig w:usb0="E0002EFF" w:usb1="C000785B" w:usb2="00000009" w:usb3="00000000" w:csb0="000001FF" w:csb1="00000000"/>
-  </w:font>
-  <w:font w:name="Courier New">
-    <w:panose1 w:val="02070309020205020404"/>
-    <w:charset w:val="00"/>
-    <w:family w:val="modern"/>
-    <w:pitch w:val="fixed"/>
-    <w:sig w:usb0="E0002EFF" w:usb1="C0007843" w:usb2="00000009" w:usb3="00000000" w:csb0="000001FF" w:csb1="00000000"/>
-  </w:font>
-  <w:font w:name="Wingdings">
-    <w:panose1 w:val="05000000000000000000"/>
-    <w:charset w:val="02"/>
-    <w:family w:val="auto"/>
-    <w:pitch w:val="variable"/>
-    <w:sig w:usb0="00000000" w:usb1="10000000" w:usb2="00000000" w:usb3="00000000" w:csb0="80000000" w:csb1="00000000"/>
-  </w:font>
   <w:font w:name="Calibri">
     <w:panose1 w:val="020F0502020204030204"/>
     <w:charset w:val="00"/>
@@ -15359,6 +19910,34 @@
     <w:family w:val="swiss"/>
     <w:pitch w:val="variable"/>
     <w:sig w:usb0="E00002FF" w:usb1="6AC7FDFB" w:usb2="08000012" w:usb3="00000000" w:csb0="0002009F" w:csb1="00000000"/>
+  </w:font>
+  <w:font w:name="Courier New">
+    <w:panose1 w:val="02070309020205020404"/>
+    <w:charset w:val="00"/>
+    <w:family w:val="modern"/>
+    <w:pitch w:val="fixed"/>
+    <w:sig w:usb0="E0002EFF" w:usb1="C0007843" w:usb2="00000009" w:usb3="00000000" w:csb0="000001FF" w:csb1="00000000"/>
+  </w:font>
+  <w:font w:name="Times New Roman">
+    <w:panose1 w:val="02020603050405020304"/>
+    <w:charset w:val="00"/>
+    <w:family w:val="roman"/>
+    <w:pitch w:val="variable"/>
+    <w:sig w:usb0="E0002EFF" w:usb1="C000785B" w:usb2="00000009" w:usb3="00000000" w:csb0="000001FF" w:csb1="00000000"/>
+  </w:font>
+  <w:font w:name="Wingdings">
+    <w:panose1 w:val="05000000000000000000"/>
+    <w:charset w:val="02"/>
+    <w:family w:val="auto"/>
+    <w:pitch w:val="variable"/>
+    <w:sig w:usb0="00000000" w:usb1="10000000" w:usb2="00000000" w:usb3="00000000" w:csb0="80000000" w:csb1="00000000"/>
+  </w:font>
+  <w:font w:name="Symbol">
+    <w:panose1 w:val="05050102010706020507"/>
+    <w:charset w:val="02"/>
+    <w:family w:val="roman"/>
+    <w:pitch w:val="variable"/>
+    <w:sig w:usb0="00000000" w:usb1="10000000" w:usb2="00000000" w:usb3="00000000" w:csb0="80000000" w:csb1="00000000"/>
   </w:font>
   <w:font w:name="Tahoma">
     <w:panose1 w:val="020B0604030504040204"/>
@@ -15434,13 +20013,15 @@
     <w:rsid w:val="00433B6E"/>
     <w:rsid w:val="005952C8"/>
     <w:rsid w:val="00884B51"/>
-    <w:rsid w:val="008D6019"/>
     <w:rsid w:val="00A06D61"/>
     <w:rsid w:val="00A16247"/>
     <w:rsid w:val="00AF6BD0"/>
     <w:rsid w:val="00B02621"/>
     <w:rsid w:val="00C67A85"/>
     <w:rsid w:val="00D13357"/>
+    <w:rsid w:val="00E06AE5"/>
+    <w:rsid w:val="00E134BF"/>
+    <w:rsid w:val="00ED40FF"/>
     <w:rsid w:val="00F844BE"/>
     <w:rsid w:val="00FA06A3"/>
   </w:rsids>
@@ -16341,18 +20922,52 @@
 </file>
 
 <file path=customXml/item2.xml><?xml version="1.0" encoding="utf-8"?>
-<ct:contentTypeSchema xmlns:ct="http://schemas.microsoft.com/office/2006/metadata/contentType" xmlns:ma="http://schemas.microsoft.com/office/2006/metadata/properties/metaAttributes" ct:_="" ma:_="" ma:contentTypeName="Document" ma:contentTypeID="0x010100662FE754E88CF849A79823970E298C02" ma:contentTypeVersion="0" ma:contentTypeDescription="Create a new document." ma:contentTypeScope="" ma:versionID="a3ccd6cea9ac3821f658e30a0c8e2da2">
-  <xsd:schema xmlns:xsd="http://www.w3.org/2001/XMLSchema" xmlns:xs="http://www.w3.org/2001/XMLSchema" xmlns:p="http://schemas.microsoft.com/office/2006/metadata/properties" targetNamespace="http://schemas.microsoft.com/office/2006/metadata/properties" ma:root="true" ma:fieldsID="4b795196365d0a2ba85bf44c386000f7">
+<b:Sources xmlns:b="http://schemas.openxmlformats.org/officeDocument/2006/bibliography" xmlns="http://schemas.openxmlformats.org/officeDocument/2006/bibliography" SelectedStyle="\APA.XSL" StyleName="APA"/>
+</file>
+
+<file path=customXml/item3.xml><?xml version="1.0" encoding="utf-8"?>
+<ct:contentTypeSchema xmlns:ct="http://schemas.microsoft.com/office/2006/metadata/contentType" xmlns:ma="http://schemas.microsoft.com/office/2006/metadata/properties/metaAttributes" ct:_="" ma:_="" ma:contentTypeName="Document" ma:contentTypeID="0x010100D1B0AC6E341C214CA1177740CAC8D7DC" ma:contentTypeVersion="4" ma:contentTypeDescription="Create a new document." ma:contentTypeScope="" ma:versionID="ce21ab405493717f849015263f4cac0f">
+  <xsd:schema xmlns:xsd="http://www.w3.org/2001/XMLSchema" xmlns:xs="http://www.w3.org/2001/XMLSchema" xmlns:p="http://schemas.microsoft.com/office/2006/metadata/properties" xmlns:ns3="ad3de044-db58-40bc-9b02-02e74a19a7b4" targetNamespace="http://schemas.microsoft.com/office/2006/metadata/properties" ma:root="true" ma:fieldsID="f1684962df42548ef4d646d48799caa7" ns3:_="">
+    <xsd:import namespace="ad3de044-db58-40bc-9b02-02e74a19a7b4"/>
     <xsd:element name="properties">
       <xsd:complexType>
         <xsd:sequence>
           <xsd:element name="documentManagement">
             <xsd:complexType>
-              <xsd:all/>
+              <xsd:all>
+                <xsd:element ref="ns3:MediaServiceDateTaken" minOccurs="0"/>
+                <xsd:element ref="ns3:MediaServiceMetadata" minOccurs="0"/>
+                <xsd:element ref="ns3:MediaServiceFastMetadata" minOccurs="0"/>
+                <xsd:element ref="ns3:MediaServiceSearchProperties" minOccurs="0"/>
+              </xsd:all>
             </xsd:complexType>
           </xsd:element>
         </xsd:sequence>
       </xsd:complexType>
+    </xsd:element>
+  </xsd:schema>
+  <xsd:schema xmlns:xsd="http://www.w3.org/2001/XMLSchema" xmlns:xs="http://www.w3.org/2001/XMLSchema" xmlns:dms="http://schemas.microsoft.com/office/2006/documentManagement/types" xmlns:pc="http://schemas.microsoft.com/office/infopath/2007/PartnerControls" targetNamespace="ad3de044-db58-40bc-9b02-02e74a19a7b4" elementFormDefault="qualified">
+    <xsd:import namespace="http://schemas.microsoft.com/office/2006/documentManagement/types"/>
+    <xsd:import namespace="http://schemas.microsoft.com/office/infopath/2007/PartnerControls"/>
+    <xsd:element name="MediaServiceDateTaken" ma:index="8" nillable="true" ma:displayName="MediaServiceDateTaken" ma:hidden="true" ma:indexed="true" ma:internalName="MediaServiceDateTaken" ma:readOnly="true">
+      <xsd:simpleType>
+        <xsd:restriction base="dms:Text"/>
+      </xsd:simpleType>
+    </xsd:element>
+    <xsd:element name="MediaServiceMetadata" ma:index="9" nillable="true" ma:displayName="MediaServiceMetadata" ma:hidden="true" ma:internalName="MediaServiceMetadata" ma:readOnly="true">
+      <xsd:simpleType>
+        <xsd:restriction base="dms:Note"/>
+      </xsd:simpleType>
+    </xsd:element>
+    <xsd:element name="MediaServiceFastMetadata" ma:index="10" nillable="true" ma:displayName="MediaServiceFastMetadata" ma:hidden="true" ma:internalName="MediaServiceFastMetadata" ma:readOnly="true">
+      <xsd:simpleType>
+        <xsd:restriction base="dms:Note"/>
+      </xsd:simpleType>
+    </xsd:element>
+    <xsd:element name="MediaServiceSearchProperties" ma:index="11" nillable="true" ma:displayName="MediaServiceSearchProperties" ma:hidden="true" ma:internalName="MediaServiceSearchProperties" ma:readOnly="true">
+      <xsd:simpleType>
+        <xsd:restriction base="dms:Note"/>
+      </xsd:simpleType>
     </xsd:element>
   </xsd:schema>
   <xsd:schema xmlns="http://schemas.openxmlformats.org/package/2006/metadata/core-properties" xmlns:xsd="http://www.w3.org/2001/XMLSchema" xmlns:xsi="http://www.w3.org/2001/XMLSchema-instance" xmlns:dc="http://purl.org/dc/elements/1.1/" xmlns:dcterms="http://purl.org/dc/terms/" xmlns:odoc="http://schemas.microsoft.com/internal/obd" targetNamespace="http://schemas.openxmlformats.org/package/2006/metadata/core-properties" elementFormDefault="qualified" attributeFormDefault="unqualified" blockDefault="#all">
@@ -16454,23 +21069,19 @@
 </ct:contentTypeSchema>
 </file>
 
-<file path=customXml/item3.xml><?xml version="1.0" encoding="utf-8"?>
-<b:Sources xmlns:b="http://schemas.openxmlformats.org/officeDocument/2006/bibliography" xmlns="http://schemas.openxmlformats.org/officeDocument/2006/bibliography" SelectedStyle="\APA.XSL" StyleName="APA"/>
+<file path=customXml/item4.xml><?xml version="1.0" encoding="utf-8"?>
+<p:properties xmlns:p="http://schemas.microsoft.com/office/2006/metadata/properties" xmlns:xsi="http://www.w3.org/2001/XMLSchema-instance" xmlns:pc="http://schemas.microsoft.com/office/infopath/2007/PartnerControls">
+  <documentManagement/>
+</p:properties>
 </file>
 
-<file path=customXml/item4.xml><?xml version="1.0" encoding="utf-8"?>
+<file path=customXml/item5.xml><?xml version="1.0" encoding="utf-8"?>
 <?mso-contentType ?>
 <FormTemplates xmlns="http://schemas.microsoft.com/sharepoint/v3/contenttype/forms">
   <Display>DocumentLibraryForm</Display>
   <Edit>DocumentLibraryForm</Edit>
   <New>DocumentLibraryForm</New>
 </FormTemplates>
-</file>
-
-<file path=customXml/item5.xml><?xml version="1.0" encoding="utf-8"?>
-<p:properties xmlns:p="http://schemas.microsoft.com/office/2006/metadata/properties" xmlns:xsi="http://www.w3.org/2001/XMLSchema-instance" xmlns:pc="http://schemas.microsoft.com/office/infopath/2007/PartnerControls">
-  <documentManagement/>
-</p:properties>
 </file>
 
 <file path=customXml/itemProps1.xml><?xml version="1.0" encoding="utf-8"?>
@@ -16482,22 +21093,6 @@
 </file>
 
 <file path=customXml/itemProps2.xml><?xml version="1.0" encoding="utf-8"?>
-<ds:datastoreItem xmlns:ds="http://schemas.openxmlformats.org/officeDocument/2006/customXml" ds:itemID="{AD924DAE-6623-4FB1-9802-29DF9E06E996}">
-  <ds:schemaRefs>
-    <ds:schemaRef ds:uri="http://schemas.microsoft.com/office/2006/metadata/contentType"/>
-    <ds:schemaRef ds:uri="http://schemas.microsoft.com/office/2006/metadata/properties/metaAttributes"/>
-    <ds:schemaRef ds:uri="http://www.w3.org/2001/XMLSchema"/>
-    <ds:schemaRef ds:uri="http://schemas.microsoft.com/office/2006/metadata/properties"/>
-    <ds:schemaRef ds:uri="http://schemas.openxmlformats.org/package/2006/metadata/core-properties"/>
-    <ds:schemaRef ds:uri="http://purl.org/dc/elements/1.1/"/>
-    <ds:schemaRef ds:uri="http://purl.org/dc/terms/"/>
-    <ds:schemaRef ds:uri="http://schemas.microsoft.com/internal/obd"/>
-    <ds:schemaRef ds:uri="http://schemas.microsoft.com/office/infopath/2007/PartnerControls"/>
-  </ds:schemaRefs>
-</ds:datastoreItem>
-</file>
-
-<file path=customXml/itemProps3.xml><?xml version="1.0" encoding="utf-8"?>
 <ds:datastoreItem xmlns:ds="http://schemas.openxmlformats.org/officeDocument/2006/customXml" ds:itemID="{F8138C68-1874-4B4E-A6FD-B326030F7F33}">
   <ds:schemaRefs>
     <ds:schemaRef ds:uri="http://schemas.openxmlformats.org/officeDocument/2006/bibliography"/>
@@ -16505,19 +21100,37 @@
 </ds:datastoreItem>
 </file>
 
-<file path=customXml/itemProps4.xml><?xml version="1.0" encoding="utf-8"?>
-<ds:datastoreItem xmlns:ds="http://schemas.openxmlformats.org/officeDocument/2006/customXml" ds:itemID="{B50C7D59-6EEB-4094-8382-483A2CAE3FF9}">
+<file path=customXml/itemProps3.xml><?xml version="1.0" encoding="utf-8"?>
+<ds:datastoreItem xmlns:ds="http://schemas.openxmlformats.org/officeDocument/2006/customXml" ds:itemID="{EAD2FB18-8996-4652-966F-6048F4222351}">
   <ds:schemaRefs>
-    <ds:schemaRef ds:uri="http://schemas.microsoft.com/sharepoint/v3/contenttype/forms"/>
+    <ds:schemaRef ds:uri="http://schemas.microsoft.com/office/2006/metadata/contentType"/>
+    <ds:schemaRef ds:uri="http://schemas.microsoft.com/office/2006/metadata/properties/metaAttributes"/>
+    <ds:schemaRef ds:uri="http://www.w3.org/2001/XMLSchema"/>
+    <ds:schemaRef ds:uri="http://schemas.microsoft.com/office/2006/metadata/properties"/>
+    <ds:schemaRef ds:uri="ad3de044-db58-40bc-9b02-02e74a19a7b4"/>
+    <ds:schemaRef ds:uri="http://schemas.microsoft.com/office/2006/documentManagement/types"/>
+    <ds:schemaRef ds:uri="http://schemas.microsoft.com/office/infopath/2007/PartnerControls"/>
+    <ds:schemaRef ds:uri="http://schemas.openxmlformats.org/package/2006/metadata/core-properties"/>
+    <ds:schemaRef ds:uri="http://purl.org/dc/elements/1.1/"/>
+    <ds:schemaRef ds:uri="http://purl.org/dc/terms/"/>
+    <ds:schemaRef ds:uri="http://schemas.microsoft.com/internal/obd"/>
   </ds:schemaRefs>
 </ds:datastoreItem>
 </file>
 
-<file path=customXml/itemProps5.xml><?xml version="1.0" encoding="utf-8"?>
+<file path=customXml/itemProps4.xml><?xml version="1.0" encoding="utf-8"?>
 <ds:datastoreItem xmlns:ds="http://schemas.openxmlformats.org/officeDocument/2006/customXml" ds:itemID="{12945E9A-1C17-49A9-B39F-E2F969E362E2}">
   <ds:schemaRefs>
     <ds:schemaRef ds:uri="http://schemas.microsoft.com/office/2006/metadata/properties"/>
     <ds:schemaRef ds:uri="http://schemas.microsoft.com/office/infopath/2007/PartnerControls"/>
   </ds:schemaRefs>
 </ds:datastoreItem>
+</file>
+
+<file path=customXml/itemProps5.xml><?xml version="1.0" encoding="utf-8"?>
+<ds:datastoreItem xmlns:ds="http://schemas.openxmlformats.org/officeDocument/2006/customXml" ds:itemID="{B50C7D59-6EEB-4094-8382-483A2CAE3FF9}">
+  <ds:schemaRefs>
+    <ds:schemaRef ds:uri="http://schemas.microsoft.com/sharepoint/v3/contenttype/forms"/>
+  </ds:schemaRefs>
+</ds:datastoreItem>
 </file>
--- a/Week 2 ICT Fundamentals/Documents/ICT Security Fundamentals Workbook 1 - Workplace Information and Impact Scenario.docx
+++ b/Week 2 ICT Fundamentals/Documents/ICT Security Fundamentals Workbook 1 - Workplace Information and Impact Scenario.docx
@@ -519,7 +519,7 @@
               <w:szCs w:val="40"/>
             </w:rPr>
             <w:drawing>
-              <wp:anchor distT="0" distB="0" distL="114300" distR="114300" simplePos="0" relativeHeight="251670528" behindDoc="1" locked="0" layoutInCell="1" allowOverlap="1" wp14:anchorId="36A479DA" wp14:editId="59FF3EBC">
+              <wp:anchor distT="0" distB="0" distL="114300" distR="114300" simplePos="0" relativeHeight="251670528" behindDoc="1" locked="0" layoutInCell="1" allowOverlap="1" wp14:anchorId="36A479DA" wp14:editId="48EF906D">
                 <wp:simplePos x="0" y="0"/>
                 <wp:positionH relativeFrom="margin">
                   <wp:align>center</wp:align>
@@ -9602,15 +9602,13 @@
               </w:rPr>
               <w:t xml:space="preserve">Needs more detail. </w:t>
             </w:r>
-            <w:proofErr w:type="gramStart"/>
             <w:r>
               <w:rPr>
                 <w:b/>
                 <w:bCs/>
               </w:rPr>
-              <w:t>Additionally</w:t>
-            </w:r>
-            <w:proofErr w:type="gramEnd"/>
+              <w:t>Additionally,</w:t>
+            </w:r>
             <w:r>
               <w:rPr>
                 <w:b/>
@@ -9822,6 +9820,9 @@
             </w:pPr>
             <w:r>
               <w:t xml:space="preserve">Update privacy policy </w:t>
+            </w:r>
+            <w:r>
+              <w:t>to elaborate on how they handle personal information.</w:t>
             </w:r>
           </w:p>
           <w:p>
@@ -10371,74 +10372,115 @@
           </w:tcPr>
           <w:p>
             <w:pPr>
+              <w:pStyle w:val="AIEStandard"/>
+            </w:pPr>
+          </w:p>
+          <w:p>
+            <w:pPr>
+              <w:numPr>
+                <w:ilvl w:val="0"/>
+                <w:numId w:val="2"/>
+              </w:numPr>
               <w:spacing w:after="200" w:line="276" w:lineRule="auto"/>
             </w:pPr>
             <w:r>
-              <w:t xml:space="preserve">For each of the 3 privacy risks above all </w:t>
-            </w:r>
-            <w:r>
-              <w:t>3 mitigation strategies are recommended to ensure that Derivative Games’s privacy policy is accurate, up to date a</w:t>
-            </w:r>
-            <w:r>
-              <w:t>nd compliant with the APP.</w:t>
-            </w:r>
-            <w:r>
-              <w:t xml:space="preserve"> Ensuring that the policy is updated and regularly checked is very important to ensure compliance as well as ensuring that all customers </w:t>
-            </w:r>
-            <w:r>
-              <w:t xml:space="preserve">are notified of any policy changes </w:t>
-            </w:r>
-            <w:r>
-              <w:t>and have accepted that they have read them.</w:t>
-            </w:r>
-          </w:p>
-          <w:p>
-            <w:pPr>
+              <w:t>Privacy Risk 1’s suggested mitigation strategy is: U</w:t>
+            </w:r>
+            <w:r>
+              <w:t xml:space="preserve">pdate privacy policy </w:t>
+            </w:r>
+            <w:r>
+              <w:t>to elaborate on how they handle personal information.</w:t>
+            </w:r>
+            <w:r>
+              <w:t xml:space="preserve"> This strategy has been chosen so that Derivative Games is compliant with APP 5.</w:t>
+            </w:r>
+          </w:p>
+          <w:p>
+            <w:pPr>
+              <w:numPr>
+                <w:ilvl w:val="0"/>
+                <w:numId w:val="33"/>
+              </w:numPr>
               <w:spacing w:after="200" w:line="276" w:lineRule="auto"/>
             </w:pPr>
             <w:r>
-              <w:t xml:space="preserve">All 3 privacy risks </w:t>
-            </w:r>
-            <w:r>
-              <w:t xml:space="preserve">share the same mitigation strategy that the policy should be updated to ensure that </w:t>
-            </w:r>
-            <w:r>
-              <w:t xml:space="preserve">the points of direct marketing, transparent handling of PII </w:t>
-            </w:r>
-            <w:r>
-              <w:t xml:space="preserve">and SpawnPoint marketing’s involvement </w:t>
-            </w:r>
-            <w:r>
-              <w:t>are addressed within the privacy policy to ensure that compliance with APP is met.</w:t>
-            </w:r>
-            <w:r>
-              <w:t xml:space="preserve"> This strategy has been chosen for all 3 risk</w:t>
-            </w:r>
-            <w:r>
-              <w:t>s</w:t>
-            </w:r>
-            <w:r>
-              <w:t xml:space="preserve"> because without th</w:t>
-            </w:r>
-            <w:r>
-              <w:t>ese</w:t>
-            </w:r>
-            <w:r>
-              <w:t xml:space="preserve"> policy change</w:t>
-            </w:r>
-            <w:r>
-              <w:t>s</w:t>
-            </w:r>
-            <w:r>
-              <w:t xml:space="preserve"> Derivative G</w:t>
-            </w:r>
-            <w:r>
-              <w:t>ames cannot be compliant with the APP regulations.</w:t>
-            </w:r>
-          </w:p>
-          <w:p>
-            <w:pPr>
-              <w:pStyle w:val="AIEStandard"/>
+              <w:t xml:space="preserve">Privacy Risk </w:t>
+            </w:r>
+            <w:r>
+              <w:t>2’</w:t>
+            </w:r>
+            <w:r>
+              <w:t xml:space="preserve">s suggested mitigation strategy is: </w:t>
+            </w:r>
+            <w:r>
+              <w:t>Update privacy policy</w:t>
+            </w:r>
+            <w:r>
+              <w:t xml:space="preserve"> to elaborate on what direct marketing involves and how PII will be used for this.</w:t>
+            </w:r>
+            <w:r>
+              <w:t xml:space="preserve"> </w:t>
+            </w:r>
+            <w:r>
+              <w:t xml:space="preserve">This strategy has been </w:t>
+            </w:r>
+            <w:r>
+              <w:t>chosen</w:t>
+            </w:r>
+            <w:r>
+              <w:t xml:space="preserve"> so that Derivative Games is compliant with APP </w:t>
+            </w:r>
+            <w:r>
+              <w:t>7</w:t>
+            </w:r>
+            <w:r>
+              <w:t>.</w:t>
+            </w:r>
+          </w:p>
+          <w:p>
+            <w:pPr>
+              <w:numPr>
+                <w:ilvl w:val="0"/>
+                <w:numId w:val="2"/>
+              </w:numPr>
+              <w:spacing w:after="200" w:line="276" w:lineRule="auto"/>
+            </w:pPr>
+            <w:r>
+              <w:t xml:space="preserve">Privacy Risk </w:t>
+            </w:r>
+            <w:r>
+              <w:t>3</w:t>
+            </w:r>
+            <w:r>
+              <w:t xml:space="preserve">’s suggested mitigation strategy is: </w:t>
+            </w:r>
+            <w:r>
+              <w:t xml:space="preserve">Update privacy policy </w:t>
+            </w:r>
+            <w:r>
+              <w:t>to disclose that a foreign agency oversees marketing while also providing an opt in opt out option.</w:t>
+            </w:r>
+            <w:r>
+              <w:t xml:space="preserve"> </w:t>
+            </w:r>
+            <w:r>
+              <w:t xml:space="preserve">This strategy has been chosen so that Derivative Games is compliant with APP </w:t>
+            </w:r>
+            <w:r>
+              <w:t>8</w:t>
+            </w:r>
+            <w:r>
+              <w:t>.</w:t>
+            </w:r>
+          </w:p>
+          <w:p>
+            <w:pPr>
+              <w:numPr>
+                <w:ilvl w:val="0"/>
+                <w:numId w:val="2"/>
+              </w:numPr>
+              <w:spacing w:after="200" w:line="276" w:lineRule="auto"/>
             </w:pPr>
           </w:p>
           <w:p>
@@ -10497,13 +10539,51 @@
               <w:pStyle w:val="AIEStandard"/>
             </w:pPr>
             <w:r>
-              <w:t xml:space="preserve">The legal team at Derivative Games is responsible for implementing </w:t>
-            </w:r>
-            <w:r>
-              <w:t>changes to the policy</w:t>
-            </w:r>
-            <w:r>
-              <w:t xml:space="preserve"> for each risk.</w:t>
+              <w:t xml:space="preserve">Risk 1: </w:t>
+            </w:r>
+            <w:r>
+              <w:t>The legal team at Derivative Games is responsible for implementing changes to the policy</w:t>
+            </w:r>
+            <w:r>
+              <w:t>.</w:t>
+            </w:r>
+          </w:p>
+          <w:p>
+            <w:pPr>
+              <w:pStyle w:val="AIEStandard"/>
+            </w:pPr>
+          </w:p>
+          <w:p>
+            <w:pPr>
+              <w:pStyle w:val="AIEStandard"/>
+            </w:pPr>
+            <w:r>
+              <w:t xml:space="preserve">Risk 2: </w:t>
+            </w:r>
+            <w:r>
+              <w:t>The legal team at Derivative Games is responsible for implementing changes to the policy</w:t>
+            </w:r>
+            <w:r>
+              <w:t>.</w:t>
+            </w:r>
+          </w:p>
+          <w:p>
+            <w:pPr>
+              <w:pStyle w:val="AIEStandard"/>
+            </w:pPr>
+          </w:p>
+          <w:p>
+            <w:pPr>
+              <w:pStyle w:val="AIEStandard"/>
+            </w:pPr>
+            <w:r>
+              <w:t xml:space="preserve">Risk 3: </w:t>
+            </w:r>
+            <w:r>
+              <w:t>The legal team at Derivative Games is responsible for implementing changes to the policy</w:t>
+            </w:r>
+            <w:r>
+              <w:t>.</w:t>
             </w:r>
           </w:p>
           <w:p>
@@ -10557,16 +10637,30 @@
               <w:pStyle w:val="AIEStandard"/>
             </w:pPr>
             <w:r>
-              <w:t xml:space="preserve">These changes should be implemented before </w:t>
-            </w:r>
-            <w:r>
-              <w:t>the release of Diavolo 3 to ensure policy compliance.</w:t>
+              <w:t>Risk 1: Within the next month.</w:t>
             </w:r>
           </w:p>
           <w:p>
             <w:pPr>
               <w:pStyle w:val="AIEStandard"/>
             </w:pPr>
+            <w:r>
+              <w:t xml:space="preserve">Risk 2: </w:t>
+            </w:r>
+            <w:r>
+              <w:t>Within the next month.</w:t>
+            </w:r>
+          </w:p>
+          <w:p>
+            <w:pPr>
+              <w:pStyle w:val="AIEStandard"/>
+            </w:pPr>
+            <w:r>
+              <w:t xml:space="preserve">Risk 3: </w:t>
+            </w:r>
+            <w:r>
+              <w:t>Within the next month.</w:t>
+            </w:r>
           </w:p>
           <w:p>
             <w:pPr>
@@ -20010,6 +20104,7 @@
     <w:rsid w:val="00176E13"/>
     <w:rsid w:val="001F5A26"/>
     <w:rsid w:val="00295619"/>
+    <w:rsid w:val="00311034"/>
     <w:rsid w:val="00433B6E"/>
     <w:rsid w:val="005952C8"/>
     <w:rsid w:val="00884B51"/>
@@ -20021,6 +20116,7 @@
     <w:rsid w:val="00D13357"/>
     <w:rsid w:val="00E06AE5"/>
     <w:rsid w:val="00E134BF"/>
+    <w:rsid w:val="00EC3212"/>
     <w:rsid w:val="00ED40FF"/>
     <w:rsid w:val="00F844BE"/>
     <w:rsid w:val="00FA06A3"/>
@@ -20926,6 +21022,21 @@
 </file>
 
 <file path=customXml/item3.xml><?xml version="1.0" encoding="utf-8"?>
+<?mso-contentType ?>
+<FormTemplates xmlns="http://schemas.microsoft.com/sharepoint/v3/contenttype/forms">
+  <Display>DocumentLibraryForm</Display>
+  <Edit>DocumentLibraryForm</Edit>
+  <New>DocumentLibraryForm</New>
+</FormTemplates>
+</file>
+
+<file path=customXml/item4.xml><?xml version="1.0" encoding="utf-8"?>
+<p:properties xmlns:p="http://schemas.microsoft.com/office/2006/metadata/properties" xmlns:xsi="http://www.w3.org/2001/XMLSchema-instance" xmlns:pc="http://schemas.microsoft.com/office/infopath/2007/PartnerControls">
+  <documentManagement/>
+</p:properties>
+</file>
+
+<file path=customXml/item5.xml><?xml version="1.0" encoding="utf-8"?>
 <ct:contentTypeSchema xmlns:ct="http://schemas.microsoft.com/office/2006/metadata/contentType" xmlns:ma="http://schemas.microsoft.com/office/2006/metadata/properties/metaAttributes" ct:_="" ma:_="" ma:contentTypeName="Document" ma:contentTypeID="0x010100D1B0AC6E341C214CA1177740CAC8D7DC" ma:contentTypeVersion="4" ma:contentTypeDescription="Create a new document." ma:contentTypeScope="" ma:versionID="ce21ab405493717f849015263f4cac0f">
   <xsd:schema xmlns:xsd="http://www.w3.org/2001/XMLSchema" xmlns:xs="http://www.w3.org/2001/XMLSchema" xmlns:p="http://schemas.microsoft.com/office/2006/metadata/properties" xmlns:ns3="ad3de044-db58-40bc-9b02-02e74a19a7b4" targetNamespace="http://schemas.microsoft.com/office/2006/metadata/properties" ma:root="true" ma:fieldsID="f1684962df42548ef4d646d48799caa7" ns3:_="">
     <xsd:import namespace="ad3de044-db58-40bc-9b02-02e74a19a7b4"/>
@@ -21069,21 +21180,6 @@
 </ct:contentTypeSchema>
 </file>
 
-<file path=customXml/item4.xml><?xml version="1.0" encoding="utf-8"?>
-<p:properties xmlns:p="http://schemas.microsoft.com/office/2006/metadata/properties" xmlns:xsi="http://www.w3.org/2001/XMLSchema-instance" xmlns:pc="http://schemas.microsoft.com/office/infopath/2007/PartnerControls">
-  <documentManagement/>
-</p:properties>
-</file>
-
-<file path=customXml/item5.xml><?xml version="1.0" encoding="utf-8"?>
-<?mso-contentType ?>
-<FormTemplates xmlns="http://schemas.microsoft.com/sharepoint/v3/contenttype/forms">
-  <Display>DocumentLibraryForm</Display>
-  <Edit>DocumentLibraryForm</Edit>
-  <New>DocumentLibraryForm</New>
-</FormTemplates>
-</file>
-
 <file path=customXml/itemProps1.xml><?xml version="1.0" encoding="utf-8"?>
 <ds:datastoreItem xmlns:ds="http://schemas.openxmlformats.org/officeDocument/2006/customXml" ds:itemID="{55AF091B-3C7A-41E3-B477-F2FDAA23CFDA}">
   <ds:schemaRefs>
@@ -21101,6 +21197,23 @@
 </file>
 
 <file path=customXml/itemProps3.xml><?xml version="1.0" encoding="utf-8"?>
+<ds:datastoreItem xmlns:ds="http://schemas.openxmlformats.org/officeDocument/2006/customXml" ds:itemID="{B50C7D59-6EEB-4094-8382-483A2CAE3FF9}">
+  <ds:schemaRefs>
+    <ds:schemaRef ds:uri="http://schemas.microsoft.com/sharepoint/v3/contenttype/forms"/>
+  </ds:schemaRefs>
+</ds:datastoreItem>
+</file>
+
+<file path=customXml/itemProps4.xml><?xml version="1.0" encoding="utf-8"?>
+<ds:datastoreItem xmlns:ds="http://schemas.openxmlformats.org/officeDocument/2006/customXml" ds:itemID="{12945E9A-1C17-49A9-B39F-E2F969E362E2}">
+  <ds:schemaRefs>
+    <ds:schemaRef ds:uri="http://schemas.microsoft.com/office/2006/metadata/properties"/>
+    <ds:schemaRef ds:uri="http://schemas.microsoft.com/office/infopath/2007/PartnerControls"/>
+  </ds:schemaRefs>
+</ds:datastoreItem>
+</file>
+
+<file path=customXml/itemProps5.xml><?xml version="1.0" encoding="utf-8"?>
 <ds:datastoreItem xmlns:ds="http://schemas.openxmlformats.org/officeDocument/2006/customXml" ds:itemID="{EAD2FB18-8996-4652-966F-6048F4222351}">
   <ds:schemaRefs>
     <ds:schemaRef ds:uri="http://schemas.microsoft.com/office/2006/metadata/contentType"/>
@@ -21116,21 +21229,4 @@
     <ds:schemaRef ds:uri="http://schemas.microsoft.com/internal/obd"/>
   </ds:schemaRefs>
 </ds:datastoreItem>
-</file>
-
-<file path=customXml/itemProps4.xml><?xml version="1.0" encoding="utf-8"?>
-<ds:datastoreItem xmlns:ds="http://schemas.openxmlformats.org/officeDocument/2006/customXml" ds:itemID="{12945E9A-1C17-49A9-B39F-E2F969E362E2}">
-  <ds:schemaRefs>
-    <ds:schemaRef ds:uri="http://schemas.microsoft.com/office/2006/metadata/properties"/>
-    <ds:schemaRef ds:uri="http://schemas.microsoft.com/office/infopath/2007/PartnerControls"/>
-  </ds:schemaRefs>
-</ds:datastoreItem>
-</file>
-
-<file path=customXml/itemProps5.xml><?xml version="1.0" encoding="utf-8"?>
-<ds:datastoreItem xmlns:ds="http://schemas.openxmlformats.org/officeDocument/2006/customXml" ds:itemID="{B50C7D59-6EEB-4094-8382-483A2CAE3FF9}">
-  <ds:schemaRefs>
-    <ds:schemaRef ds:uri="http://schemas.microsoft.com/sharepoint/v3/contenttype/forms"/>
-  </ds:schemaRefs>
-</ds:datastoreItem>
 </file>
--- a/Week 2 ICT Fundamentals/Documents/ICT Security Fundamentals Workbook 1 - Workplace Information and Impact Scenario.docx
+++ b/Week 2 ICT Fundamentals/Documents/ICT Security Fundamentals Workbook 1 - Workplace Information and Impact Scenario.docx
@@ -519,7 +519,7 @@
               <w:szCs w:val="40"/>
             </w:rPr>
             <w:drawing>
-              <wp:anchor distT="0" distB="0" distL="114300" distR="114300" simplePos="0" relativeHeight="251670528" behindDoc="1" locked="0" layoutInCell="1" allowOverlap="1" wp14:anchorId="36A479DA" wp14:editId="48EF906D">
+              <wp:anchor distT="0" distB="0" distL="114300" distR="114300" simplePos="0" relativeHeight="251670528" behindDoc="1" locked="0" layoutInCell="1" allowOverlap="1" wp14:anchorId="36A479DA" wp14:editId="40A73BB8">
                 <wp:simplePos x="0" y="0"/>
                 <wp:positionH relativeFrom="margin">
                   <wp:align>center</wp:align>
@@ -10390,10 +10390,7 @@
               <w:t xml:space="preserve">pdate privacy policy </w:t>
             </w:r>
             <w:r>
-              <w:t>to elaborate on how they handle personal information.</w:t>
-            </w:r>
-            <w:r>
-              <w:t xml:space="preserve"> This strategy has been chosen so that Derivative Games is compliant with APP 5.</w:t>
+              <w:t>to elaborate on how they handle personal information. This strategy has been chosen so that Derivative Games is compliant with APP 5.</w:t>
             </w:r>
           </w:p>
           <w:p>
@@ -10405,37 +10402,13 @@
               <w:spacing w:after="200" w:line="276" w:lineRule="auto"/>
             </w:pPr>
             <w:r>
-              <w:t xml:space="preserve">Privacy Risk </w:t>
-            </w:r>
-            <w:r>
-              <w:t>2’</w:t>
-            </w:r>
-            <w:r>
-              <w:t xml:space="preserve">s suggested mitigation strategy is: </w:t>
+              <w:t xml:space="preserve">Privacy Risk 2’s suggested mitigation strategy is: </w:t>
             </w:r>
             <w:r>
               <w:t>Update privacy policy</w:t>
             </w:r>
             <w:r>
-              <w:t xml:space="preserve"> to elaborate on what direct marketing involves and how PII will be used for this.</w:t>
-            </w:r>
-            <w:r>
-              <w:t xml:space="preserve"> </w:t>
-            </w:r>
-            <w:r>
-              <w:t xml:space="preserve">This strategy has been </w:t>
-            </w:r>
-            <w:r>
-              <w:t>chosen</w:t>
-            </w:r>
-            <w:r>
-              <w:t xml:space="preserve"> so that Derivative Games is compliant with APP </w:t>
-            </w:r>
-            <w:r>
-              <w:t>7</w:t>
-            </w:r>
-            <w:r>
-              <w:t>.</w:t>
+              <w:t xml:space="preserve"> to elaborate on what direct marketing involves and how PII will be used for this. This strategy has been chosen so that Derivative Games is compliant with APP 7.</w:t>
             </w:r>
           </w:p>
           <w:p>
@@ -10447,31 +10420,13 @@
               <w:spacing w:after="200" w:line="276" w:lineRule="auto"/>
             </w:pPr>
             <w:r>
-              <w:t xml:space="preserve">Privacy Risk </w:t>
-            </w:r>
-            <w:r>
-              <w:t>3</w:t>
-            </w:r>
-            <w:r>
-              <w:t xml:space="preserve">’s suggested mitigation strategy is: </w:t>
+              <w:t xml:space="preserve">Privacy Risk 3’s suggested mitigation strategy is: </w:t>
             </w:r>
             <w:r>
               <w:t xml:space="preserve">Update privacy policy </w:t>
             </w:r>
             <w:r>
-              <w:t>to disclose that a foreign agency oversees marketing while also providing an opt in opt out option.</w:t>
-            </w:r>
-            <w:r>
-              <w:t xml:space="preserve"> </w:t>
-            </w:r>
-            <w:r>
-              <w:t xml:space="preserve">This strategy has been chosen so that Derivative Games is compliant with APP </w:t>
-            </w:r>
-            <w:r>
-              <w:t>8</w:t>
-            </w:r>
-            <w:r>
-              <w:t>.</w:t>
+              <w:t>to disclose that a foreign agency oversees marketing while also providing an opt in opt out option. This strategy has been chosen so that Derivative Games is compliant with APP 8.</w:t>
             </w:r>
           </w:p>
           <w:p>
@@ -10539,13 +10494,33 @@
               <w:pStyle w:val="AIEStandard"/>
             </w:pPr>
             <w:r>
-              <w:t xml:space="preserve">Risk 1: </w:t>
-            </w:r>
-            <w:r>
-              <w:t>The legal team at Derivative Games is responsible for implementing changes to the policy</w:t>
-            </w:r>
-            <w:r>
-              <w:t>.</w:t>
+              <w:lastRenderedPageBreak/>
+              <w:t>Risk 1:</w:t>
+            </w:r>
+            <w:r>
+              <w:rPr>
+                <w:rFonts w:asciiTheme="minorHAnsi" w:eastAsiaTheme="minorEastAsia" w:hAnsiTheme="minorHAnsi"/>
+                <w:b/>
+                <w:bCs/>
+              </w:rPr>
+              <w:t xml:space="preserve"> </w:t>
+            </w:r>
+            <w:r>
+              <w:rPr>
+                <w:b/>
+                <w:bCs/>
+              </w:rPr>
+              <w:t>Legal Team</w:t>
+            </w:r>
+            <w:r>
+              <w:rPr>
+                <w:b/>
+                <w:bCs/>
+              </w:rPr>
+              <w:t>:</w:t>
+            </w:r>
+            <w:r>
+              <w:t xml:space="preserve"> They are responsible for updating the privacy policy, ensuring compliance with APP 5, and communicating changes to customers.</w:t>
             </w:r>
           </w:p>
           <w:p>
@@ -10556,15 +10531,31 @@
           <w:p>
             <w:pPr>
               <w:pStyle w:val="AIEStandard"/>
+              <w:numPr>
+                <w:ilvl w:val="0"/>
+                <w:numId w:val="34"/>
+              </w:numPr>
             </w:pPr>
             <w:r>
               <w:t xml:space="preserve">Risk 2: </w:t>
             </w:r>
             <w:r>
-              <w:t>The legal team at Derivative Games is responsible for implementing changes to the policy</w:t>
-            </w:r>
-            <w:r>
-              <w:t>.</w:t>
+              <w:rPr>
+                <w:b/>
+                <w:bCs/>
+              </w:rPr>
+              <w:t>Legal Team</w:t>
+            </w:r>
+            <w:r>
+              <w:t xml:space="preserve"> They must revise the privacy policy to include direct marketing practices, consent requirements, and opt</w:t>
+            </w:r>
+            <w:r>
+              <w:noBreakHyphen/>
+              <w:t>in/opt</w:t>
+            </w:r>
+            <w:r>
+              <w:noBreakHyphen/>
+              <w:t>out mechanisms.</w:t>
             </w:r>
           </w:p>
           <w:p>
@@ -10576,14 +10567,27 @@
             <w:pPr>
               <w:pStyle w:val="AIEStandard"/>
             </w:pPr>
+          </w:p>
+          <w:p>
+            <w:pPr>
+              <w:pStyle w:val="AIEStandard"/>
+            </w:pPr>
             <w:r>
               <w:t xml:space="preserve">Risk 3: </w:t>
             </w:r>
             <w:r>
-              <w:t>The legal team at Derivative Games is responsible for implementing changes to the policy</w:t>
-            </w:r>
-            <w:r>
-              <w:t>.</w:t>
+              <w:rPr>
+                <w:b/>
+                <w:bCs/>
+              </w:rPr>
+              <w:t>Legal Team</w:t>
+            </w:r>
+            <w:r>
+              <w:t xml:space="preserve"> They must update the policy to disclose cross</w:t>
+            </w:r>
+            <w:r>
+              <w:noBreakHyphen/>
+              <w:t>border data sharing, ensure APP 8 compliance, and verify Spawnpoint Marketing’s privacy safeguards.</w:t>
             </w:r>
           </w:p>
           <w:p>
@@ -10608,7 +10612,6 @@
         </w:numPr>
       </w:pPr>
       <w:r>
-        <w:lastRenderedPageBreak/>
         <w:t>Outline</w:t>
       </w:r>
       <w:r>
@@ -10637,7 +10640,27 @@
               <w:pStyle w:val="AIEStandard"/>
             </w:pPr>
             <w:r>
-              <w:t>Risk 1: Within the next month.</w:t>
+              <w:t xml:space="preserve">Risk 1: </w:t>
+            </w:r>
+            <w:r>
+              <w:rPr>
+                <w:b/>
+                <w:bCs/>
+              </w:rPr>
+              <w:t>Recommended timeframe:</w:t>
+            </w:r>
+            <w:r>
+              <w:t xml:space="preserve"> </w:t>
+            </w:r>
+            <w:r>
+              <w:rPr>
+                <w:b/>
+                <w:bCs/>
+              </w:rPr>
+              <w:t>Complete within 2–3 weeks</w:t>
+            </w:r>
+            <w:r>
+              <w:t xml:space="preserve"> This allows the legal team enough time to revise the privacy policy, review wording, and prepare customer communication before marketing activities begin.</w:t>
             </w:r>
           </w:p>
           <w:p>
@@ -10648,7 +10671,46 @@
               <w:t xml:space="preserve">Risk 2: </w:t>
             </w:r>
             <w:r>
-              <w:t>Within the next month.</w:t>
+              <w:rPr>
+                <w:b/>
+                <w:bCs/>
+              </w:rPr>
+              <w:t>Recommended timeframe:</w:t>
+            </w:r>
+            <w:r>
+              <w:t xml:space="preserve"> </w:t>
+            </w:r>
+            <w:r>
+              <w:rPr>
+                <w:b/>
+                <w:bCs/>
+              </w:rPr>
+              <w:t>Complete within 3 weeks</w:t>
+            </w:r>
+            <w:r>
+              <w:t xml:space="preserve"> Direct marketing must be compliant </w:t>
+            </w:r>
+            <w:r>
+              <w:rPr>
+                <w:i/>
+                <w:iCs/>
+              </w:rPr>
+              <w:t>before</w:t>
+            </w:r>
+            <w:r>
+              <w:t xml:space="preserve"> any emails are sent or any opt</w:t>
+            </w:r>
+            <w:r>
+              <w:noBreakHyphen/>
+              <w:t>in system is launched. Three weeks is realistic for drafting, reviewing, and integrating opt</w:t>
+            </w:r>
+            <w:r>
+              <w:noBreakHyphen/>
+              <w:t>in/opt</w:t>
+            </w:r>
+            <w:r>
+              <w:noBreakHyphen/>
+              <w:t>out mechanisms.</w:t>
             </w:r>
           </w:p>
           <w:p>
@@ -10659,8 +10721,82 @@
               <w:t xml:space="preserve">Risk 3: </w:t>
             </w:r>
             <w:r>
-              <w:t>Within the next month.</w:t>
-            </w:r>
+              <w:rPr>
+                <w:b/>
+                <w:bCs/>
+              </w:rPr>
+              <w:t>Recommended timeframe:</w:t>
+            </w:r>
+            <w:r>
+              <w:t xml:space="preserve"> </w:t>
+            </w:r>
+            <w:r>
+              <w:rPr>
+                <w:b/>
+                <w:bCs/>
+              </w:rPr>
+              <w:t>Complete within 4 weeks</w:t>
+            </w:r>
+            <w:r>
+              <w:t xml:space="preserve"> Cross</w:t>
+            </w:r>
+            <w:r>
+              <w:noBreakHyphen/>
+              <w:t>border disclosure requires:</w:t>
+            </w:r>
+          </w:p>
+          <w:p>
+            <w:pPr>
+              <w:pStyle w:val="AIEStandard"/>
+              <w:numPr>
+                <w:ilvl w:val="0"/>
+                <w:numId w:val="35"/>
+              </w:numPr>
+            </w:pPr>
+            <w:r>
+              <w:t>Legal review</w:t>
+            </w:r>
+          </w:p>
+          <w:p>
+            <w:pPr>
+              <w:pStyle w:val="AIEStandard"/>
+              <w:numPr>
+                <w:ilvl w:val="0"/>
+                <w:numId w:val="35"/>
+              </w:numPr>
+            </w:pPr>
+            <w:r>
+              <w:t>Contractual checks</w:t>
+            </w:r>
+          </w:p>
+          <w:p>
+            <w:pPr>
+              <w:pStyle w:val="AIEStandard"/>
+              <w:numPr>
+                <w:ilvl w:val="0"/>
+                <w:numId w:val="35"/>
+              </w:numPr>
+            </w:pPr>
+            <w:r>
+              <w:t>Verification that Spawnpoint meets APP requirements</w:t>
+            </w:r>
+          </w:p>
+          <w:p>
+            <w:pPr>
+              <w:pStyle w:val="AIEStandard"/>
+              <w:numPr>
+                <w:ilvl w:val="0"/>
+                <w:numId w:val="35"/>
+              </w:numPr>
+            </w:pPr>
+            <w:r>
+              <w:t>Updating the privacy policy</w:t>
+            </w:r>
+          </w:p>
+          <w:p>
+            <w:pPr>
+              <w:pStyle w:val="AIEStandard"/>
+            </w:pPr>
           </w:p>
           <w:p>
             <w:pPr>
@@ -15831,6 +15967,155 @@
     </w:lvl>
   </w:abstractNum>
   <w:abstractNum w:abstractNumId="15" w15:restartNumberingAfterBreak="0">
+    <w:nsid w:val="4B0E1AF7"/>
+    <w:multiLevelType w:val="multilevel"/>
+    <w:tmpl w:val="570A837C"/>
+    <w:lvl w:ilvl="0">
+      <w:start w:val="1"/>
+      <w:numFmt w:val="bullet"/>
+      <w:lvlText w:val=""/>
+      <w:lvlJc w:val="left"/>
+      <w:pPr>
+        <w:tabs>
+          <w:tab w:val="num" w:pos="720"/>
+        </w:tabs>
+        <w:ind w:left="720" w:hanging="360"/>
+      </w:pPr>
+      <w:rPr>
+        <w:rFonts w:ascii="Symbol" w:hAnsi="Symbol" w:hint="default"/>
+        <w:sz w:val="20"/>
+      </w:rPr>
+    </w:lvl>
+    <w:lvl w:ilvl="1" w:tentative="1">
+      <w:start w:val="1"/>
+      <w:numFmt w:val="bullet"/>
+      <w:lvlText w:val="o"/>
+      <w:lvlJc w:val="left"/>
+      <w:pPr>
+        <w:tabs>
+          <w:tab w:val="num" w:pos="1440"/>
+        </w:tabs>
+        <w:ind w:left="1440" w:hanging="360"/>
+      </w:pPr>
+      <w:rPr>
+        <w:rFonts w:ascii="Courier New" w:hAnsi="Courier New" w:hint="default"/>
+        <w:sz w:val="20"/>
+      </w:rPr>
+    </w:lvl>
+    <w:lvl w:ilvl="2" w:tentative="1">
+      <w:start w:val="1"/>
+      <w:numFmt w:val="bullet"/>
+      <w:lvlText w:val=""/>
+      <w:lvlJc w:val="left"/>
+      <w:pPr>
+        <w:tabs>
+          <w:tab w:val="num" w:pos="2160"/>
+        </w:tabs>
+        <w:ind w:left="2160" w:hanging="360"/>
+      </w:pPr>
+      <w:rPr>
+        <w:rFonts w:ascii="Wingdings" w:hAnsi="Wingdings" w:hint="default"/>
+        <w:sz w:val="20"/>
+      </w:rPr>
+    </w:lvl>
+    <w:lvl w:ilvl="3" w:tentative="1">
+      <w:start w:val="1"/>
+      <w:numFmt w:val="bullet"/>
+      <w:lvlText w:val=""/>
+      <w:lvlJc w:val="left"/>
+      <w:pPr>
+        <w:tabs>
+          <w:tab w:val="num" w:pos="2880"/>
+        </w:tabs>
+        <w:ind w:left="2880" w:hanging="360"/>
+      </w:pPr>
+      <w:rPr>
+        <w:rFonts w:ascii="Wingdings" w:hAnsi="Wingdings" w:hint="default"/>
+        <w:sz w:val="20"/>
+      </w:rPr>
+    </w:lvl>
+    <w:lvl w:ilvl="4" w:tentative="1">
+      <w:start w:val="1"/>
+      <w:numFmt w:val="bullet"/>
+      <w:lvlText w:val=""/>
+      <w:lvlJc w:val="left"/>
+      <w:pPr>
+        <w:tabs>
+          <w:tab w:val="num" w:pos="3600"/>
+        </w:tabs>
+        <w:ind w:left="3600" w:hanging="360"/>
+      </w:pPr>
+      <w:rPr>
+        <w:rFonts w:ascii="Wingdings" w:hAnsi="Wingdings" w:hint="default"/>
+        <w:sz w:val="20"/>
+      </w:rPr>
+    </w:lvl>
+    <w:lvl w:ilvl="5" w:tentative="1">
+      <w:start w:val="1"/>
+      <w:numFmt w:val="bullet"/>
+      <w:lvlText w:val=""/>
+      <w:lvlJc w:val="left"/>
+      <w:pPr>
+        <w:tabs>
+          <w:tab w:val="num" w:pos="4320"/>
+        </w:tabs>
+        <w:ind w:left="4320" w:hanging="360"/>
+      </w:pPr>
+      <w:rPr>
+        <w:rFonts w:ascii="Wingdings" w:hAnsi="Wingdings" w:hint="default"/>
+        <w:sz w:val="20"/>
+      </w:rPr>
+    </w:lvl>
+    <w:lvl w:ilvl="6" w:tentative="1">
+      <w:start w:val="1"/>
+      <w:numFmt w:val="bullet"/>
+      <w:lvlText w:val=""/>
+      <w:lvlJc w:val="left"/>
+      <w:pPr>
+        <w:tabs>
+          <w:tab w:val="num" w:pos="5040"/>
+        </w:tabs>
+        <w:ind w:left="5040" w:hanging="360"/>
+      </w:pPr>
+      <w:rPr>
+        <w:rFonts w:ascii="Wingdings" w:hAnsi="Wingdings" w:hint="default"/>
+        <w:sz w:val="20"/>
+      </w:rPr>
+    </w:lvl>
+    <w:lvl w:ilvl="7" w:tentative="1">
+      <w:start w:val="1"/>
+      <w:numFmt w:val="bullet"/>
+      <w:lvlText w:val=""/>
+      <w:lvlJc w:val="left"/>
+      <w:pPr>
+        <w:tabs>
+          <w:tab w:val="num" w:pos="5760"/>
+        </w:tabs>
+        <w:ind w:left="5760" w:hanging="360"/>
+      </w:pPr>
+      <w:rPr>
+        <w:rFonts w:ascii="Wingdings" w:hAnsi="Wingdings" w:hint="default"/>
+        <w:sz w:val="20"/>
+      </w:rPr>
+    </w:lvl>
+    <w:lvl w:ilvl="8" w:tentative="1">
+      <w:start w:val="1"/>
+      <w:numFmt w:val="bullet"/>
+      <w:lvlText w:val=""/>
+      <w:lvlJc w:val="left"/>
+      <w:pPr>
+        <w:tabs>
+          <w:tab w:val="num" w:pos="6480"/>
+        </w:tabs>
+        <w:ind w:left="6480" w:hanging="360"/>
+      </w:pPr>
+      <w:rPr>
+        <w:rFonts w:ascii="Wingdings" w:hAnsi="Wingdings" w:hint="default"/>
+        <w:sz w:val="20"/>
+      </w:rPr>
+    </w:lvl>
+  </w:abstractNum>
+  <w:abstractNum w:abstractNumId="16" w15:restartNumberingAfterBreak="0">
     <w:nsid w:val="4DEF0988"/>
     <w:multiLevelType w:val="hybridMultilevel"/>
     <w:tmpl w:val="9EAA58DE"/>
@@ -15943,7 +16228,7 @@
       </w:rPr>
     </w:lvl>
   </w:abstractNum>
-  <w:abstractNum w:abstractNumId="16" w15:restartNumberingAfterBreak="0">
+  <w:abstractNum w:abstractNumId="17" w15:restartNumberingAfterBreak="0">
     <w:nsid w:val="53D30FC1"/>
     <w:multiLevelType w:val="multilevel"/>
     <w:tmpl w:val="24646DDC"/>
@@ -16066,7 +16351,7 @@
       </w:rPr>
     </w:lvl>
   </w:abstractNum>
-  <w:abstractNum w:abstractNumId="17" w15:restartNumberingAfterBreak="0">
+  <w:abstractNum w:abstractNumId="18" w15:restartNumberingAfterBreak="0">
     <w:nsid w:val="5B4E0E00"/>
     <w:multiLevelType w:val="hybridMultilevel"/>
     <w:tmpl w:val="41BADE8E"/>
@@ -16179,7 +16464,7 @@
       </w:rPr>
     </w:lvl>
   </w:abstractNum>
-  <w:abstractNum w:abstractNumId="18" w15:restartNumberingAfterBreak="0">
+  <w:abstractNum w:abstractNumId="19" w15:restartNumberingAfterBreak="0">
     <w:nsid w:val="5D9266A8"/>
     <w:multiLevelType w:val="hybridMultilevel"/>
     <w:tmpl w:val="FBAA604E"/>
@@ -16292,7 +16577,7 @@
       </w:rPr>
     </w:lvl>
   </w:abstractNum>
-  <w:abstractNum w:abstractNumId="19" w15:restartNumberingAfterBreak="0">
+  <w:abstractNum w:abstractNumId="20" w15:restartNumberingAfterBreak="0">
     <w:nsid w:val="5E8E2B10"/>
     <w:multiLevelType w:val="hybridMultilevel"/>
     <w:tmpl w:val="911AF576"/>
@@ -16405,7 +16690,7 @@
       </w:rPr>
     </w:lvl>
   </w:abstractNum>
-  <w:abstractNum w:abstractNumId="20" w15:restartNumberingAfterBreak="0">
+  <w:abstractNum w:abstractNumId="21" w15:restartNumberingAfterBreak="0">
     <w:nsid w:val="5F99353D"/>
     <w:multiLevelType w:val="hybridMultilevel"/>
     <w:tmpl w:val="5D0AA180"/>
@@ -16518,7 +16803,7 @@
       </w:rPr>
     </w:lvl>
   </w:abstractNum>
-  <w:abstractNum w:abstractNumId="21" w15:restartNumberingAfterBreak="0">
+  <w:abstractNum w:abstractNumId="22" w15:restartNumberingAfterBreak="0">
     <w:nsid w:val="60880FA4"/>
     <w:multiLevelType w:val="hybridMultilevel"/>
     <w:tmpl w:val="95B839D2"/>
@@ -16631,7 +16916,7 @@
       </w:rPr>
     </w:lvl>
   </w:abstractNum>
-  <w:abstractNum w:abstractNumId="22" w15:restartNumberingAfterBreak="0">
+  <w:abstractNum w:abstractNumId="23" w15:restartNumberingAfterBreak="0">
     <w:nsid w:val="63E33904"/>
     <w:multiLevelType w:val="hybridMultilevel"/>
     <w:tmpl w:val="09A69652"/>
@@ -16744,7 +17029,7 @@
       </w:rPr>
     </w:lvl>
   </w:abstractNum>
-  <w:abstractNum w:abstractNumId="23" w15:restartNumberingAfterBreak="0">
+  <w:abstractNum w:abstractNumId="24" w15:restartNumberingAfterBreak="0">
     <w:nsid w:val="64B30100"/>
     <w:multiLevelType w:val="hybridMultilevel"/>
     <w:tmpl w:val="32C2881E"/>
@@ -16857,7 +17142,7 @@
       </w:rPr>
     </w:lvl>
   </w:abstractNum>
-  <w:abstractNum w:abstractNumId="24" w15:restartNumberingAfterBreak="0">
+  <w:abstractNum w:abstractNumId="25" w15:restartNumberingAfterBreak="0">
     <w:nsid w:val="6CFC6171"/>
     <w:multiLevelType w:val="hybridMultilevel"/>
     <w:tmpl w:val="F4028A56"/>
@@ -16970,7 +17255,7 @@
       </w:rPr>
     </w:lvl>
   </w:abstractNum>
-  <w:abstractNum w:abstractNumId="25" w15:restartNumberingAfterBreak="0">
+  <w:abstractNum w:abstractNumId="26" w15:restartNumberingAfterBreak="0">
     <w:nsid w:val="6EDD6D54"/>
     <w:multiLevelType w:val="hybridMultilevel"/>
     <w:tmpl w:val="EAEA96C6"/>
@@ -17083,7 +17368,7 @@
       </w:rPr>
     </w:lvl>
   </w:abstractNum>
-  <w:abstractNum w:abstractNumId="26" w15:restartNumberingAfterBreak="0">
+  <w:abstractNum w:abstractNumId="27" w15:restartNumberingAfterBreak="0">
     <w:nsid w:val="72061202"/>
     <w:multiLevelType w:val="hybridMultilevel"/>
     <w:tmpl w:val="74BE2E7C"/>
@@ -17196,7 +17481,7 @@
       </w:rPr>
     </w:lvl>
   </w:abstractNum>
-  <w:abstractNum w:abstractNumId="27" w15:restartNumberingAfterBreak="0">
+  <w:abstractNum w:abstractNumId="28" w15:restartNumberingAfterBreak="0">
     <w:nsid w:val="73C75B9D"/>
     <w:multiLevelType w:val="hybridMultilevel"/>
     <w:tmpl w:val="D9F66DE6"/>
@@ -17309,7 +17594,7 @@
       </w:rPr>
     </w:lvl>
   </w:abstractNum>
-  <w:abstractNum w:abstractNumId="28" w15:restartNumberingAfterBreak="0">
+  <w:abstractNum w:abstractNumId="29" w15:restartNumberingAfterBreak="0">
     <w:nsid w:val="73D92ED7"/>
     <w:multiLevelType w:val="hybridMultilevel"/>
     <w:tmpl w:val="45C034DE"/>
@@ -17422,7 +17707,7 @@
       </w:rPr>
     </w:lvl>
   </w:abstractNum>
-  <w:abstractNum w:abstractNumId="29" w15:restartNumberingAfterBreak="0">
+  <w:abstractNum w:abstractNumId="30" w15:restartNumberingAfterBreak="0">
     <w:nsid w:val="776E0360"/>
     <w:multiLevelType w:val="hybridMultilevel"/>
     <w:tmpl w:val="69FC5988"/>
@@ -17535,7 +17820,156 @@
       </w:pPr>
     </w:lvl>
   </w:abstractNum>
-  <w:abstractNum w:abstractNumId="30" w15:restartNumberingAfterBreak="0">
+  <w:abstractNum w:abstractNumId="31" w15:restartNumberingAfterBreak="0">
+    <w:nsid w:val="78214AF1"/>
+    <w:multiLevelType w:val="multilevel"/>
+    <w:tmpl w:val="AB208A6C"/>
+    <w:lvl w:ilvl="0">
+      <w:start w:val="1"/>
+      <w:numFmt w:val="bullet"/>
+      <w:lvlText w:val=""/>
+      <w:lvlJc w:val="left"/>
+      <w:pPr>
+        <w:tabs>
+          <w:tab w:val="num" w:pos="720"/>
+        </w:tabs>
+        <w:ind w:left="720" w:hanging="360"/>
+      </w:pPr>
+      <w:rPr>
+        <w:rFonts w:ascii="Symbol" w:hAnsi="Symbol" w:hint="default"/>
+        <w:sz w:val="20"/>
+      </w:rPr>
+    </w:lvl>
+    <w:lvl w:ilvl="1" w:tentative="1">
+      <w:start w:val="1"/>
+      <w:numFmt w:val="bullet"/>
+      <w:lvlText w:val="o"/>
+      <w:lvlJc w:val="left"/>
+      <w:pPr>
+        <w:tabs>
+          <w:tab w:val="num" w:pos="1440"/>
+        </w:tabs>
+        <w:ind w:left="1440" w:hanging="360"/>
+      </w:pPr>
+      <w:rPr>
+        <w:rFonts w:ascii="Courier New" w:hAnsi="Courier New" w:hint="default"/>
+        <w:sz w:val="20"/>
+      </w:rPr>
+    </w:lvl>
+    <w:lvl w:ilvl="2" w:tentative="1">
+      <w:start w:val="1"/>
+      <w:numFmt w:val="bullet"/>
+      <w:lvlText w:val=""/>
+      <w:lvlJc w:val="left"/>
+      <w:pPr>
+        <w:tabs>
+          <w:tab w:val="num" w:pos="2160"/>
+        </w:tabs>
+        <w:ind w:left="2160" w:hanging="360"/>
+      </w:pPr>
+      <w:rPr>
+        <w:rFonts w:ascii="Wingdings" w:hAnsi="Wingdings" w:hint="default"/>
+        <w:sz w:val="20"/>
+      </w:rPr>
+    </w:lvl>
+    <w:lvl w:ilvl="3" w:tentative="1">
+      <w:start w:val="1"/>
+      <w:numFmt w:val="bullet"/>
+      <w:lvlText w:val=""/>
+      <w:lvlJc w:val="left"/>
+      <w:pPr>
+        <w:tabs>
+          <w:tab w:val="num" w:pos="2880"/>
+        </w:tabs>
+        <w:ind w:left="2880" w:hanging="360"/>
+      </w:pPr>
+      <w:rPr>
+        <w:rFonts w:ascii="Wingdings" w:hAnsi="Wingdings" w:hint="default"/>
+        <w:sz w:val="20"/>
+      </w:rPr>
+    </w:lvl>
+    <w:lvl w:ilvl="4" w:tentative="1">
+      <w:start w:val="1"/>
+      <w:numFmt w:val="bullet"/>
+      <w:lvlText w:val=""/>
+      <w:lvlJc w:val="left"/>
+      <w:pPr>
+        <w:tabs>
+          <w:tab w:val="num" w:pos="3600"/>
+        </w:tabs>
+        <w:ind w:left="3600" w:hanging="360"/>
+      </w:pPr>
+      <w:rPr>
+        <w:rFonts w:ascii="Wingdings" w:hAnsi="Wingdings" w:hint="default"/>
+        <w:sz w:val="20"/>
+      </w:rPr>
+    </w:lvl>
+    <w:lvl w:ilvl="5" w:tentative="1">
+      <w:start w:val="1"/>
+      <w:numFmt w:val="bullet"/>
+      <w:lvlText w:val=""/>
+      <w:lvlJc w:val="left"/>
+      <w:pPr>
+        <w:tabs>
+          <w:tab w:val="num" w:pos="4320"/>
+        </w:tabs>
+        <w:ind w:left="4320" w:hanging="360"/>
+      </w:pPr>
+      <w:rPr>
+        <w:rFonts w:ascii="Wingdings" w:hAnsi="Wingdings" w:hint="default"/>
+        <w:sz w:val="20"/>
+      </w:rPr>
+    </w:lvl>
+    <w:lvl w:ilvl="6" w:tentative="1">
+      <w:start w:val="1"/>
+      <w:numFmt w:val="bullet"/>
+      <w:lvlText w:val=""/>
+      <w:lvlJc w:val="left"/>
+      <w:pPr>
+        <w:tabs>
+          <w:tab w:val="num" w:pos="5040"/>
+        </w:tabs>
+        <w:ind w:left="5040" w:hanging="360"/>
+      </w:pPr>
+      <w:rPr>
+        <w:rFonts w:ascii="Wingdings" w:hAnsi="Wingdings" w:hint="default"/>
+        <w:sz w:val="20"/>
+      </w:rPr>
+    </w:lvl>
+    <w:lvl w:ilvl="7" w:tentative="1">
+      <w:start w:val="1"/>
+      <w:numFmt w:val="bullet"/>
+      <w:lvlText w:val=""/>
+      <w:lvlJc w:val="left"/>
+      <w:pPr>
+        <w:tabs>
+          <w:tab w:val="num" w:pos="5760"/>
+        </w:tabs>
+        <w:ind w:left="5760" w:hanging="360"/>
+      </w:pPr>
+      <w:rPr>
+        <w:rFonts w:ascii="Wingdings" w:hAnsi="Wingdings" w:hint="default"/>
+        <w:sz w:val="20"/>
+      </w:rPr>
+    </w:lvl>
+    <w:lvl w:ilvl="8" w:tentative="1">
+      <w:start w:val="1"/>
+      <w:numFmt w:val="bullet"/>
+      <w:lvlText w:val=""/>
+      <w:lvlJc w:val="left"/>
+      <w:pPr>
+        <w:tabs>
+          <w:tab w:val="num" w:pos="6480"/>
+        </w:tabs>
+        <w:ind w:left="6480" w:hanging="360"/>
+      </w:pPr>
+      <w:rPr>
+        <w:rFonts w:ascii="Wingdings" w:hAnsi="Wingdings" w:hint="default"/>
+        <w:sz w:val="20"/>
+      </w:rPr>
+    </w:lvl>
+  </w:abstractNum>
+  <w:abstractNum w:abstractNumId="32" w15:restartNumberingAfterBreak="0">
     <w:nsid w:val="797E2341"/>
     <w:multiLevelType w:val="hybridMultilevel"/>
     <w:tmpl w:val="3D02E194"/>
@@ -17648,7 +18082,7 @@
       </w:rPr>
     </w:lvl>
   </w:abstractNum>
-  <w:abstractNum w:abstractNumId="31" w15:restartNumberingAfterBreak="0">
+  <w:abstractNum w:abstractNumId="33" w15:restartNumberingAfterBreak="0">
     <w:nsid w:val="7B456BAD"/>
     <w:multiLevelType w:val="hybridMultilevel"/>
     <w:tmpl w:val="1C869EA2"/>
@@ -17761,7 +18195,7 @@
       </w:rPr>
     </w:lvl>
   </w:abstractNum>
-  <w:abstractNum w:abstractNumId="32" w15:restartNumberingAfterBreak="0">
+  <w:abstractNum w:abstractNumId="34" w15:restartNumberingAfterBreak="0">
     <w:nsid w:val="7FA81D2A"/>
     <w:multiLevelType w:val="hybridMultilevel"/>
     <w:tmpl w:val="05249358"/>
@@ -17875,19 +18309,19 @@
     </w:lvl>
   </w:abstractNum>
   <w:num w:numId="1" w16cid:durableId="792482711">
-    <w:abstractNumId w:val="29"/>
+    <w:abstractNumId w:val="30"/>
   </w:num>
   <w:num w:numId="2" w16cid:durableId="2067756221">
-    <w:abstractNumId w:val="26"/>
+    <w:abstractNumId w:val="27"/>
   </w:num>
   <w:num w:numId="3" w16cid:durableId="719868787">
+    <w:abstractNumId w:val="18"/>
+  </w:num>
+  <w:num w:numId="4" w16cid:durableId="1645818660">
     <w:abstractNumId w:val="17"/>
   </w:num>
-  <w:num w:numId="4" w16cid:durableId="1645818660">
-    <w:abstractNumId w:val="16"/>
-  </w:num>
   <w:num w:numId="5" w16cid:durableId="999309655">
-    <w:abstractNumId w:val="30"/>
+    <w:abstractNumId w:val="32"/>
   </w:num>
   <w:num w:numId="6" w16cid:durableId="647057760">
     <w:abstractNumId w:val="5"/>
@@ -17896,7 +18330,7 @@
     <w:abstractNumId w:val="4"/>
   </w:num>
   <w:num w:numId="8" w16cid:durableId="1743289594">
-    <w:abstractNumId w:val="21"/>
+    <w:abstractNumId w:val="22"/>
   </w:num>
   <w:num w:numId="9" w16cid:durableId="1773552071">
     <w:abstractNumId w:val="12"/>
@@ -17905,7 +18339,7 @@
     <w:abstractNumId w:val="1"/>
   </w:num>
   <w:num w:numId="11" w16cid:durableId="918518434">
-    <w:abstractNumId w:val="18"/>
+    <w:abstractNumId w:val="19"/>
   </w:num>
   <w:num w:numId="12" w16cid:durableId="1457019644">
     <w:abstractNumId w:val="13"/>
@@ -17920,10 +18354,10 @@
     <w:abstractNumId w:val="11"/>
   </w:num>
   <w:num w:numId="16" w16cid:durableId="1538276608">
-    <w:abstractNumId w:val="19"/>
+    <w:abstractNumId w:val="20"/>
   </w:num>
   <w:num w:numId="17" w16cid:durableId="1349405999">
-    <w:abstractNumId w:val="15"/>
+    <w:abstractNumId w:val="16"/>
   </w:num>
   <w:num w:numId="18" w16cid:durableId="1376731059">
     <w:abstractNumId w:val="0"/>
@@ -17938,40 +18372,46 @@
     <w:abstractNumId w:val="7"/>
   </w:num>
   <w:num w:numId="22" w16cid:durableId="1370297924">
-    <w:abstractNumId w:val="25"/>
+    <w:abstractNumId w:val="26"/>
   </w:num>
   <w:num w:numId="23" w16cid:durableId="569193154">
-    <w:abstractNumId w:val="31"/>
+    <w:abstractNumId w:val="33"/>
   </w:num>
   <w:num w:numId="24" w16cid:durableId="1961913852">
     <w:abstractNumId w:val="6"/>
   </w:num>
   <w:num w:numId="25" w16cid:durableId="2145926774">
-    <w:abstractNumId w:val="28"/>
+    <w:abstractNumId w:val="29"/>
   </w:num>
   <w:num w:numId="26" w16cid:durableId="1795099277">
-    <w:abstractNumId w:val="24"/>
+    <w:abstractNumId w:val="25"/>
   </w:num>
   <w:num w:numId="27" w16cid:durableId="2140026730">
     <w:abstractNumId w:val="2"/>
   </w:num>
   <w:num w:numId="28" w16cid:durableId="683437880">
-    <w:abstractNumId w:val="32"/>
+    <w:abstractNumId w:val="34"/>
   </w:num>
   <w:num w:numId="29" w16cid:durableId="1996061656">
-    <w:abstractNumId w:val="20"/>
+    <w:abstractNumId w:val="21"/>
   </w:num>
   <w:num w:numId="30" w16cid:durableId="1656570426">
-    <w:abstractNumId w:val="27"/>
+    <w:abstractNumId w:val="28"/>
   </w:num>
   <w:num w:numId="31" w16cid:durableId="1443038682">
     <w:abstractNumId w:val="8"/>
   </w:num>
   <w:num w:numId="32" w16cid:durableId="45104200">
-    <w:abstractNumId w:val="22"/>
+    <w:abstractNumId w:val="23"/>
   </w:num>
   <w:num w:numId="33" w16cid:durableId="1081373729">
-    <w:abstractNumId w:val="23"/>
+    <w:abstractNumId w:val="24"/>
+  </w:num>
+  <w:num w:numId="34" w16cid:durableId="1568682285">
+    <w:abstractNumId w:val="15"/>
+  </w:num>
+  <w:num w:numId="35" w16cid:durableId="1979453160">
+    <w:abstractNumId w:val="31"/>
   </w:num>
 </w:numbering>
 </file>
@@ -18563,7 +19003,6 @@
   <w:style w:type="character" w:default="1" w:styleId="DefaultParagraphFont">
     <w:name w:val="Default Paragraph Font"/>
     <w:uiPriority w:val="1"/>
-    <w:semiHidden/>
     <w:unhideWhenUsed/>
   </w:style>
   <w:style w:type="table" w:default="1" w:styleId="TableNormal">
@@ -19489,6 +19928,19 @@
       </w:tcPr>
     </w:tblStylePr>
   </w:style>
+  <w:style w:type="paragraph" w:styleId="NormalWeb">
+    <w:name w:val="Normal (Web)"/>
+    <w:basedOn w:val="Normal"/>
+    <w:uiPriority w:val="99"/>
+    <w:semiHidden/>
+    <w:unhideWhenUsed/>
+    <w:rsid w:val="00E67D0D"/>
+    <w:rPr>
+      <w:rFonts w:ascii="Times New Roman" w:hAnsi="Times New Roman" w:cs="Times New Roman"/>
+      <w:sz w:val="24"/>
+      <w:szCs w:val="24"/>
+    </w:rPr>
+  </w:style>
 </w:styles>
 </file>
 
@@ -19996,7 +20448,7 @@
     <w:charset w:val="00"/>
     <w:family w:val="swiss"/>
     <w:pitch w:val="variable"/>
-    <w:sig w:usb0="E4002EFF" w:usb1="C000247B" w:usb2="00000009" w:usb3="00000000" w:csb0="000001FF" w:csb1="00000000"/>
+    <w:sig w:usb0="E4002EFF" w:usb1="C200247B" w:usb2="00000009" w:usb3="00000000" w:csb0="000001FF" w:csb1="00000000"/>
   </w:font>
   <w:font w:name="MS PGothic">
     <w:panose1 w:val="020B0600070205080204"/>
@@ -20067,7 +20519,7 @@
     <w:charset w:val="00"/>
     <w:family w:val="swiss"/>
     <w:pitch w:val="variable"/>
-    <w:sig w:usb0="E4002EFF" w:usb1="C000247B" w:usb2="00000009" w:usb3="00000000" w:csb0="000001FF" w:csb1="00000000"/>
+    <w:sig w:usb0="E4002EFF" w:usb1="C200247B" w:usb2="00000009" w:usb3="00000000" w:csb0="000001FF" w:csb1="00000000"/>
   </w:font>
   <w:font w:name="Aptos">
     <w:charset w:val="00"/>
@@ -20113,7 +20565,9 @@
     <w:rsid w:val="00AF6BD0"/>
     <w:rsid w:val="00B02621"/>
     <w:rsid w:val="00C67A85"/>
+    <w:rsid w:val="00CB0BBD"/>
     <w:rsid w:val="00D13357"/>
+    <w:rsid w:val="00D74876"/>
     <w:rsid w:val="00E06AE5"/>
     <w:rsid w:val="00E134BF"/>
     <w:rsid w:val="00EC3212"/>
@@ -21022,21 +21476,6 @@
 </file>
 
 <file path=customXml/item3.xml><?xml version="1.0" encoding="utf-8"?>
-<?mso-contentType ?>
-<FormTemplates xmlns="http://schemas.microsoft.com/sharepoint/v3/contenttype/forms">
-  <Display>DocumentLibraryForm</Display>
-  <Edit>DocumentLibraryForm</Edit>
-  <New>DocumentLibraryForm</New>
-</FormTemplates>
-</file>
-
-<file path=customXml/item4.xml><?xml version="1.0" encoding="utf-8"?>
-<p:properties xmlns:p="http://schemas.microsoft.com/office/2006/metadata/properties" xmlns:xsi="http://www.w3.org/2001/XMLSchema-instance" xmlns:pc="http://schemas.microsoft.com/office/infopath/2007/PartnerControls">
-  <documentManagement/>
-</p:properties>
-</file>
-
-<file path=customXml/item5.xml><?xml version="1.0" encoding="utf-8"?>
 <ct:contentTypeSchema xmlns:ct="http://schemas.microsoft.com/office/2006/metadata/contentType" xmlns:ma="http://schemas.microsoft.com/office/2006/metadata/properties/metaAttributes" ct:_="" ma:_="" ma:contentTypeName="Document" ma:contentTypeID="0x010100D1B0AC6E341C214CA1177740CAC8D7DC" ma:contentTypeVersion="4" ma:contentTypeDescription="Create a new document." ma:contentTypeScope="" ma:versionID="ce21ab405493717f849015263f4cac0f">
   <xsd:schema xmlns:xsd="http://www.w3.org/2001/XMLSchema" xmlns:xs="http://www.w3.org/2001/XMLSchema" xmlns:p="http://schemas.microsoft.com/office/2006/metadata/properties" xmlns:ns3="ad3de044-db58-40bc-9b02-02e74a19a7b4" targetNamespace="http://schemas.microsoft.com/office/2006/metadata/properties" ma:root="true" ma:fieldsID="f1684962df42548ef4d646d48799caa7" ns3:_="">
     <xsd:import namespace="ad3de044-db58-40bc-9b02-02e74a19a7b4"/>
@@ -21180,6 +21619,21 @@
 </ct:contentTypeSchema>
 </file>
 
+<file path=customXml/item4.xml><?xml version="1.0" encoding="utf-8"?>
+<p:properties xmlns:p="http://schemas.microsoft.com/office/2006/metadata/properties" xmlns:xsi="http://www.w3.org/2001/XMLSchema-instance" xmlns:pc="http://schemas.microsoft.com/office/infopath/2007/PartnerControls">
+  <documentManagement/>
+</p:properties>
+</file>
+
+<file path=customXml/item5.xml><?xml version="1.0" encoding="utf-8"?>
+<?mso-contentType ?>
+<FormTemplates xmlns="http://schemas.microsoft.com/sharepoint/v3/contenttype/forms">
+  <Display>DocumentLibraryForm</Display>
+  <Edit>DocumentLibraryForm</Edit>
+  <New>DocumentLibraryForm</New>
+</FormTemplates>
+</file>
+
 <file path=customXml/itemProps1.xml><?xml version="1.0" encoding="utf-8"?>
 <ds:datastoreItem xmlns:ds="http://schemas.openxmlformats.org/officeDocument/2006/customXml" ds:itemID="{55AF091B-3C7A-41E3-B477-F2FDAA23CFDA}">
   <ds:schemaRefs>
@@ -21197,23 +21651,6 @@
 </file>
 
 <file path=customXml/itemProps3.xml><?xml version="1.0" encoding="utf-8"?>
-<ds:datastoreItem xmlns:ds="http://schemas.openxmlformats.org/officeDocument/2006/customXml" ds:itemID="{B50C7D59-6EEB-4094-8382-483A2CAE3FF9}">
-  <ds:schemaRefs>
-    <ds:schemaRef ds:uri="http://schemas.microsoft.com/sharepoint/v3/contenttype/forms"/>
-  </ds:schemaRefs>
-</ds:datastoreItem>
-</file>
-
-<file path=customXml/itemProps4.xml><?xml version="1.0" encoding="utf-8"?>
-<ds:datastoreItem xmlns:ds="http://schemas.openxmlformats.org/officeDocument/2006/customXml" ds:itemID="{12945E9A-1C17-49A9-B39F-E2F969E362E2}">
-  <ds:schemaRefs>
-    <ds:schemaRef ds:uri="http://schemas.microsoft.com/office/2006/metadata/properties"/>
-    <ds:schemaRef ds:uri="http://schemas.microsoft.com/office/infopath/2007/PartnerControls"/>
-  </ds:schemaRefs>
-</ds:datastoreItem>
-</file>
-
-<file path=customXml/itemProps5.xml><?xml version="1.0" encoding="utf-8"?>
 <ds:datastoreItem xmlns:ds="http://schemas.openxmlformats.org/officeDocument/2006/customXml" ds:itemID="{EAD2FB18-8996-4652-966F-6048F4222351}">
   <ds:schemaRefs>
     <ds:schemaRef ds:uri="http://schemas.microsoft.com/office/2006/metadata/contentType"/>
@@ -21229,4 +21666,21 @@
     <ds:schemaRef ds:uri="http://schemas.microsoft.com/internal/obd"/>
   </ds:schemaRefs>
 </ds:datastoreItem>
+</file>
+
+<file path=customXml/itemProps4.xml><?xml version="1.0" encoding="utf-8"?>
+<ds:datastoreItem xmlns:ds="http://schemas.openxmlformats.org/officeDocument/2006/customXml" ds:itemID="{12945E9A-1C17-49A9-B39F-E2F969E362E2}">
+  <ds:schemaRefs>
+    <ds:schemaRef ds:uri="http://schemas.microsoft.com/office/2006/metadata/properties"/>
+    <ds:schemaRef ds:uri="http://schemas.microsoft.com/office/infopath/2007/PartnerControls"/>
+  </ds:schemaRefs>
+</ds:datastoreItem>
+</file>
+
+<file path=customXml/itemProps5.xml><?xml version="1.0" encoding="utf-8"?>
+<ds:datastoreItem xmlns:ds="http://schemas.openxmlformats.org/officeDocument/2006/customXml" ds:itemID="{B50C7D59-6EEB-4094-8382-483A2CAE3FF9}">
+  <ds:schemaRefs>
+    <ds:schemaRef ds:uri="http://schemas.microsoft.com/sharepoint/v3/contenttype/forms"/>
+  </ds:schemaRefs>
+</ds:datastoreItem>
 </file>
--- a/Week 2 ICT Fundamentals/Documents/ICT Security Fundamentals Workbook 1 - Workplace Information and Impact Scenario.docx
+++ b/Week 2 ICT Fundamentals/Documents/ICT Security Fundamentals Workbook 1 - Workplace Information and Impact Scenario.docx
@@ -519,7 +519,7 @@
               <w:szCs w:val="40"/>
             </w:rPr>
             <w:drawing>
-              <wp:anchor distT="0" distB="0" distL="114300" distR="114300" simplePos="0" relativeHeight="251670528" behindDoc="1" locked="0" layoutInCell="1" allowOverlap="1" wp14:anchorId="36A479DA" wp14:editId="40A73BB8">
+              <wp:anchor distT="0" distB="0" distL="114300" distR="114300" simplePos="0" relativeHeight="251670528" behindDoc="1" locked="0" layoutInCell="1" allowOverlap="1" wp14:anchorId="36A479DA" wp14:editId="3C22AA1F">
                 <wp:simplePos x="0" y="0"/>
                 <wp:positionH relativeFrom="margin">
                   <wp:align>center</wp:align>
@@ -10493,8 +10493,21 @@
             <w:pPr>
               <w:pStyle w:val="AIEStandard"/>
             </w:pPr>
-            <w:r>
-              <w:lastRenderedPageBreak/>
+          </w:p>
+          <w:p>
+            <w:pPr>
+              <w:pStyle w:val="AIEStandard"/>
+            </w:pPr>
+          </w:p>
+          <w:p>
+            <w:pPr>
+              <w:pStyle w:val="AIEStandard"/>
+              <w:numPr>
+                <w:ilvl w:val="0"/>
+                <w:numId w:val="14"/>
+              </w:numPr>
+            </w:pPr>
+            <w:r>
               <w:t>Risk 1:</w:t>
             </w:r>
             <w:r>
@@ -10561,25 +10574,51 @@
           <w:p>
             <w:pPr>
               <w:pStyle w:val="AIEStandard"/>
-            </w:pPr>
-          </w:p>
-          <w:p>
-            <w:pPr>
-              <w:pStyle w:val="AIEStandard"/>
-            </w:pPr>
-          </w:p>
-          <w:p>
-            <w:pPr>
-              <w:pStyle w:val="AIEStandard"/>
-            </w:pPr>
-            <w:r>
-              <w:t xml:space="preserve">Risk 3: </w:t>
-            </w:r>
+              <w:ind w:left="720"/>
+            </w:pPr>
             <w:r>
               <w:rPr>
                 <w:b/>
                 <w:bCs/>
               </w:rPr>
+              <w:t>Marketing Team</w:t>
+            </w:r>
+            <w:r>
+              <w:t xml:space="preserve">: They will need to consult and comply with these </w:t>
+            </w:r>
+            <w:r>
+              <w:t>policy changes made by the legal team.</w:t>
+            </w:r>
+            <w:r>
+              <w:t xml:space="preserve"> They will need to update any existing marketing materials to reflect these changes in compliance with APP 7</w:t>
+            </w:r>
+          </w:p>
+          <w:p>
+            <w:pPr>
+              <w:pStyle w:val="AIEStandard"/>
+            </w:pPr>
+          </w:p>
+          <w:p>
+            <w:pPr>
+              <w:pStyle w:val="AIEStandard"/>
+            </w:pPr>
+          </w:p>
+          <w:p>
+            <w:pPr>
+              <w:pStyle w:val="AIEStandard"/>
+              <w:numPr>
+                <w:ilvl w:val="0"/>
+                <w:numId w:val="36"/>
+              </w:numPr>
+            </w:pPr>
+            <w:r>
+              <w:t xml:space="preserve">Risk 3: </w:t>
+            </w:r>
+            <w:r>
+              <w:rPr>
+                <w:b/>
+                <w:bCs/>
+              </w:rPr>
               <w:t>Legal Team</w:t>
             </w:r>
             <w:r>
@@ -10588,6 +10627,37 @@
             <w:r>
               <w:noBreakHyphen/>
               <w:t>border data sharing, ensure APP 8 compliance, and verify Spawnpoint Marketing’s privacy safeguards.</w:t>
+            </w:r>
+          </w:p>
+          <w:p>
+            <w:pPr>
+              <w:pStyle w:val="AIEStandard"/>
+              <w:ind w:left="720"/>
+            </w:pPr>
+            <w:r>
+              <w:rPr>
+                <w:b/>
+                <w:bCs/>
+              </w:rPr>
+              <w:t>Marketing Team</w:t>
+            </w:r>
+            <w:r>
+              <w:t>: They must consult and comply with the policy changes made by the legal team.</w:t>
+            </w:r>
+            <w:r>
+              <w:t xml:space="preserve"> </w:t>
+            </w:r>
+            <w:r>
+              <w:t xml:space="preserve">They will need to update any </w:t>
+            </w:r>
+            <w:r>
+              <w:t>existing marketing</w:t>
+            </w:r>
+            <w:r>
+              <w:t xml:space="preserve"> materials to reflect these changes</w:t>
+            </w:r>
+            <w:r>
+              <w:t xml:space="preserve"> in compliance with APP 8</w:t>
             </w:r>
           </w:p>
           <w:p>
@@ -10612,6 +10682,7 @@
         </w:numPr>
       </w:pPr>
       <w:r>
+        <w:lastRenderedPageBreak/>
         <w:t>Outline</w:t>
       </w:r>
       <w:r>
@@ -10710,7 +10781,10 @@
             </w:r>
             <w:r>
               <w:noBreakHyphen/>
-              <w:t>out mechanisms.</w:t>
+              <w:t>out mechanisms</w:t>
+            </w:r>
+            <w:r>
+              <w:t xml:space="preserve"> while also ensuring compliance and consultation with the marketing team.</w:t>
             </w:r>
           </w:p>
           <w:p>
@@ -10735,7 +10809,21 @@
                 <w:b/>
                 <w:bCs/>
               </w:rPr>
-              <w:t>Complete within 4 weeks</w:t>
+              <w:t>Complete within 4</w:t>
+            </w:r>
+            <w:r>
+              <w:rPr>
+                <w:b/>
+                <w:bCs/>
+              </w:rPr>
+              <w:t>-7</w:t>
+            </w:r>
+            <w:r>
+              <w:rPr>
+                <w:b/>
+                <w:bCs/>
+              </w:rPr>
+              <w:t xml:space="preserve"> weeks</w:t>
             </w:r>
             <w:r>
               <w:t xml:space="preserve"> Cross</w:t>
@@ -10743,6 +10831,9 @@
             <w:r>
               <w:noBreakHyphen/>
               <w:t>border disclosure requires:</w:t>
+            </w:r>
+            <w:r>
+              <w:t xml:space="preserve"> </w:t>
             </w:r>
           </w:p>
           <w:p>
@@ -10756,6 +10847,16 @@
             <w:r>
               <w:t>Legal review</w:t>
             </w:r>
+            <w:r>
+              <w:t xml:space="preserve"> </w:t>
+            </w:r>
+            <w:r>
+              <w:rPr>
+                <w:b/>
+                <w:bCs/>
+              </w:rPr>
+              <w:t>1-2 weeks</w:t>
+            </w:r>
           </w:p>
           <w:p>
             <w:pPr>
@@ -10764,9 +10865,23 @@
                 <w:ilvl w:val="0"/>
                 <w:numId w:val="35"/>
               </w:numPr>
+              <w:rPr>
+                <w:b/>
+                <w:bCs/>
+              </w:rPr>
             </w:pPr>
             <w:r>
               <w:t>Contractual checks</w:t>
+            </w:r>
+            <w:r>
+              <w:t xml:space="preserve"> </w:t>
+            </w:r>
+            <w:r>
+              <w:rPr>
+                <w:b/>
+                <w:bCs/>
+              </w:rPr>
+              <w:t>1-2 weeks</w:t>
             </w:r>
           </w:p>
           <w:p>
@@ -10780,6 +10895,16 @@
             <w:r>
               <w:t>Verification that Spawnpoint meets APP requirements</w:t>
             </w:r>
+            <w:r>
+              <w:t xml:space="preserve"> </w:t>
+            </w:r>
+            <w:r>
+              <w:rPr>
+                <w:b/>
+                <w:bCs/>
+              </w:rPr>
+              <w:t>2-3 weeks</w:t>
+            </w:r>
           </w:p>
           <w:p>
             <w:pPr>
@@ -10791,6 +10916,16 @@
             </w:pPr>
             <w:r>
               <w:t>Updating the privacy policy</w:t>
+            </w:r>
+            <w:r>
+              <w:t xml:space="preserve"> </w:t>
+            </w:r>
+            <w:r>
+              <w:rPr>
+                <w:b/>
+                <w:bCs/>
+              </w:rPr>
+              <w:t>1-2 weeks</w:t>
             </w:r>
           </w:p>
           <w:p>
@@ -14613,7 +14748,7 @@
   <w:abstractNum w:abstractNumId="3" w15:restartNumberingAfterBreak="0">
     <w:nsid w:val="16A727AE"/>
     <w:multiLevelType w:val="hybridMultilevel"/>
-    <w:tmpl w:val="1F463892"/>
+    <w:tmpl w:val="3F7E169A"/>
     <w:lvl w:ilvl="0" w:tplc="0C090001">
       <w:start w:val="1"/>
       <w:numFmt w:val="bullet"/>
@@ -16465,6 +16600,119 @@
     </w:lvl>
   </w:abstractNum>
   <w:abstractNum w:abstractNumId="19" w15:restartNumberingAfterBreak="0">
+    <w:nsid w:val="5C5A2A03"/>
+    <w:multiLevelType w:val="hybridMultilevel"/>
+    <w:tmpl w:val="C4DE1D32"/>
+    <w:lvl w:ilvl="0" w:tplc="0C090001">
+      <w:start w:val="1"/>
+      <w:numFmt w:val="bullet"/>
+      <w:lvlText w:val=""/>
+      <w:lvlJc w:val="left"/>
+      <w:pPr>
+        <w:ind w:left="720" w:hanging="360"/>
+      </w:pPr>
+      <w:rPr>
+        <w:rFonts w:ascii="Symbol" w:hAnsi="Symbol" w:hint="default"/>
+      </w:rPr>
+    </w:lvl>
+    <w:lvl w:ilvl="1" w:tplc="0C090003" w:tentative="1">
+      <w:start w:val="1"/>
+      <w:numFmt w:val="bullet"/>
+      <w:lvlText w:val="o"/>
+      <w:lvlJc w:val="left"/>
+      <w:pPr>
+        <w:ind w:left="1440" w:hanging="360"/>
+      </w:pPr>
+      <w:rPr>
+        <w:rFonts w:ascii="Courier New" w:hAnsi="Courier New" w:cs="Courier New" w:hint="default"/>
+      </w:rPr>
+    </w:lvl>
+    <w:lvl w:ilvl="2" w:tplc="0C090005" w:tentative="1">
+      <w:start w:val="1"/>
+      <w:numFmt w:val="bullet"/>
+      <w:lvlText w:val=""/>
+      <w:lvlJc w:val="left"/>
+      <w:pPr>
+        <w:ind w:left="2160" w:hanging="360"/>
+      </w:pPr>
+      <w:rPr>
+        <w:rFonts w:ascii="Wingdings" w:hAnsi="Wingdings" w:hint="default"/>
+      </w:rPr>
+    </w:lvl>
+    <w:lvl w:ilvl="3" w:tplc="0C090001" w:tentative="1">
+      <w:start w:val="1"/>
+      <w:numFmt w:val="bullet"/>
+      <w:lvlText w:val=""/>
+      <w:lvlJc w:val="left"/>
+      <w:pPr>
+        <w:ind w:left="2880" w:hanging="360"/>
+      </w:pPr>
+      <w:rPr>
+        <w:rFonts w:ascii="Symbol" w:hAnsi="Symbol" w:hint="default"/>
+      </w:rPr>
+    </w:lvl>
+    <w:lvl w:ilvl="4" w:tplc="0C090003" w:tentative="1">
+      <w:start w:val="1"/>
+      <w:numFmt w:val="bullet"/>
+      <w:lvlText w:val="o"/>
+      <w:lvlJc w:val="left"/>
+      <w:pPr>
+        <w:ind w:left="3600" w:hanging="360"/>
+      </w:pPr>
+      <w:rPr>
+        <w:rFonts w:ascii="Courier New" w:hAnsi="Courier New" w:cs="Courier New" w:hint="default"/>
+      </w:rPr>
+    </w:lvl>
+    <w:lvl w:ilvl="5" w:tplc="0C090005" w:tentative="1">
+      <w:start w:val="1"/>
+      <w:numFmt w:val="bullet"/>
+      <w:lvlText w:val=""/>
+      <w:lvlJc w:val="left"/>
+      <w:pPr>
+        <w:ind w:left="4320" w:hanging="360"/>
+      </w:pPr>
+      <w:rPr>
+        <w:rFonts w:ascii="Wingdings" w:hAnsi="Wingdings" w:hint="default"/>
+      </w:rPr>
+    </w:lvl>
+    <w:lvl w:ilvl="6" w:tplc="0C090001" w:tentative="1">
+      <w:start w:val="1"/>
+      <w:numFmt w:val="bullet"/>
+      <w:lvlText w:val=""/>
+      <w:lvlJc w:val="left"/>
+      <w:pPr>
+        <w:ind w:left="5040" w:hanging="360"/>
+      </w:pPr>
+      <w:rPr>
+        <w:rFonts w:ascii="Symbol" w:hAnsi="Symbol" w:hint="default"/>
+      </w:rPr>
+    </w:lvl>
+    <w:lvl w:ilvl="7" w:tplc="0C090003" w:tentative="1">
+      <w:start w:val="1"/>
+      <w:numFmt w:val="bullet"/>
+      <w:lvlText w:val="o"/>
+      <w:lvlJc w:val="left"/>
+      <w:pPr>
+        <w:ind w:left="5760" w:hanging="360"/>
+      </w:pPr>
+      <w:rPr>
+        <w:rFonts w:ascii="Courier New" w:hAnsi="Courier New" w:cs="Courier New" w:hint="default"/>
+      </w:rPr>
+    </w:lvl>
+    <w:lvl w:ilvl="8" w:tplc="0C090005" w:tentative="1">
+      <w:start w:val="1"/>
+      <w:numFmt w:val="bullet"/>
+      <w:lvlText w:val=""/>
+      <w:lvlJc w:val="left"/>
+      <w:pPr>
+        <w:ind w:left="6480" w:hanging="360"/>
+      </w:pPr>
+      <w:rPr>
+        <w:rFonts w:ascii="Wingdings" w:hAnsi="Wingdings" w:hint="default"/>
+      </w:rPr>
+    </w:lvl>
+  </w:abstractNum>
+  <w:abstractNum w:abstractNumId="20" w15:restartNumberingAfterBreak="0">
     <w:nsid w:val="5D9266A8"/>
     <w:multiLevelType w:val="hybridMultilevel"/>
     <w:tmpl w:val="FBAA604E"/>
@@ -16577,7 +16825,7 @@
       </w:rPr>
     </w:lvl>
   </w:abstractNum>
-  <w:abstractNum w:abstractNumId="20" w15:restartNumberingAfterBreak="0">
+  <w:abstractNum w:abstractNumId="21" w15:restartNumberingAfterBreak="0">
     <w:nsid w:val="5E8E2B10"/>
     <w:multiLevelType w:val="hybridMultilevel"/>
     <w:tmpl w:val="911AF576"/>
@@ -16690,7 +16938,7 @@
       </w:rPr>
     </w:lvl>
   </w:abstractNum>
-  <w:abstractNum w:abstractNumId="21" w15:restartNumberingAfterBreak="0">
+  <w:abstractNum w:abstractNumId="22" w15:restartNumberingAfterBreak="0">
     <w:nsid w:val="5F99353D"/>
     <w:multiLevelType w:val="hybridMultilevel"/>
     <w:tmpl w:val="5D0AA180"/>
@@ -16803,7 +17051,7 @@
       </w:rPr>
     </w:lvl>
   </w:abstractNum>
-  <w:abstractNum w:abstractNumId="22" w15:restartNumberingAfterBreak="0">
+  <w:abstractNum w:abstractNumId="23" w15:restartNumberingAfterBreak="0">
     <w:nsid w:val="60880FA4"/>
     <w:multiLevelType w:val="hybridMultilevel"/>
     <w:tmpl w:val="95B839D2"/>
@@ -16916,7 +17164,7 @@
       </w:rPr>
     </w:lvl>
   </w:abstractNum>
-  <w:abstractNum w:abstractNumId="23" w15:restartNumberingAfterBreak="0">
+  <w:abstractNum w:abstractNumId="24" w15:restartNumberingAfterBreak="0">
     <w:nsid w:val="63E33904"/>
     <w:multiLevelType w:val="hybridMultilevel"/>
     <w:tmpl w:val="09A69652"/>
@@ -17029,7 +17277,7 @@
       </w:rPr>
     </w:lvl>
   </w:abstractNum>
-  <w:abstractNum w:abstractNumId="24" w15:restartNumberingAfterBreak="0">
+  <w:abstractNum w:abstractNumId="25" w15:restartNumberingAfterBreak="0">
     <w:nsid w:val="64B30100"/>
     <w:multiLevelType w:val="hybridMultilevel"/>
     <w:tmpl w:val="32C2881E"/>
@@ -17142,7 +17390,7 @@
       </w:rPr>
     </w:lvl>
   </w:abstractNum>
-  <w:abstractNum w:abstractNumId="25" w15:restartNumberingAfterBreak="0">
+  <w:abstractNum w:abstractNumId="26" w15:restartNumberingAfterBreak="0">
     <w:nsid w:val="6CFC6171"/>
     <w:multiLevelType w:val="hybridMultilevel"/>
     <w:tmpl w:val="F4028A56"/>
@@ -17255,7 +17503,7 @@
       </w:rPr>
     </w:lvl>
   </w:abstractNum>
-  <w:abstractNum w:abstractNumId="26" w15:restartNumberingAfterBreak="0">
+  <w:abstractNum w:abstractNumId="27" w15:restartNumberingAfterBreak="0">
     <w:nsid w:val="6EDD6D54"/>
     <w:multiLevelType w:val="hybridMultilevel"/>
     <w:tmpl w:val="EAEA96C6"/>
@@ -17368,7 +17616,7 @@
       </w:rPr>
     </w:lvl>
   </w:abstractNum>
-  <w:abstractNum w:abstractNumId="27" w15:restartNumberingAfterBreak="0">
+  <w:abstractNum w:abstractNumId="28" w15:restartNumberingAfterBreak="0">
     <w:nsid w:val="72061202"/>
     <w:multiLevelType w:val="hybridMultilevel"/>
     <w:tmpl w:val="74BE2E7C"/>
@@ -17481,7 +17729,7 @@
       </w:rPr>
     </w:lvl>
   </w:abstractNum>
-  <w:abstractNum w:abstractNumId="28" w15:restartNumberingAfterBreak="0">
+  <w:abstractNum w:abstractNumId="29" w15:restartNumberingAfterBreak="0">
     <w:nsid w:val="73C75B9D"/>
     <w:multiLevelType w:val="hybridMultilevel"/>
     <w:tmpl w:val="D9F66DE6"/>
@@ -17594,7 +17842,7 @@
       </w:rPr>
     </w:lvl>
   </w:abstractNum>
-  <w:abstractNum w:abstractNumId="29" w15:restartNumberingAfterBreak="0">
+  <w:abstractNum w:abstractNumId="30" w15:restartNumberingAfterBreak="0">
     <w:nsid w:val="73D92ED7"/>
     <w:multiLevelType w:val="hybridMultilevel"/>
     <w:tmpl w:val="45C034DE"/>
@@ -17707,7 +17955,7 @@
       </w:rPr>
     </w:lvl>
   </w:abstractNum>
-  <w:abstractNum w:abstractNumId="30" w15:restartNumberingAfterBreak="0">
+  <w:abstractNum w:abstractNumId="31" w15:restartNumberingAfterBreak="0">
     <w:nsid w:val="776E0360"/>
     <w:multiLevelType w:val="hybridMultilevel"/>
     <w:tmpl w:val="69FC5988"/>
@@ -17820,14 +18068,14 @@
       </w:pPr>
     </w:lvl>
   </w:abstractNum>
-  <w:abstractNum w:abstractNumId="31" w15:restartNumberingAfterBreak="0">
+  <w:abstractNum w:abstractNumId="32" w15:restartNumberingAfterBreak="0">
     <w:nsid w:val="78214AF1"/>
     <w:multiLevelType w:val="multilevel"/>
-    <w:tmpl w:val="AB208A6C"/>
+    <w:tmpl w:val="769E222A"/>
     <w:lvl w:ilvl="0">
       <w:start w:val="1"/>
-      <w:numFmt w:val="bullet"/>
-      <w:lvlText w:val=""/>
+      <w:numFmt w:val="decimal"/>
+      <w:lvlText w:val="%1."/>
       <w:lvlJc w:val="left"/>
       <w:pPr>
         <w:tabs>
@@ -17836,7 +18084,7 @@
         <w:ind w:left="720" w:hanging="360"/>
       </w:pPr>
       <w:rPr>
-        <w:rFonts w:ascii="Symbol" w:hAnsi="Symbol" w:hint="default"/>
+        <w:rFonts w:hint="default"/>
         <w:sz w:val="20"/>
       </w:rPr>
     </w:lvl>
@@ -17969,7 +18217,7 @@
       </w:rPr>
     </w:lvl>
   </w:abstractNum>
-  <w:abstractNum w:abstractNumId="32" w15:restartNumberingAfterBreak="0">
+  <w:abstractNum w:abstractNumId="33" w15:restartNumberingAfterBreak="0">
     <w:nsid w:val="797E2341"/>
     <w:multiLevelType w:val="hybridMultilevel"/>
     <w:tmpl w:val="3D02E194"/>
@@ -18082,7 +18330,7 @@
       </w:rPr>
     </w:lvl>
   </w:abstractNum>
-  <w:abstractNum w:abstractNumId="33" w15:restartNumberingAfterBreak="0">
+  <w:abstractNum w:abstractNumId="34" w15:restartNumberingAfterBreak="0">
     <w:nsid w:val="7B456BAD"/>
     <w:multiLevelType w:val="hybridMultilevel"/>
     <w:tmpl w:val="1C869EA2"/>
@@ -18195,7 +18443,7 @@
       </w:rPr>
     </w:lvl>
   </w:abstractNum>
-  <w:abstractNum w:abstractNumId="34" w15:restartNumberingAfterBreak="0">
+  <w:abstractNum w:abstractNumId="35" w15:restartNumberingAfterBreak="0">
     <w:nsid w:val="7FA81D2A"/>
     <w:multiLevelType w:val="hybridMultilevel"/>
     <w:tmpl w:val="05249358"/>
@@ -18309,10 +18557,10 @@
     </w:lvl>
   </w:abstractNum>
   <w:num w:numId="1" w16cid:durableId="792482711">
-    <w:abstractNumId w:val="30"/>
+    <w:abstractNumId w:val="31"/>
   </w:num>
   <w:num w:numId="2" w16cid:durableId="2067756221">
-    <w:abstractNumId w:val="27"/>
+    <w:abstractNumId w:val="28"/>
   </w:num>
   <w:num w:numId="3" w16cid:durableId="719868787">
     <w:abstractNumId w:val="18"/>
@@ -18321,7 +18569,7 @@
     <w:abstractNumId w:val="17"/>
   </w:num>
   <w:num w:numId="5" w16cid:durableId="999309655">
-    <w:abstractNumId w:val="32"/>
+    <w:abstractNumId w:val="33"/>
   </w:num>
   <w:num w:numId="6" w16cid:durableId="647057760">
     <w:abstractNumId w:val="5"/>
@@ -18330,7 +18578,7 @@
     <w:abstractNumId w:val="4"/>
   </w:num>
   <w:num w:numId="8" w16cid:durableId="1743289594">
-    <w:abstractNumId w:val="22"/>
+    <w:abstractNumId w:val="23"/>
   </w:num>
   <w:num w:numId="9" w16cid:durableId="1773552071">
     <w:abstractNumId w:val="12"/>
@@ -18339,7 +18587,7 @@
     <w:abstractNumId w:val="1"/>
   </w:num>
   <w:num w:numId="11" w16cid:durableId="918518434">
-    <w:abstractNumId w:val="19"/>
+    <w:abstractNumId w:val="20"/>
   </w:num>
   <w:num w:numId="12" w16cid:durableId="1457019644">
     <w:abstractNumId w:val="13"/>
@@ -18354,7 +18602,7 @@
     <w:abstractNumId w:val="11"/>
   </w:num>
   <w:num w:numId="16" w16cid:durableId="1538276608">
-    <w:abstractNumId w:val="20"/>
+    <w:abstractNumId w:val="21"/>
   </w:num>
   <w:num w:numId="17" w16cid:durableId="1349405999">
     <w:abstractNumId w:val="16"/>
@@ -18372,46 +18620,49 @@
     <w:abstractNumId w:val="7"/>
   </w:num>
   <w:num w:numId="22" w16cid:durableId="1370297924">
-    <w:abstractNumId w:val="26"/>
+    <w:abstractNumId w:val="27"/>
   </w:num>
   <w:num w:numId="23" w16cid:durableId="569193154">
-    <w:abstractNumId w:val="33"/>
+    <w:abstractNumId w:val="34"/>
   </w:num>
   <w:num w:numId="24" w16cid:durableId="1961913852">
     <w:abstractNumId w:val="6"/>
   </w:num>
   <w:num w:numId="25" w16cid:durableId="2145926774">
-    <w:abstractNumId w:val="29"/>
+    <w:abstractNumId w:val="30"/>
   </w:num>
   <w:num w:numId="26" w16cid:durableId="1795099277">
-    <w:abstractNumId w:val="25"/>
+    <w:abstractNumId w:val="26"/>
   </w:num>
   <w:num w:numId="27" w16cid:durableId="2140026730">
     <w:abstractNumId w:val="2"/>
   </w:num>
   <w:num w:numId="28" w16cid:durableId="683437880">
-    <w:abstractNumId w:val="34"/>
+    <w:abstractNumId w:val="35"/>
   </w:num>
   <w:num w:numId="29" w16cid:durableId="1996061656">
-    <w:abstractNumId w:val="21"/>
+    <w:abstractNumId w:val="22"/>
   </w:num>
   <w:num w:numId="30" w16cid:durableId="1656570426">
-    <w:abstractNumId w:val="28"/>
+    <w:abstractNumId w:val="29"/>
   </w:num>
   <w:num w:numId="31" w16cid:durableId="1443038682">
     <w:abstractNumId w:val="8"/>
   </w:num>
   <w:num w:numId="32" w16cid:durableId="45104200">
-    <w:abstractNumId w:val="23"/>
+    <w:abstractNumId w:val="24"/>
   </w:num>
   <w:num w:numId="33" w16cid:durableId="1081373729">
-    <w:abstractNumId w:val="24"/>
+    <w:abstractNumId w:val="25"/>
   </w:num>
   <w:num w:numId="34" w16cid:durableId="1568682285">
     <w:abstractNumId w:val="15"/>
   </w:num>
   <w:num w:numId="35" w16cid:durableId="1979453160">
-    <w:abstractNumId w:val="31"/>
+    <w:abstractNumId w:val="32"/>
+  </w:num>
+  <w:num w:numId="36" w16cid:durableId="615215650">
+    <w:abstractNumId w:val="19"/>
   </w:num>
 </w:numbering>
 </file>
@@ -19003,6 +19254,7 @@
   <w:style w:type="character" w:default="1" w:styleId="DefaultParagraphFont">
     <w:name w:val="Default Paragraph Font"/>
     <w:uiPriority w:val="1"/>
+    <w:semiHidden/>
     <w:unhideWhenUsed/>
   </w:style>
   <w:style w:type="table" w:default="1" w:styleId="TableNormal">
@@ -20448,7 +20700,7 @@
     <w:charset w:val="00"/>
     <w:family w:val="swiss"/>
     <w:pitch w:val="variable"/>
-    <w:sig w:usb0="E4002EFF" w:usb1="C200247B" w:usb2="00000009" w:usb3="00000000" w:csb0="000001FF" w:csb1="00000000"/>
+    <w:sig w:usb0="E4002EFF" w:usb1="C000247B" w:usb2="00000009" w:usb3="00000000" w:csb0="000001FF" w:csb1="00000000"/>
   </w:font>
   <w:font w:name="MS PGothic">
     <w:panose1 w:val="020B0600070205080204"/>
@@ -20519,7 +20771,7 @@
     <w:charset w:val="00"/>
     <w:family w:val="swiss"/>
     <w:pitch w:val="variable"/>
-    <w:sig w:usb0="E4002EFF" w:usb1="C200247B" w:usb2="00000009" w:usb3="00000000" w:csb0="000001FF" w:csb1="00000000"/>
+    <w:sig w:usb0="E4002EFF" w:usb1="C000247B" w:usb2="00000009" w:usb3="00000000" w:csb0="000001FF" w:csb1="00000000"/>
   </w:font>
   <w:font w:name="Aptos">
     <w:charset w:val="00"/>
@@ -20557,8 +20809,10 @@
     <w:rsid w:val="001F5A26"/>
     <w:rsid w:val="00295619"/>
     <w:rsid w:val="00311034"/>
+    <w:rsid w:val="00334092"/>
     <w:rsid w:val="00433B6E"/>
     <w:rsid w:val="005952C8"/>
+    <w:rsid w:val="0074630A"/>
     <w:rsid w:val="00884B51"/>
     <w:rsid w:val="00A06D61"/>
     <w:rsid w:val="00A16247"/>
@@ -21476,6 +21730,21 @@
 </file>
 
 <file path=customXml/item3.xml><?xml version="1.0" encoding="utf-8"?>
+<?mso-contentType ?>
+<FormTemplates xmlns="http://schemas.microsoft.com/sharepoint/v3/contenttype/forms">
+  <Display>DocumentLibraryForm</Display>
+  <Edit>DocumentLibraryForm</Edit>
+  <New>DocumentLibraryForm</New>
+</FormTemplates>
+</file>
+
+<file path=customXml/item4.xml><?xml version="1.0" encoding="utf-8"?>
+<p:properties xmlns:p="http://schemas.microsoft.com/office/2006/metadata/properties" xmlns:xsi="http://www.w3.org/2001/XMLSchema-instance" xmlns:pc="http://schemas.microsoft.com/office/infopath/2007/PartnerControls">
+  <documentManagement/>
+</p:properties>
+</file>
+
+<file path=customXml/item5.xml><?xml version="1.0" encoding="utf-8"?>
 <ct:contentTypeSchema xmlns:ct="http://schemas.microsoft.com/office/2006/metadata/contentType" xmlns:ma="http://schemas.microsoft.com/office/2006/metadata/properties/metaAttributes" ct:_="" ma:_="" ma:contentTypeName="Document" ma:contentTypeID="0x010100D1B0AC6E341C214CA1177740CAC8D7DC" ma:contentTypeVersion="4" ma:contentTypeDescription="Create a new document." ma:contentTypeScope="" ma:versionID="ce21ab405493717f849015263f4cac0f">
   <xsd:schema xmlns:xsd="http://www.w3.org/2001/XMLSchema" xmlns:xs="http://www.w3.org/2001/XMLSchema" xmlns:p="http://schemas.microsoft.com/office/2006/metadata/properties" xmlns:ns3="ad3de044-db58-40bc-9b02-02e74a19a7b4" targetNamespace="http://schemas.microsoft.com/office/2006/metadata/properties" ma:root="true" ma:fieldsID="f1684962df42548ef4d646d48799caa7" ns3:_="">
     <xsd:import namespace="ad3de044-db58-40bc-9b02-02e74a19a7b4"/>
@@ -21619,21 +21888,6 @@
 </ct:contentTypeSchema>
 </file>
 
-<file path=customXml/item4.xml><?xml version="1.0" encoding="utf-8"?>
-<p:properties xmlns:p="http://schemas.microsoft.com/office/2006/metadata/properties" xmlns:xsi="http://www.w3.org/2001/XMLSchema-instance" xmlns:pc="http://schemas.microsoft.com/office/infopath/2007/PartnerControls">
-  <documentManagement/>
-</p:properties>
-</file>
-
-<file path=customXml/item5.xml><?xml version="1.0" encoding="utf-8"?>
-<?mso-contentType ?>
-<FormTemplates xmlns="http://schemas.microsoft.com/sharepoint/v3/contenttype/forms">
-  <Display>DocumentLibraryForm</Display>
-  <Edit>DocumentLibraryForm</Edit>
-  <New>DocumentLibraryForm</New>
-</FormTemplates>
-</file>
-
 <file path=customXml/itemProps1.xml><?xml version="1.0" encoding="utf-8"?>
 <ds:datastoreItem xmlns:ds="http://schemas.openxmlformats.org/officeDocument/2006/customXml" ds:itemID="{55AF091B-3C7A-41E3-B477-F2FDAA23CFDA}">
   <ds:schemaRefs>
@@ -21651,6 +21905,23 @@
 </file>
 
 <file path=customXml/itemProps3.xml><?xml version="1.0" encoding="utf-8"?>
+<ds:datastoreItem xmlns:ds="http://schemas.openxmlformats.org/officeDocument/2006/customXml" ds:itemID="{B50C7D59-6EEB-4094-8382-483A2CAE3FF9}">
+  <ds:schemaRefs>
+    <ds:schemaRef ds:uri="http://schemas.microsoft.com/sharepoint/v3/contenttype/forms"/>
+  </ds:schemaRefs>
+</ds:datastoreItem>
+</file>
+
+<file path=customXml/itemProps4.xml><?xml version="1.0" encoding="utf-8"?>
+<ds:datastoreItem xmlns:ds="http://schemas.openxmlformats.org/officeDocument/2006/customXml" ds:itemID="{12945E9A-1C17-49A9-B39F-E2F969E362E2}">
+  <ds:schemaRefs>
+    <ds:schemaRef ds:uri="http://schemas.microsoft.com/office/2006/metadata/properties"/>
+    <ds:schemaRef ds:uri="http://schemas.microsoft.com/office/infopath/2007/PartnerControls"/>
+  </ds:schemaRefs>
+</ds:datastoreItem>
+</file>
+
+<file path=customXml/itemProps5.xml><?xml version="1.0" encoding="utf-8"?>
 <ds:datastoreItem xmlns:ds="http://schemas.openxmlformats.org/officeDocument/2006/customXml" ds:itemID="{EAD2FB18-8996-4652-966F-6048F4222351}">
   <ds:schemaRefs>
     <ds:schemaRef ds:uri="http://schemas.microsoft.com/office/2006/metadata/contentType"/>
@@ -21666,21 +21937,4 @@
     <ds:schemaRef ds:uri="http://schemas.microsoft.com/internal/obd"/>
   </ds:schemaRefs>
 </ds:datastoreItem>
-</file>
-
-<file path=customXml/itemProps4.xml><?xml version="1.0" encoding="utf-8"?>
-<ds:datastoreItem xmlns:ds="http://schemas.openxmlformats.org/officeDocument/2006/customXml" ds:itemID="{12945E9A-1C17-49A9-B39F-E2F969E362E2}">
-  <ds:schemaRefs>
-    <ds:schemaRef ds:uri="http://schemas.microsoft.com/office/2006/metadata/properties"/>
-    <ds:schemaRef ds:uri="http://schemas.microsoft.com/office/infopath/2007/PartnerControls"/>
-  </ds:schemaRefs>
-</ds:datastoreItem>
-</file>
-
-<file path=customXml/itemProps5.xml><?xml version="1.0" encoding="utf-8"?>
-<ds:datastoreItem xmlns:ds="http://schemas.openxmlformats.org/officeDocument/2006/customXml" ds:itemID="{B50C7D59-6EEB-4094-8382-483A2CAE3FF9}">
-  <ds:schemaRefs>
-    <ds:schemaRef ds:uri="http://schemas.microsoft.com/sharepoint/v3/contenttype/forms"/>
-  </ds:schemaRefs>
-</ds:datastoreItem>
 </file>